--- a/User_Acceptance_Testing_(UAT)_Summary_Report_Template-1.docx
+++ b/User_Acceptance_Testing_(UAT)_Summary_Report_Template-1.docx
@@ -7,6 +7,7 @@
         <w:pStyle w:val="BodyText"/>
         <w:jc w:val="center"/>
         <w:rPr>
+          <w:rFonts w:ascii="Aptos Serif" w:hAnsi="Aptos Serif" w:cs="Aptos Serif"/>
           <w:b/>
           <w:bCs/>
           <w:spacing w:val="-21"/>
@@ -17,6 +18,7 @@
       </w:pPr>
       <w:r>
         <w:rPr>
+          <w:rFonts w:ascii="Aptos Serif" w:hAnsi="Aptos Serif" w:cs="Aptos Serif"/>
           <w:b/>
           <w:bCs/>
           <w:w w:val="120"/>
@@ -27,6 +29,7 @@
       </w:r>
       <w:r>
         <w:rPr>
+          <w:rFonts w:ascii="Aptos Serif" w:hAnsi="Aptos Serif" w:cs="Aptos Serif"/>
           <w:b/>
           <w:bCs/>
           <w:spacing w:val="-6"/>
@@ -38,6 +41,7 @@
       </w:r>
       <w:r>
         <w:rPr>
+          <w:rFonts w:ascii="Aptos Serif" w:hAnsi="Aptos Serif" w:cs="Aptos Serif"/>
           <w:b/>
           <w:bCs/>
           <w:w w:val="120"/>
@@ -48,6 +52,7 @@
       </w:r>
       <w:r>
         <w:rPr>
+          <w:rFonts w:ascii="Aptos Serif" w:hAnsi="Aptos Serif" w:cs="Aptos Serif"/>
           <w:b/>
           <w:bCs/>
           <w:spacing w:val="-3"/>
@@ -59,6 +64,7 @@
       </w:r>
       <w:r>
         <w:rPr>
+          <w:rFonts w:ascii="Aptos Serif" w:hAnsi="Aptos Serif" w:cs="Aptos Serif"/>
           <w:b/>
           <w:bCs/>
           <w:w w:val="120"/>
@@ -69,6 +75,7 @@
       </w:r>
       <w:r>
         <w:rPr>
+          <w:rFonts w:ascii="Aptos Serif" w:hAnsi="Aptos Serif" w:cs="Aptos Serif"/>
           <w:b/>
           <w:bCs/>
           <w:spacing w:val="-15"/>
@@ -80,6 +87,7 @@
       </w:r>
       <w:r>
         <w:rPr>
+          <w:rFonts w:ascii="Aptos Serif" w:hAnsi="Aptos Serif" w:cs="Aptos Serif"/>
           <w:b/>
           <w:bCs/>
           <w:w w:val="120"/>
@@ -94,6 +102,7 @@
         <w:pStyle w:val="BodyText"/>
         <w:jc w:val="center"/>
         <w:rPr>
+          <w:rFonts w:ascii="Aptos Serif" w:hAnsi="Aptos Serif" w:cs="Aptos Serif"/>
           <w:b/>
           <w:bCs/>
           <w:w w:val="120"/>
@@ -103,13 +112,14 @@
       </w:pPr>
       <w:r>
         <w:rPr>
+          <w:rFonts w:ascii="Aptos Serif" w:hAnsi="Aptos Serif" w:cs="Aptos Serif"/>
           <w:b/>
           <w:bCs/>
           <w:w w:val="120"/>
           <w:sz w:val="32"/>
           <w:szCs w:val="32"/>
         </w:rPr>
-        <w:t>Summary Report Template</w:t>
+        <w:t>Summary Report</w:t>
       </w:r>
     </w:p>
     <w:p>
@@ -117,106 +127,255 @@
         <w:pStyle w:val="BodyText"/>
         <w:jc w:val="center"/>
         <w:rPr>
-          <w:b/>
-          <w:bCs/>
-          <w:sz w:val="32"/>
-          <w:szCs w:val="32"/>
+          <w:rFonts w:ascii="Aptos Serif" w:hAnsi="Aptos Serif" w:cs="Aptos Serif"/>
+          <w:b/>
+          <w:bCs/>
+          <w:sz w:val="28"/>
+          <w:szCs w:val="28"/>
         </w:rPr>
       </w:pPr>
     </w:p>
     <w:p>
       <w:pPr>
         <w:pStyle w:val="Heading1"/>
-      </w:pPr>
-      <w:r>
+        <w:rPr>
+          <w:rFonts w:ascii="Aptos Serif" w:hAnsi="Aptos Serif" w:cs="Aptos Serif"/>
+          <w:b/>
+          <w:bCs/>
+          <w:sz w:val="28"/>
+          <w:szCs w:val="28"/>
+        </w:rPr>
+      </w:pPr>
+      <w:r>
+        <w:rPr>
+          <w:rFonts w:ascii="Aptos Serif" w:hAnsi="Aptos Serif" w:cs="Aptos Serif"/>
+          <w:b/>
+          <w:bCs/>
+          <w:sz w:val="28"/>
+          <w:szCs w:val="28"/>
+        </w:rPr>
         <w:t xml:space="preserve">Report Identifier </w:t>
       </w:r>
     </w:p>
     <w:p>
       <w:pPr>
         <w:pStyle w:val="BodyText"/>
-      </w:pPr>
-      <w:r>
+        <w:rPr>
+          <w:rFonts w:ascii="Aptos Serif" w:hAnsi="Aptos Serif" w:cs="Aptos Serif"/>
+        </w:rPr>
+      </w:pPr>
+      <w:r>
+        <w:rPr>
+          <w:rFonts w:ascii="Aptos Serif" w:hAnsi="Aptos Serif" w:cs="Aptos Serif"/>
+        </w:rPr>
         <w:t>SR-BOWLING-001</w:t>
       </w:r>
     </w:p>
     <w:p>
       <w:pPr>
         <w:pStyle w:val="BodyText"/>
+        <w:rPr>
+          <w:rFonts w:ascii="Aptos Serif" w:hAnsi="Aptos Serif" w:cs="Aptos Serif"/>
+          <w:sz w:val="28"/>
+          <w:szCs w:val="28"/>
+        </w:rPr>
       </w:pPr>
     </w:p>
     <w:p>
       <w:pPr>
         <w:pStyle w:val="Heading1"/>
-      </w:pPr>
-      <w:r>
+        <w:rPr>
+          <w:rFonts w:ascii="Aptos Serif" w:hAnsi="Aptos Serif" w:cs="Aptos Serif"/>
+          <w:b/>
+          <w:bCs/>
+          <w:sz w:val="24"/>
+          <w:szCs w:val="24"/>
+        </w:rPr>
+      </w:pPr>
+      <w:r>
+        <w:rPr>
+          <w:rFonts w:ascii="Aptos Serif" w:hAnsi="Aptos Serif" w:cs="Aptos Serif"/>
+          <w:b/>
+          <w:bCs/>
+          <w:sz w:val="24"/>
+          <w:szCs w:val="24"/>
+        </w:rPr>
         <w:t>Introduction</w:t>
       </w:r>
     </w:p>
     <w:p>
       <w:pPr>
         <w:pStyle w:val="BodyText"/>
-      </w:pPr>
-      <w:r>
-        <w:t xml:space="preserve">This UAT Summary Report provides an overview of the User Acceptance Testing activities conducted for </w:t>
-      </w:r>
-      <w:r>
-        <w:t xml:space="preserve">Bowling Game application. The testing focused on verifying the correctness of the scoring system based on standard bowling rules. The report </w:t>
-      </w:r>
-      <w:r>
-        <w:t>summarizes</w:t>
-      </w:r>
-      <w:r>
-        <w:t xml:space="preserve"> the testing process, results, issues found, and overall system performance.</w:t>
+        <w:rPr>
+          <w:rFonts w:ascii="Aptos Serif" w:hAnsi="Aptos Serif" w:cs="Aptos Serif"/>
+        </w:rPr>
+      </w:pPr>
+      <w:r>
+        <w:rPr>
+          <w:rFonts w:ascii="Aptos Serif" w:hAnsi="Aptos Serif" w:cs="Aptos Serif"/>
+        </w:rPr>
+        <w:t>This report will outline the tests that were done for the Bowling Game application. The objective of these tests was to verify if the application is functioning as desired from a user's point of view based on the standard bowling rules. The emphasis was on ensuring that the application is functioning as desired during gameplay</w:t>
+      </w:r>
+      <w:r>
+        <w:rPr>
+          <w:rFonts w:ascii="Aptos Serif" w:hAnsi="Aptos Serif" w:cs="Aptos Serif"/>
+          <w:b/>
+          <w:bCs/>
+        </w:rPr>
+        <w:t>.</w:t>
+      </w:r>
+      <w:r>
+        <w:rPr>
+          <w:rFonts w:ascii="Aptos Serif" w:hAnsi="Aptos Serif" w:cs="Aptos Serif"/>
+          <w:b/>
+          <w:bCs/>
+        </w:rPr>
+        <w:t xml:space="preserve"> </w:t>
+      </w:r>
+      <w:r>
+        <w:rPr>
+          <w:rFonts w:ascii="Aptos Serif" w:hAnsi="Aptos Serif" w:cs="Aptos Serif"/>
+        </w:rPr>
+        <w:t>The testing was carried out using different gameplay scenarios to simulate how a user would interact with the system.</w:t>
       </w:r>
     </w:p>
     <w:p>
       <w:pPr>
         <w:pStyle w:val="BodyText"/>
-      </w:pPr>
-      <w:proofErr w:type="spellStart"/>
-      <w:r>
-        <w:t>Pupose</w:t>
-      </w:r>
-      <w:proofErr w:type="spellEnd"/>
-      <w:r>
+        <w:rPr>
+          <w:rFonts w:ascii="Aptos Serif" w:hAnsi="Aptos Serif" w:cs="Aptos Serif"/>
+          <w:b/>
+          <w:bCs/>
+        </w:rPr>
+      </w:pPr>
+      <w:r>
+        <w:rPr>
+          <w:rFonts w:ascii="Aptos Serif" w:hAnsi="Aptos Serif" w:cs="Aptos Serif"/>
+          <w:b/>
+          <w:bCs/>
+        </w:rPr>
+        <w:t>Purpose</w:t>
+      </w:r>
+      <w:r>
+        <w:rPr>
+          <w:rFonts w:ascii="Aptos Serif" w:hAnsi="Aptos Serif" w:cs="Aptos Serif"/>
+          <w:b/>
+          <w:bCs/>
+        </w:rPr>
         <w:t>:</w:t>
       </w:r>
+      <w:r>
+        <w:rPr>
+          <w:rFonts w:ascii="Aptos Serif" w:hAnsi="Aptos Serif" w:cs="Aptos Serif"/>
+          <w:b/>
+          <w:bCs/>
+        </w:rPr>
+        <w:t xml:space="preserve"> </w:t>
+      </w:r>
     </w:p>
     <w:p>
       <w:pPr>
         <w:pStyle w:val="BodyText"/>
-      </w:pPr>
-      <w:r>
-        <w:t>T</w:t>
-      </w:r>
-      <w:r>
-        <w:t>he purpose of this report is to communicate the outcomes of the UAT phase to all relevant stakeholders, including project management, development teams, and business owners. It provides a concise summary of the testing eﬀort, highlights key ﬁndings, and recommends the next steps.</w:t>
+        <w:rPr>
+          <w:rFonts w:ascii="Aptos Serif" w:hAnsi="Aptos Serif" w:cs="Aptos Serif"/>
+          <w:w w:val="90"/>
+          <w:szCs w:val="24"/>
+        </w:rPr>
+      </w:pPr>
+      <w:r>
+        <w:rPr>
+          <w:rFonts w:ascii="Aptos Serif" w:hAnsi="Aptos Serif" w:cs="Aptos Serif"/>
+          <w:w w:val="90"/>
+          <w:szCs w:val="24"/>
+        </w:rPr>
+        <w:t>The objective of this report is to convey the results of the UAT phase to all relevant stakeholders. This     report will be a summary of the testing e</w:t>
+      </w:r>
+      <w:r>
+        <w:rPr>
+          <w:rFonts w:ascii="Arial" w:hAnsi="Arial" w:cs="Arial"/>
+          <w:w w:val="90"/>
+          <w:szCs w:val="24"/>
+        </w:rPr>
+        <w:t>ﬀ</w:t>
+      </w:r>
+      <w:r>
+        <w:rPr>
+          <w:rFonts w:ascii="Aptos Serif" w:hAnsi="Aptos Serif" w:cs="Aptos Serif"/>
+          <w:w w:val="90"/>
+          <w:szCs w:val="24"/>
+        </w:rPr>
+        <w:t xml:space="preserve">ort, highlighting the </w:t>
+      </w:r>
+      <w:r>
+        <w:rPr>
+          <w:rFonts w:ascii="Arial" w:hAnsi="Arial" w:cs="Arial"/>
+          <w:w w:val="90"/>
+          <w:szCs w:val="24"/>
+        </w:rPr>
+        <w:t>ﬁ</w:t>
+      </w:r>
+      <w:r>
+        <w:rPr>
+          <w:rFonts w:ascii="Aptos Serif" w:hAnsi="Aptos Serif" w:cs="Aptos Serif"/>
+          <w:w w:val="90"/>
+          <w:szCs w:val="24"/>
+        </w:rPr>
+        <w:t>ndings, and providing suggestions for the next course of action.</w:t>
       </w:r>
     </w:p>
     <w:p>
       <w:pPr>
         <w:pStyle w:val="BodyText"/>
+        <w:rPr>
+          <w:rFonts w:ascii="Aptos Serif" w:hAnsi="Aptos Serif" w:cs="Aptos Serif"/>
+          <w:b/>
+          <w:bCs/>
+          <w:szCs w:val="24"/>
+        </w:rPr>
       </w:pPr>
     </w:p>
     <w:p>
       <w:pPr>
         <w:pStyle w:val="Heading1"/>
-      </w:pPr>
-      <w:r>
-        <w:rPr>
+        <w:rPr>
+          <w:rFonts w:ascii="Aptos Serif" w:hAnsi="Aptos Serif" w:cs="Aptos Serif"/>
+          <w:b/>
+          <w:bCs/>
+          <w:sz w:val="24"/>
+          <w:szCs w:val="24"/>
+        </w:rPr>
+      </w:pPr>
+      <w:r>
+        <w:rPr>
+          <w:rFonts w:ascii="Aptos Serif" w:hAnsi="Aptos Serif" w:cs="Aptos Serif"/>
+          <w:b/>
+          <w:bCs/>
           <w:w w:val="90"/>
+          <w:sz w:val="24"/>
+          <w:szCs w:val="24"/>
         </w:rPr>
         <w:t>Project</w:t>
       </w:r>
       <w:r>
         <w:rPr>
+          <w:rFonts w:ascii="Aptos Serif" w:hAnsi="Aptos Serif" w:cs="Aptos Serif"/>
+          <w:b/>
+          <w:bCs/>
           <w:spacing w:val="-12"/>
           <w:w w:val="90"/>
+          <w:sz w:val="24"/>
+          <w:szCs w:val="24"/>
         </w:rPr>
         <w:t xml:space="preserve"> </w:t>
       </w:r>
       <w:r>
+        <w:rPr>
+          <w:rFonts w:ascii="Aptos Serif" w:hAnsi="Aptos Serif" w:cs="Aptos Serif"/>
+          <w:b/>
+          <w:bCs/>
+          <w:sz w:val="24"/>
+          <w:szCs w:val="24"/>
+        </w:rPr>
         <w:t>Information</w:t>
       </w:r>
     </w:p>
@@ -225,15 +384,15 @@
         <w:pStyle w:val="BodyText"/>
         <w:spacing w:before="5"/>
         <w:rPr>
-          <w:rFonts w:cs="Times New Roman"/>
-          <w:sz w:val="17"/>
+          <w:rFonts w:ascii="Aptos Serif" w:hAnsi="Aptos Serif" w:cs="Aptos Serif"/>
+          <w:szCs w:val="24"/>
         </w:rPr>
       </w:pPr>
     </w:p>
     <w:tbl>
       <w:tblPr>
         <w:tblW w:w="0" w:type="auto"/>
-        <w:tblInd w:w="154" w:type="dxa"/>
+        <w:tblInd w:w="-15" w:type="dxa"/>
         <w:tblBorders>
           <w:top w:val="single" w:sz="12" w:space="0" w:color="auto"/>
           <w:left w:val="single" w:sz="12" w:space="0" w:color="auto"/>
@@ -250,31 +409,37 @@
         <w:tblLook w:val="01E0" w:firstRow="1" w:lastRow="1" w:firstColumn="1" w:lastColumn="1" w:noHBand="0" w:noVBand="0"/>
       </w:tblPr>
       <w:tblGrid>
-        <w:gridCol w:w="3547"/>
-        <w:gridCol w:w="6667"/>
+        <w:gridCol w:w="2849"/>
+        <w:gridCol w:w="5359"/>
       </w:tblGrid>
       <w:tr>
         <w:trPr>
-          <w:trHeight w:val="599"/>
+          <w:trHeight w:val="264"/>
         </w:trPr>
         <w:tc>
           <w:tcPr>
-            <w:tcW w:w="3547" w:type="dxa"/>
+            <w:tcW w:w="2849" w:type="dxa"/>
           </w:tcPr>
           <w:p>
             <w:pPr>
               <w:pStyle w:val="TableParagraph"/>
               <w:rPr>
-                <w:rFonts w:ascii="Times New Roman" w:hAnsi="Times New Roman" w:cs="Times New Roman"/>
-                <w:sz w:val="29"/>
+                <w:rFonts w:ascii="Aptos Serif" w:hAnsi="Aptos Serif" w:cs="Aptos Serif"/>
+                <w:b/>
+                <w:bCs/>
+                <w:sz w:val="24"/>
+                <w:szCs w:val="24"/>
               </w:rPr>
             </w:pPr>
             <w:r>
               <w:rPr>
-                <w:rFonts w:ascii="Times New Roman" w:hAnsi="Times New Roman" w:cs="Times New Roman"/>
+                <w:rFonts w:ascii="Aptos Serif" w:hAnsi="Aptos Serif" w:cs="Aptos Serif"/>
+                <w:b/>
+                <w:bCs/>
                 <w:color w:val="33322D"/>
                 <w:spacing w:val="-2"/>
-                <w:sz w:val="29"/>
+                <w:sz w:val="24"/>
+                <w:szCs w:val="24"/>
               </w:rPr>
               <w:t>Field</w:t>
             </w:r>
@@ -282,24 +447,30 @@
         </w:tc>
         <w:tc>
           <w:tcPr>
-            <w:tcW w:w="6667" w:type="dxa"/>
+            <w:tcW w:w="5359" w:type="dxa"/>
           </w:tcPr>
           <w:p>
             <w:pPr>
               <w:pStyle w:val="TableParagraph"/>
               <w:ind w:left="205"/>
               <w:rPr>
-                <w:rFonts w:ascii="Times New Roman" w:hAnsi="Times New Roman" w:cs="Times New Roman"/>
-                <w:sz w:val="29"/>
+                <w:rFonts w:ascii="Aptos Serif" w:hAnsi="Aptos Serif" w:cs="Aptos Serif"/>
+                <w:b/>
+                <w:bCs/>
+                <w:sz w:val="24"/>
+                <w:szCs w:val="24"/>
               </w:rPr>
             </w:pPr>
             <w:r>
               <w:rPr>
-                <w:rFonts w:ascii="Times New Roman" w:hAnsi="Times New Roman" w:cs="Times New Roman"/>
+                <w:rFonts w:ascii="Aptos Serif" w:hAnsi="Aptos Serif" w:cs="Aptos Serif"/>
+                <w:b/>
+                <w:bCs/>
                 <w:color w:val="33322D"/>
                 <w:spacing w:val="-2"/>
                 <w:w w:val="95"/>
-                <w:sz w:val="29"/>
+                <w:sz w:val="24"/>
+                <w:szCs w:val="24"/>
               </w:rPr>
               <w:t>Value</w:t>
             </w:r>
@@ -308,11 +479,11 @@
       </w:tr>
       <w:tr>
         <w:trPr>
-          <w:trHeight w:val="599"/>
+          <w:trHeight w:val="264"/>
         </w:trPr>
         <w:tc>
           <w:tcPr>
-            <w:tcW w:w="3547" w:type="dxa"/>
+            <w:tcW w:w="2849" w:type="dxa"/>
             <w:shd w:val="clear" w:color="auto" w:fill="F7F7F6"/>
           </w:tcPr>
           <w:p>
@@ -320,38 +491,42 @@
               <w:pStyle w:val="TableParagraph"/>
               <w:spacing w:before="142"/>
               <w:rPr>
-                <w:rFonts w:ascii="Times New Roman" w:hAnsi="Times New Roman" w:cs="Times New Roman"/>
+                <w:rFonts w:ascii="Aptos Serif" w:hAnsi="Aptos Serif" w:cs="Aptos Serif"/>
                 <w:b/>
-                <w:sz w:val="28"/>
+                <w:sz w:val="24"/>
+                <w:szCs w:val="24"/>
               </w:rPr>
             </w:pPr>
             <w:r>
               <w:rPr>
-                <w:rFonts w:ascii="Times New Roman" w:hAnsi="Times New Roman" w:cs="Times New Roman"/>
+                <w:rFonts w:ascii="Aptos Serif" w:hAnsi="Aptos Serif" w:cs="Aptos Serif"/>
                 <w:b/>
                 <w:color w:val="33322D"/>
                 <w:w w:val="85"/>
-                <w:sz w:val="28"/>
+                <w:sz w:val="24"/>
+                <w:szCs w:val="24"/>
               </w:rPr>
               <w:t>Project</w:t>
             </w:r>
             <w:r>
               <w:rPr>
-                <w:rFonts w:ascii="Times New Roman" w:hAnsi="Times New Roman" w:cs="Times New Roman"/>
+                <w:rFonts w:ascii="Aptos Serif" w:hAnsi="Aptos Serif" w:cs="Aptos Serif"/>
                 <w:b/>
                 <w:color w:val="33322D"/>
                 <w:spacing w:val="13"/>
-                <w:sz w:val="28"/>
+                <w:sz w:val="24"/>
+                <w:szCs w:val="24"/>
               </w:rPr>
               <w:t xml:space="preserve"> </w:t>
             </w:r>
             <w:r>
               <w:rPr>
-                <w:rFonts w:ascii="Times New Roman" w:hAnsi="Times New Roman" w:cs="Times New Roman"/>
+                <w:rFonts w:ascii="Aptos Serif" w:hAnsi="Aptos Serif" w:cs="Aptos Serif"/>
                 <w:b/>
                 <w:color w:val="33322D"/>
                 <w:spacing w:val="-4"/>
-                <w:sz w:val="28"/>
+                <w:sz w:val="24"/>
+                <w:szCs w:val="24"/>
               </w:rPr>
               <w:t>Name</w:t>
             </w:r>
@@ -359,7 +534,7 @@
         </w:tc>
         <w:tc>
           <w:tcPr>
-            <w:tcW w:w="6667" w:type="dxa"/>
+            <w:tcW w:w="5359" w:type="dxa"/>
             <w:shd w:val="clear" w:color="auto" w:fill="F7F7F6"/>
           </w:tcPr>
           <w:p>
@@ -367,16 +542,18 @@
               <w:pStyle w:val="TableParagraph"/>
               <w:ind w:left="205"/>
               <w:rPr>
-                <w:rFonts w:ascii="Times New Roman" w:hAnsi="Times New Roman" w:cs="Times New Roman"/>
-                <w:sz w:val="29"/>
+                <w:rFonts w:ascii="Aptos Serif" w:hAnsi="Aptos Serif" w:cs="Aptos Serif"/>
+                <w:sz w:val="24"/>
+                <w:szCs w:val="24"/>
               </w:rPr>
             </w:pPr>
             <w:r>
               <w:rPr>
-                <w:rFonts w:ascii="Times New Roman" w:hAnsi="Times New Roman" w:cs="Times New Roman"/>
+                <w:rFonts w:ascii="Aptos Serif" w:hAnsi="Aptos Serif" w:cs="Aptos Serif"/>
                 <w:color w:val="33322D"/>
                 <w:w w:val="85"/>
-                <w:sz w:val="29"/>
+                <w:sz w:val="24"/>
+                <w:szCs w:val="24"/>
               </w:rPr>
               <w:t>Bowling Game Application</w:t>
             </w:r>
@@ -385,11 +562,11 @@
       </w:tr>
       <w:tr>
         <w:trPr>
-          <w:trHeight w:val="599"/>
+          <w:trHeight w:val="264"/>
         </w:trPr>
         <w:tc>
           <w:tcPr>
-            <w:tcW w:w="3547" w:type="dxa"/>
+            <w:tcW w:w="2849" w:type="dxa"/>
             <w:shd w:val="clear" w:color="auto" w:fill="F7F7F6"/>
           </w:tcPr>
           <w:p>
@@ -397,18 +574,20 @@
               <w:pStyle w:val="TableParagraph"/>
               <w:spacing w:before="142"/>
               <w:rPr>
-                <w:rFonts w:ascii="Times New Roman" w:hAnsi="Times New Roman" w:cs="Times New Roman"/>
+                <w:rFonts w:ascii="Aptos Serif" w:hAnsi="Aptos Serif" w:cs="Aptos Serif"/>
                 <w:b/>
-                <w:sz w:val="28"/>
+                <w:sz w:val="24"/>
+                <w:szCs w:val="24"/>
               </w:rPr>
             </w:pPr>
             <w:r>
               <w:rPr>
-                <w:rFonts w:ascii="Times New Roman" w:hAnsi="Times New Roman" w:cs="Times New Roman"/>
+                <w:rFonts w:ascii="Aptos Serif" w:hAnsi="Aptos Serif" w:cs="Aptos Serif"/>
                 <w:b/>
                 <w:color w:val="33322D"/>
                 <w:spacing w:val="-4"/>
-                <w:sz w:val="28"/>
+                <w:sz w:val="24"/>
+                <w:szCs w:val="24"/>
               </w:rPr>
               <w:t>System/Module</w:t>
             </w:r>
@@ -416,7 +595,7 @@
         </w:tc>
         <w:tc>
           <w:tcPr>
-            <w:tcW w:w="6667" w:type="dxa"/>
+            <w:tcW w:w="5359" w:type="dxa"/>
             <w:shd w:val="clear" w:color="auto" w:fill="F7F7F6"/>
           </w:tcPr>
           <w:p>
@@ -427,16 +606,18 @@
               </w:tabs>
               <w:ind w:left="205"/>
               <w:rPr>
-                <w:rFonts w:ascii="Times New Roman" w:hAnsi="Times New Roman" w:cs="Times New Roman"/>
-                <w:sz w:val="29"/>
+                <w:rFonts w:ascii="Aptos Serif" w:hAnsi="Aptos Serif" w:cs="Aptos Serif"/>
+                <w:sz w:val="24"/>
+                <w:szCs w:val="24"/>
               </w:rPr>
             </w:pPr>
             <w:r>
               <w:rPr>
-                <w:rFonts w:ascii="Times New Roman" w:hAnsi="Times New Roman" w:cs="Times New Roman"/>
+                <w:rFonts w:ascii="Aptos Serif" w:hAnsi="Aptos Serif" w:cs="Aptos Serif"/>
                 <w:color w:val="33322D"/>
                 <w:w w:val="85"/>
-                <w:sz w:val="29"/>
+                <w:sz w:val="24"/>
+                <w:szCs w:val="24"/>
               </w:rPr>
               <w:t>Backend Scoring System</w:t>
             </w:r>
@@ -445,11 +626,11 @@
       </w:tr>
       <w:tr>
         <w:trPr>
-          <w:trHeight w:val="599"/>
+          <w:trHeight w:val="264"/>
         </w:trPr>
         <w:tc>
           <w:tcPr>
-            <w:tcW w:w="3547" w:type="dxa"/>
+            <w:tcW w:w="2849" w:type="dxa"/>
             <w:shd w:val="clear" w:color="auto" w:fill="F7F7F6"/>
           </w:tcPr>
           <w:p>
@@ -457,61 +638,67 @@
               <w:pStyle w:val="TableParagraph"/>
               <w:spacing w:before="142"/>
               <w:rPr>
-                <w:rFonts w:ascii="Times New Roman" w:hAnsi="Times New Roman" w:cs="Times New Roman"/>
+                <w:rFonts w:ascii="Aptos Serif" w:hAnsi="Aptos Serif" w:cs="Aptos Serif"/>
                 <w:b/>
-                <w:sz w:val="28"/>
+                <w:sz w:val="24"/>
+                <w:szCs w:val="24"/>
               </w:rPr>
             </w:pPr>
             <w:r>
               <w:rPr>
-                <w:rFonts w:ascii="Times New Roman" w:hAnsi="Times New Roman" w:cs="Times New Roman"/>
+                <w:rFonts w:ascii="Aptos Serif" w:hAnsi="Aptos Serif" w:cs="Aptos Serif"/>
                 <w:b/>
                 <w:color w:val="33322D"/>
                 <w:w w:val="85"/>
-                <w:sz w:val="28"/>
+                <w:sz w:val="24"/>
+                <w:szCs w:val="24"/>
               </w:rPr>
               <w:t>UAT</w:t>
             </w:r>
             <w:r>
               <w:rPr>
-                <w:rFonts w:ascii="Times New Roman" w:hAnsi="Times New Roman" w:cs="Times New Roman"/>
+                <w:rFonts w:ascii="Aptos Serif" w:hAnsi="Aptos Serif" w:cs="Aptos Serif"/>
                 <w:b/>
                 <w:color w:val="33322D"/>
                 <w:spacing w:val="-8"/>
                 <w:w w:val="85"/>
-                <w:sz w:val="28"/>
+                <w:sz w:val="24"/>
+                <w:szCs w:val="24"/>
               </w:rPr>
               <w:t xml:space="preserve"> </w:t>
             </w:r>
             <w:r>
               <w:rPr>
-                <w:rFonts w:ascii="Times New Roman" w:hAnsi="Times New Roman" w:cs="Times New Roman"/>
+                <w:rFonts w:ascii="Aptos Serif" w:hAnsi="Aptos Serif" w:cs="Aptos Serif"/>
                 <w:b/>
                 <w:color w:val="33322D"/>
                 <w:w w:val="85"/>
-                <w:sz w:val="28"/>
+                <w:sz w:val="24"/>
+                <w:szCs w:val="24"/>
               </w:rPr>
               <w:t>Start</w:t>
             </w:r>
             <w:r>
               <w:rPr>
-                <w:rFonts w:ascii="Times New Roman" w:hAnsi="Times New Roman" w:cs="Times New Roman"/>
+                <w:rFonts w:ascii="Aptos Serif" w:hAnsi="Aptos Serif" w:cs="Aptos Serif"/>
                 <w:b/>
                 <w:color w:val="33322D"/>
                 <w:spacing w:val="-8"/>
                 <w:w w:val="85"/>
-                <w:sz w:val="28"/>
+                <w:sz w:val="24"/>
+                <w:szCs w:val="24"/>
               </w:rPr>
               <w:t xml:space="preserve"> </w:t>
             </w:r>
             <w:r>
               <w:rPr>
-                <w:rFonts w:ascii="Times New Roman" w:hAnsi="Times New Roman" w:cs="Times New Roman"/>
+                <w:rFonts w:ascii="Aptos Serif" w:hAnsi="Aptos Serif" w:cs="Aptos Serif"/>
                 <w:b/>
                 <w:color w:val="33322D"/>
                 <w:spacing w:val="-4"/>
                 <w:w w:val="85"/>
-                <w:sz w:val="28"/>
+                <w:sz w:val="24"/>
+                <w:szCs w:val="24"/>
               </w:rPr>
               <w:t>Date</w:t>
             </w:r>
@@ -519,7 +706,7 @@
         </w:tc>
         <w:tc>
           <w:tcPr>
-            <w:tcW w:w="6667" w:type="dxa"/>
+            <w:tcW w:w="5359" w:type="dxa"/>
             <w:shd w:val="clear" w:color="auto" w:fill="F7F7F6"/>
           </w:tcPr>
           <w:p>
@@ -527,16 +714,18 @@
               <w:pStyle w:val="TableParagraph"/>
               <w:ind w:left="205"/>
               <w:rPr>
-                <w:rFonts w:ascii="Times New Roman" w:hAnsi="Times New Roman" w:cs="Times New Roman"/>
-                <w:sz w:val="29"/>
+                <w:rFonts w:ascii="Aptos Serif" w:hAnsi="Aptos Serif" w:cs="Aptos Serif"/>
+                <w:sz w:val="24"/>
+                <w:szCs w:val="24"/>
               </w:rPr>
             </w:pPr>
             <w:r>
               <w:rPr>
-                <w:rFonts w:ascii="Times New Roman" w:hAnsi="Times New Roman" w:cs="Times New Roman"/>
+                <w:rFonts w:ascii="Aptos Serif" w:hAnsi="Aptos Serif" w:cs="Aptos Serif"/>
                 <w:color w:val="33322D"/>
                 <w:w w:val="80"/>
-                <w:sz w:val="29"/>
+                <w:sz w:val="24"/>
+                <w:szCs w:val="24"/>
               </w:rPr>
               <w:t>01/04/2026</w:t>
             </w:r>
@@ -545,11 +734,11 @@
       </w:tr>
       <w:tr>
         <w:trPr>
-          <w:trHeight w:val="599"/>
+          <w:trHeight w:val="264"/>
         </w:trPr>
         <w:tc>
           <w:tcPr>
-            <w:tcW w:w="3547" w:type="dxa"/>
+            <w:tcW w:w="2849" w:type="dxa"/>
             <w:shd w:val="clear" w:color="auto" w:fill="F7F7F6"/>
           </w:tcPr>
           <w:p>
@@ -557,59 +746,65 @@
               <w:pStyle w:val="TableParagraph"/>
               <w:spacing w:before="142"/>
               <w:rPr>
-                <w:rFonts w:ascii="Times New Roman" w:hAnsi="Times New Roman" w:cs="Times New Roman"/>
+                <w:rFonts w:ascii="Aptos Serif" w:hAnsi="Aptos Serif" w:cs="Aptos Serif"/>
                 <w:b/>
-                <w:sz w:val="28"/>
+                <w:sz w:val="24"/>
+                <w:szCs w:val="24"/>
               </w:rPr>
             </w:pPr>
             <w:r>
               <w:rPr>
-                <w:rFonts w:ascii="Times New Roman" w:hAnsi="Times New Roman" w:cs="Times New Roman"/>
+                <w:rFonts w:ascii="Aptos Serif" w:hAnsi="Aptos Serif" w:cs="Aptos Serif"/>
                 <w:b/>
                 <w:color w:val="33322D"/>
                 <w:w w:val="80"/>
-                <w:sz w:val="28"/>
+                <w:sz w:val="24"/>
+                <w:szCs w:val="24"/>
               </w:rPr>
               <w:t>UAT</w:t>
             </w:r>
             <w:r>
               <w:rPr>
-                <w:rFonts w:ascii="Times New Roman" w:hAnsi="Times New Roman" w:cs="Times New Roman"/>
+                <w:rFonts w:ascii="Aptos Serif" w:hAnsi="Aptos Serif" w:cs="Aptos Serif"/>
                 <w:b/>
                 <w:color w:val="33322D"/>
                 <w:spacing w:val="-11"/>
-                <w:sz w:val="28"/>
+                <w:sz w:val="24"/>
+                <w:szCs w:val="24"/>
               </w:rPr>
               <w:t xml:space="preserve"> </w:t>
             </w:r>
             <w:r>
               <w:rPr>
-                <w:rFonts w:ascii="Times New Roman" w:hAnsi="Times New Roman" w:cs="Times New Roman"/>
+                <w:rFonts w:ascii="Aptos Serif" w:hAnsi="Aptos Serif" w:cs="Aptos Serif"/>
                 <w:b/>
                 <w:color w:val="33322D"/>
                 <w:w w:val="80"/>
-                <w:sz w:val="28"/>
+                <w:sz w:val="24"/>
+                <w:szCs w:val="24"/>
               </w:rPr>
               <w:t>End</w:t>
             </w:r>
             <w:r>
               <w:rPr>
-                <w:rFonts w:ascii="Times New Roman" w:hAnsi="Times New Roman" w:cs="Times New Roman"/>
+                <w:rFonts w:ascii="Aptos Serif" w:hAnsi="Aptos Serif" w:cs="Aptos Serif"/>
                 <w:b/>
                 <w:color w:val="33322D"/>
                 <w:spacing w:val="-10"/>
-                <w:sz w:val="28"/>
+                <w:sz w:val="24"/>
+                <w:szCs w:val="24"/>
               </w:rPr>
               <w:t xml:space="preserve"> </w:t>
             </w:r>
             <w:r>
               <w:rPr>
-                <w:rFonts w:ascii="Times New Roman" w:hAnsi="Times New Roman" w:cs="Times New Roman"/>
+                <w:rFonts w:ascii="Aptos Serif" w:hAnsi="Aptos Serif" w:cs="Aptos Serif"/>
                 <w:b/>
                 <w:color w:val="33322D"/>
                 <w:spacing w:val="-4"/>
                 <w:w w:val="80"/>
-                <w:sz w:val="28"/>
+                <w:sz w:val="24"/>
+                <w:szCs w:val="24"/>
               </w:rPr>
               <w:t>Date</w:t>
             </w:r>
@@ -617,7 +812,7 @@
         </w:tc>
         <w:tc>
           <w:tcPr>
-            <w:tcW w:w="6667" w:type="dxa"/>
+            <w:tcW w:w="5359" w:type="dxa"/>
             <w:shd w:val="clear" w:color="auto" w:fill="F7F7F6"/>
           </w:tcPr>
           <w:p>
@@ -625,16 +820,18 @@
               <w:pStyle w:val="TableParagraph"/>
               <w:ind w:left="205"/>
               <w:rPr>
-                <w:rFonts w:ascii="Times New Roman" w:hAnsi="Times New Roman" w:cs="Times New Roman"/>
-                <w:sz w:val="29"/>
+                <w:rFonts w:ascii="Aptos Serif" w:hAnsi="Aptos Serif" w:cs="Aptos Serif"/>
+                <w:sz w:val="24"/>
+                <w:szCs w:val="24"/>
               </w:rPr>
             </w:pPr>
             <w:r>
               <w:rPr>
-                <w:rFonts w:ascii="Times New Roman" w:hAnsi="Times New Roman" w:cs="Times New Roman"/>
+                <w:rFonts w:ascii="Aptos Serif" w:hAnsi="Aptos Serif" w:cs="Aptos Serif"/>
                 <w:color w:val="33322D"/>
                 <w:w w:val="80"/>
-                <w:sz w:val="29"/>
+                <w:sz w:val="24"/>
+                <w:szCs w:val="24"/>
               </w:rPr>
               <w:t>02/04/2026</w:t>
             </w:r>
@@ -643,11 +840,11 @@
       </w:tr>
       <w:tr>
         <w:trPr>
-          <w:trHeight w:val="599"/>
+          <w:trHeight w:val="264"/>
         </w:trPr>
         <w:tc>
           <w:tcPr>
-            <w:tcW w:w="3547" w:type="dxa"/>
+            <w:tcW w:w="2849" w:type="dxa"/>
             <w:shd w:val="clear" w:color="auto" w:fill="F7F7F6"/>
           </w:tcPr>
           <w:p>
@@ -655,38 +852,42 @@
               <w:pStyle w:val="TableParagraph"/>
               <w:spacing w:before="142"/>
               <w:rPr>
-                <w:rFonts w:ascii="Times New Roman" w:hAnsi="Times New Roman" w:cs="Times New Roman"/>
+                <w:rFonts w:ascii="Aptos Serif" w:hAnsi="Aptos Serif" w:cs="Aptos Serif"/>
                 <w:b/>
-                <w:sz w:val="28"/>
+                <w:sz w:val="24"/>
+                <w:szCs w:val="24"/>
               </w:rPr>
             </w:pPr>
             <w:r>
               <w:rPr>
-                <w:rFonts w:ascii="Times New Roman" w:hAnsi="Times New Roman" w:cs="Times New Roman"/>
+                <w:rFonts w:ascii="Aptos Serif" w:hAnsi="Aptos Serif" w:cs="Aptos Serif"/>
                 <w:b/>
                 <w:color w:val="33322D"/>
                 <w:w w:val="85"/>
-                <w:sz w:val="28"/>
+                <w:sz w:val="24"/>
+                <w:szCs w:val="24"/>
               </w:rPr>
               <w:t>Report</w:t>
             </w:r>
             <w:r>
               <w:rPr>
-                <w:rFonts w:ascii="Times New Roman" w:hAnsi="Times New Roman" w:cs="Times New Roman"/>
+                <w:rFonts w:ascii="Aptos Serif" w:hAnsi="Aptos Serif" w:cs="Aptos Serif"/>
                 <w:b/>
                 <w:color w:val="33322D"/>
                 <w:spacing w:val="14"/>
-                <w:sz w:val="28"/>
+                <w:sz w:val="24"/>
+                <w:szCs w:val="24"/>
               </w:rPr>
               <w:t xml:space="preserve"> </w:t>
             </w:r>
             <w:r>
               <w:rPr>
-                <w:rFonts w:ascii="Times New Roman" w:hAnsi="Times New Roman" w:cs="Times New Roman"/>
+                <w:rFonts w:ascii="Aptos Serif" w:hAnsi="Aptos Serif" w:cs="Aptos Serif"/>
                 <w:b/>
                 <w:color w:val="33322D"/>
                 <w:spacing w:val="-4"/>
-                <w:sz w:val="28"/>
+                <w:sz w:val="24"/>
+                <w:szCs w:val="24"/>
               </w:rPr>
               <w:t>Date</w:t>
             </w:r>
@@ -694,7 +895,7 @@
         </w:tc>
         <w:tc>
           <w:tcPr>
-            <w:tcW w:w="6667" w:type="dxa"/>
+            <w:tcW w:w="5359" w:type="dxa"/>
             <w:shd w:val="clear" w:color="auto" w:fill="F7F7F6"/>
           </w:tcPr>
           <w:p>
@@ -702,16 +903,18 @@
               <w:pStyle w:val="TableParagraph"/>
               <w:ind w:left="205"/>
               <w:rPr>
-                <w:rFonts w:ascii="Times New Roman" w:hAnsi="Times New Roman" w:cs="Times New Roman"/>
-                <w:sz w:val="29"/>
+                <w:rFonts w:ascii="Aptos Serif" w:hAnsi="Aptos Serif" w:cs="Aptos Serif"/>
+                <w:sz w:val="24"/>
+                <w:szCs w:val="24"/>
               </w:rPr>
             </w:pPr>
             <w:r>
               <w:rPr>
-                <w:rFonts w:ascii="Times New Roman" w:hAnsi="Times New Roman" w:cs="Times New Roman"/>
+                <w:rFonts w:ascii="Aptos Serif" w:hAnsi="Aptos Serif" w:cs="Aptos Serif"/>
                 <w:color w:val="33322D"/>
                 <w:w w:val="85"/>
-                <w:sz w:val="29"/>
+                <w:sz w:val="24"/>
+                <w:szCs w:val="24"/>
               </w:rPr>
               <w:t>02/04/2026</w:t>
             </w:r>
@@ -720,49 +923,53 @@
       </w:tr>
       <w:tr>
         <w:trPr>
-          <w:trHeight w:val="600"/>
+          <w:trHeight w:val="264"/>
         </w:trPr>
         <w:tc>
           <w:tcPr>
-            <w:tcW w:w="3547" w:type="dxa"/>
+            <w:tcW w:w="2849" w:type="dxa"/>
           </w:tcPr>
           <w:p>
             <w:pPr>
               <w:pStyle w:val="TableParagraph"/>
               <w:spacing w:before="142"/>
               <w:rPr>
-                <w:rFonts w:ascii="Times New Roman" w:hAnsi="Times New Roman" w:cs="Times New Roman"/>
+                <w:rFonts w:ascii="Aptos Serif" w:hAnsi="Aptos Serif" w:cs="Aptos Serif"/>
                 <w:b/>
-                <w:sz w:val="28"/>
+                <w:sz w:val="24"/>
+                <w:szCs w:val="24"/>
               </w:rPr>
             </w:pPr>
             <w:r>
               <w:rPr>
-                <w:rFonts w:ascii="Times New Roman" w:hAnsi="Times New Roman" w:cs="Times New Roman"/>
+                <w:rFonts w:ascii="Aptos Serif" w:hAnsi="Aptos Serif" w:cs="Aptos Serif"/>
                 <w:b/>
                 <w:color w:val="33322D"/>
                 <w:w w:val="85"/>
-                <w:sz w:val="28"/>
+                <w:sz w:val="24"/>
+                <w:szCs w:val="24"/>
               </w:rPr>
               <w:t>Report</w:t>
             </w:r>
             <w:r>
               <w:rPr>
-                <w:rFonts w:ascii="Times New Roman" w:hAnsi="Times New Roman" w:cs="Times New Roman"/>
+                <w:rFonts w:ascii="Aptos Serif" w:hAnsi="Aptos Serif" w:cs="Aptos Serif"/>
                 <w:b/>
                 <w:color w:val="33322D"/>
                 <w:spacing w:val="14"/>
-                <w:sz w:val="28"/>
+                <w:sz w:val="24"/>
+                <w:szCs w:val="24"/>
               </w:rPr>
               <w:t xml:space="preserve"> </w:t>
             </w:r>
             <w:r>
               <w:rPr>
-                <w:rFonts w:ascii="Times New Roman" w:hAnsi="Times New Roman" w:cs="Times New Roman"/>
+                <w:rFonts w:ascii="Aptos Serif" w:hAnsi="Aptos Serif" w:cs="Aptos Serif"/>
                 <w:b/>
                 <w:color w:val="33322D"/>
                 <w:spacing w:val="-2"/>
-                <w:sz w:val="28"/>
+                <w:sz w:val="24"/>
+                <w:szCs w:val="24"/>
               </w:rPr>
               <w:t>Version</w:t>
             </w:r>
@@ -770,25 +977,27 @@
         </w:tc>
         <w:tc>
           <w:tcPr>
-            <w:tcW w:w="6667" w:type="dxa"/>
+            <w:tcW w:w="5359" w:type="dxa"/>
           </w:tcPr>
           <w:p>
             <w:pPr>
               <w:pStyle w:val="TableParagraph"/>
               <w:ind w:left="205"/>
               <w:rPr>
-                <w:rFonts w:ascii="Times New Roman" w:hAnsi="Times New Roman" w:cs="Times New Roman"/>
-                <w:sz w:val="29"/>
+                <w:rFonts w:ascii="Aptos Serif" w:hAnsi="Aptos Serif" w:cs="Aptos Serif"/>
+                <w:sz w:val="24"/>
+                <w:szCs w:val="24"/>
               </w:rPr>
             </w:pPr>
             <w:r>
               <w:rPr>
-                <w:rFonts w:ascii="Times New Roman" w:hAnsi="Times New Roman" w:cs="Times New Roman"/>
+                <w:rFonts w:ascii="Aptos Serif" w:hAnsi="Aptos Serif" w:cs="Aptos Serif"/>
                 <w:color w:val="33322D"/>
                 <w:w w:val="85"/>
-                <w:sz w:val="29"/>
-              </w:rPr>
-              <w:t>final</w:t>
+                <w:sz w:val="24"/>
+                <w:szCs w:val="24"/>
+              </w:rPr>
+              <w:t>1.0</w:t>
             </w:r>
           </w:p>
         </w:tc>
@@ -799,33 +1008,54 @@
         <w:pStyle w:val="BodyText"/>
         <w:spacing w:before="122"/>
         <w:rPr>
-          <w:rFonts w:cs="Times New Roman"/>
-          <w:sz w:val="30"/>
+          <w:rFonts w:ascii="Aptos Serif" w:hAnsi="Aptos Serif" w:cs="Aptos Serif"/>
+          <w:szCs w:val="24"/>
         </w:rPr>
       </w:pPr>
     </w:p>
     <w:p>
       <w:pPr>
         <w:pStyle w:val="Heading1"/>
-      </w:pPr>
-      <w:r>
+        <w:rPr>
+          <w:rFonts w:ascii="Aptos Serif" w:hAnsi="Aptos Serif" w:cs="Aptos Serif"/>
+          <w:b/>
+          <w:bCs/>
+          <w:sz w:val="24"/>
+          <w:szCs w:val="24"/>
+        </w:rPr>
+      </w:pPr>
+      <w:r>
+        <w:rPr>
+          <w:rFonts w:ascii="Aptos Serif" w:hAnsi="Aptos Serif" w:cs="Aptos Serif"/>
+          <w:b/>
+          <w:bCs/>
+          <w:sz w:val="24"/>
+          <w:szCs w:val="24"/>
+        </w:rPr>
         <w:t>UAT</w:t>
       </w:r>
       <w:r>
         <w:rPr>
+          <w:rFonts w:ascii="Aptos Serif" w:hAnsi="Aptos Serif" w:cs="Aptos Serif"/>
+          <w:b/>
+          <w:bCs/>
           <w:spacing w:val="-8"/>
           <w:w w:val="80"/>
+          <w:sz w:val="24"/>
+          <w:szCs w:val="24"/>
         </w:rPr>
         <w:t xml:space="preserve"> </w:t>
       </w:r>
       <w:r>
         <w:rPr>
+          <w:rFonts w:ascii="Aptos Serif" w:hAnsi="Aptos Serif" w:cs="Aptos Serif"/>
+          <w:b/>
+          <w:bCs/>
           <w:w w:val="95"/>
+          <w:sz w:val="24"/>
+          <w:szCs w:val="24"/>
         </w:rPr>
         <w:t>Scope</w:t>
-      </w:r>
-      <w:r>
-        <w:t>.</w:t>
       </w:r>
     </w:p>
     <w:p>
@@ -836,41 +1066,59 @@
           <w:numId w:val="0"/>
         </w:numPr>
         <w:ind w:left="360"/>
-      </w:pPr>
-      <w:r>
+        <w:rPr>
+          <w:rFonts w:ascii="Aptos Serif" w:hAnsi="Aptos Serif" w:cs="Aptos Serif"/>
+          <w:sz w:val="24"/>
+          <w:szCs w:val="24"/>
+        </w:rPr>
+      </w:pPr>
+      <w:r>
+        <w:rPr>
+          <w:rFonts w:ascii="Aptos Serif" w:hAnsi="Aptos Serif" w:cs="Aptos Serif"/>
+          <w:sz w:val="24"/>
+          <w:szCs w:val="24"/>
+        </w:rPr>
         <w:t xml:space="preserve">        </w:t>
       </w:r>
       <w:r>
         <w:rPr>
+          <w:rFonts w:ascii="Aptos Serif" w:hAnsi="Aptos Serif" w:cs="Aptos Serif"/>
           <w:b/>
           <w:w w:val="85"/>
-          <w:sz w:val="28"/>
+          <w:sz w:val="24"/>
+          <w:szCs w:val="24"/>
         </w:rPr>
         <w:t>Features</w:t>
       </w:r>
       <w:r>
         <w:rPr>
+          <w:rFonts w:ascii="Aptos Serif" w:hAnsi="Aptos Serif" w:cs="Aptos Serif"/>
           <w:b/>
           <w:spacing w:val="-2"/>
           <w:w w:val="85"/>
-          <w:sz w:val="28"/>
+          <w:sz w:val="24"/>
+          <w:szCs w:val="24"/>
         </w:rPr>
         <w:t xml:space="preserve"> </w:t>
       </w:r>
       <w:r>
         <w:rPr>
+          <w:rFonts w:ascii="Aptos Serif" w:hAnsi="Aptos Serif" w:cs="Aptos Serif"/>
           <w:b/>
           <w:w w:val="85"/>
-          <w:sz w:val="28"/>
+          <w:sz w:val="24"/>
+          <w:szCs w:val="24"/>
         </w:rPr>
         <w:t>Tested:</w:t>
       </w:r>
       <w:r>
         <w:rPr>
+          <w:rFonts w:ascii="Aptos Serif" w:hAnsi="Aptos Serif" w:cs="Aptos Serif"/>
           <w:b/>
           <w:spacing w:val="-1"/>
           <w:w w:val="85"/>
-          <w:sz w:val="28"/>
+          <w:sz w:val="24"/>
+          <w:szCs w:val="24"/>
         </w:rPr>
         <w:t xml:space="preserve"> </w:t>
       </w:r>
@@ -886,7 +1134,7 @@
         <w:autoSpaceDE/>
         <w:autoSpaceDN/>
         <w:rPr>
-          <w:rFonts w:ascii="Times New Roman" w:eastAsia="Times New Roman" w:hAnsi="Times New Roman" w:cs="Times New Roman"/>
+          <w:rFonts w:ascii="Aptos Serif" w:eastAsia="Times New Roman" w:hAnsi="Aptos Serif" w:cs="Aptos Serif"/>
           <w:sz w:val="24"/>
           <w:szCs w:val="24"/>
           <w:lang w:val="en-NZ" w:eastAsia="en-NZ"/>
@@ -894,7 +1142,7 @@
       </w:pPr>
       <w:r>
         <w:rPr>
-          <w:rFonts w:ascii="Times New Roman" w:eastAsia="Times New Roman" w:hAnsi="Times New Roman" w:cs="Times New Roman"/>
+          <w:rFonts w:ascii="Aptos Serif" w:eastAsia="Times New Roman" w:hAnsi="Aptos Serif" w:cs="Aptos Serif"/>
           <w:sz w:val="24"/>
           <w:szCs w:val="24"/>
           <w:lang w:val="en-NZ" w:eastAsia="en-NZ"/>
@@ -913,7 +1161,7 @@
         <w:autoSpaceDE/>
         <w:autoSpaceDN/>
         <w:rPr>
-          <w:rFonts w:ascii="Times New Roman" w:eastAsia="Times New Roman" w:hAnsi="Times New Roman" w:cs="Times New Roman"/>
+          <w:rFonts w:ascii="Aptos Serif" w:eastAsia="Times New Roman" w:hAnsi="Aptos Serif" w:cs="Aptos Serif"/>
           <w:sz w:val="24"/>
           <w:szCs w:val="24"/>
           <w:lang w:val="en-NZ" w:eastAsia="en-NZ"/>
@@ -921,7 +1169,7 @@
       </w:pPr>
       <w:r>
         <w:rPr>
-          <w:rFonts w:ascii="Times New Roman" w:eastAsia="Times New Roman" w:hAnsi="Times New Roman" w:cs="Times New Roman"/>
+          <w:rFonts w:ascii="Aptos Serif" w:eastAsia="Times New Roman" w:hAnsi="Aptos Serif" w:cs="Aptos Serif"/>
           <w:sz w:val="24"/>
           <w:szCs w:val="24"/>
           <w:lang w:val="en-NZ" w:eastAsia="en-NZ"/>
@@ -940,7 +1188,7 @@
         <w:autoSpaceDE/>
         <w:autoSpaceDN/>
         <w:rPr>
-          <w:rFonts w:ascii="Times New Roman" w:eastAsia="Times New Roman" w:hAnsi="Times New Roman" w:cs="Times New Roman"/>
+          <w:rFonts w:ascii="Aptos Serif" w:eastAsia="Times New Roman" w:hAnsi="Aptos Serif" w:cs="Aptos Serif"/>
           <w:sz w:val="24"/>
           <w:szCs w:val="24"/>
           <w:lang w:val="en-NZ" w:eastAsia="en-NZ"/>
@@ -948,7 +1196,7 @@
       </w:pPr>
       <w:r>
         <w:rPr>
-          <w:rFonts w:ascii="Times New Roman" w:eastAsia="Times New Roman" w:hAnsi="Times New Roman" w:cs="Times New Roman"/>
+          <w:rFonts w:ascii="Aptos Serif" w:eastAsia="Times New Roman" w:hAnsi="Aptos Serif" w:cs="Aptos Serif"/>
           <w:sz w:val="24"/>
           <w:szCs w:val="24"/>
           <w:lang w:val="en-NZ" w:eastAsia="en-NZ"/>
@@ -967,7 +1215,7 @@
         <w:autoSpaceDE/>
         <w:autoSpaceDN/>
         <w:rPr>
-          <w:rFonts w:ascii="Times New Roman" w:eastAsia="Times New Roman" w:hAnsi="Times New Roman" w:cs="Times New Roman"/>
+          <w:rFonts w:ascii="Aptos Serif" w:eastAsia="Times New Roman" w:hAnsi="Aptos Serif" w:cs="Aptos Serif"/>
           <w:sz w:val="24"/>
           <w:szCs w:val="24"/>
           <w:lang w:val="en-NZ" w:eastAsia="en-NZ"/>
@@ -975,7 +1223,7 @@
       </w:pPr>
       <w:r>
         <w:rPr>
-          <w:rFonts w:ascii="Times New Roman" w:eastAsia="Times New Roman" w:hAnsi="Times New Roman" w:cs="Times New Roman"/>
+          <w:rFonts w:ascii="Aptos Serif" w:eastAsia="Times New Roman" w:hAnsi="Aptos Serif" w:cs="Aptos Serif"/>
           <w:sz w:val="24"/>
           <w:szCs w:val="24"/>
           <w:lang w:val="en-NZ" w:eastAsia="en-NZ"/>
@@ -994,7 +1242,7 @@
         <w:autoSpaceDE/>
         <w:autoSpaceDN/>
         <w:rPr>
-          <w:rFonts w:ascii="Times New Roman" w:eastAsia="Times New Roman" w:hAnsi="Times New Roman" w:cs="Times New Roman"/>
+          <w:rFonts w:ascii="Aptos Serif" w:eastAsia="Times New Roman" w:hAnsi="Aptos Serif" w:cs="Aptos Serif"/>
           <w:sz w:val="24"/>
           <w:szCs w:val="24"/>
           <w:lang w:val="en-NZ" w:eastAsia="en-NZ"/>
@@ -1002,7 +1250,7 @@
       </w:pPr>
       <w:r>
         <w:rPr>
-          <w:rFonts w:eastAsia="Times New Roman" w:cs="Times New Roman"/>
+          <w:rFonts w:ascii="Aptos Serif" w:eastAsia="Times New Roman" w:hAnsi="Aptos Serif" w:cs="Aptos Serif"/>
           <w:szCs w:val="24"/>
           <w:lang w:val="en-NZ" w:eastAsia="en-NZ"/>
         </w:rPr>
@@ -1015,7 +1263,7 @@
         <w:autoSpaceDE/>
         <w:autoSpaceDN/>
         <w:rPr>
-          <w:rFonts w:ascii="Times New Roman" w:eastAsia="Times New Roman" w:hAnsi="Times New Roman" w:cs="Times New Roman"/>
+          <w:rFonts w:ascii="Aptos Serif" w:eastAsia="Times New Roman" w:hAnsi="Aptos Serif" w:cs="Aptos Serif"/>
           <w:sz w:val="24"/>
           <w:szCs w:val="24"/>
           <w:lang w:val="en-NZ" w:eastAsia="en-NZ"/>
@@ -1028,71 +1276,88 @@
         <w:spacing w:before="169"/>
         <w:ind w:left="1080"/>
         <w:rPr>
-          <w:rFonts w:cs="Times New Roman"/>
-        </w:rPr>
-      </w:pPr>
-      <w:r>
-        <w:rPr>
+          <w:rFonts w:ascii="Aptos Serif" w:hAnsi="Aptos Serif" w:cs="Aptos Serif"/>
           <w:b/>
           <w:w w:val="85"/>
-          <w:sz w:val="28"/>
+          <w:szCs w:val="24"/>
+        </w:rPr>
+      </w:pPr>
+    </w:p>
+    <w:p>
+      <w:pPr>
+        <w:pStyle w:val="BodyText"/>
+        <w:spacing w:before="169"/>
+        <w:ind w:left="1080"/>
+        <w:rPr>
+          <w:rFonts w:ascii="Aptos Serif" w:hAnsi="Aptos Serif" w:cs="Aptos Serif"/>
+          <w:b/>
+          <w:w w:val="85"/>
+          <w:szCs w:val="24"/>
+        </w:rPr>
+      </w:pPr>
+    </w:p>
+    <w:p>
+      <w:pPr>
+        <w:pStyle w:val="BodyText"/>
+        <w:spacing w:before="169"/>
+        <w:ind w:left="1080"/>
+        <w:rPr>
+          <w:rFonts w:ascii="Aptos Serif" w:hAnsi="Aptos Serif" w:cs="Aptos Serif"/>
+          <w:szCs w:val="24"/>
+        </w:rPr>
+      </w:pPr>
+      <w:r>
+        <w:rPr>
+          <w:rFonts w:ascii="Aptos Serif" w:hAnsi="Aptos Serif" w:cs="Aptos Serif"/>
+          <w:b/>
+          <w:w w:val="85"/>
+          <w:szCs w:val="24"/>
         </w:rPr>
         <w:lastRenderedPageBreak/>
-        <w:t xml:space="preserve">2. </w:t>
-      </w:r>
-      <w:r>
-        <w:rPr>
+        <w:t>Features</w:t>
+      </w:r>
+      <w:r>
+        <w:rPr>
+          <w:rFonts w:ascii="Aptos Serif" w:hAnsi="Aptos Serif" w:cs="Aptos Serif"/>
+          <w:b/>
+          <w:spacing w:val="-8"/>
+          <w:szCs w:val="24"/>
+        </w:rPr>
+        <w:t xml:space="preserve"> </w:t>
+      </w:r>
+      <w:r>
+        <w:rPr>
+          <w:rFonts w:ascii="Aptos Serif" w:hAnsi="Aptos Serif" w:cs="Aptos Serif"/>
           <w:b/>
           <w:w w:val="85"/>
-          <w:sz w:val="28"/>
-        </w:rPr>
-        <w:t>F</w:t>
-      </w:r>
-      <w:r>
-        <w:rPr>
+          <w:szCs w:val="24"/>
+        </w:rPr>
+        <w:t>Not</w:t>
+      </w:r>
+      <w:r>
+        <w:rPr>
+          <w:rFonts w:ascii="Aptos Serif" w:hAnsi="Aptos Serif" w:cs="Aptos Serif"/>
+          <w:b/>
+          <w:spacing w:val="-8"/>
+          <w:szCs w:val="24"/>
+        </w:rPr>
+        <w:t xml:space="preserve"> </w:t>
+      </w:r>
+      <w:r>
+        <w:rPr>
+          <w:rFonts w:ascii="Aptos Serif" w:hAnsi="Aptos Serif" w:cs="Aptos Serif"/>
           <w:b/>
           <w:w w:val="85"/>
-          <w:sz w:val="28"/>
-        </w:rPr>
-        <w:t>eatures</w:t>
-      </w:r>
-      <w:r>
-        <w:rPr>
-          <w:b/>
-          <w:spacing w:val="-8"/>
-          <w:sz w:val="28"/>
-        </w:rPr>
-        <w:t xml:space="preserve"> </w:t>
-      </w:r>
-      <w:r>
-        <w:rPr>
-          <w:b/>
-          <w:w w:val="85"/>
-          <w:sz w:val="28"/>
-        </w:rPr>
-        <w:t>Not</w:t>
-      </w:r>
-      <w:r>
-        <w:rPr>
-          <w:b/>
-          <w:spacing w:val="-8"/>
-          <w:sz w:val="28"/>
-        </w:rPr>
-        <w:t xml:space="preserve"> </w:t>
-      </w:r>
-      <w:r>
-        <w:rPr>
-          <w:b/>
-          <w:w w:val="85"/>
-          <w:sz w:val="28"/>
+          <w:szCs w:val="24"/>
         </w:rPr>
         <w:t>Tested:</w:t>
       </w:r>
       <w:r>
         <w:rPr>
+          <w:rFonts w:ascii="Aptos Serif" w:hAnsi="Aptos Serif" w:cs="Aptos Serif"/>
           <w:b/>
           <w:spacing w:val="-7"/>
-          <w:sz w:val="28"/>
+          <w:szCs w:val="24"/>
         </w:rPr>
         <w:t xml:space="preserve"> </w:t>
       </w:r>
@@ -1108,7 +1373,7 @@
         <w:autoSpaceDN/>
         <w:spacing w:before="100" w:beforeAutospacing="1" w:after="100" w:afterAutospacing="1"/>
         <w:rPr>
-          <w:rFonts w:ascii="Times New Roman" w:eastAsia="Times New Roman" w:hAnsi="Times New Roman" w:cs="Times New Roman"/>
+          <w:rFonts w:ascii="Aptos Serif" w:eastAsia="Times New Roman" w:hAnsi="Aptos Serif" w:cs="Aptos Serif"/>
           <w:sz w:val="24"/>
           <w:szCs w:val="24"/>
           <w:lang w:val="en-NZ" w:eastAsia="en-NZ"/>
@@ -1116,7 +1381,7 @@
       </w:pPr>
       <w:r>
         <w:rPr>
-          <w:rFonts w:ascii="Times New Roman" w:eastAsia="Times New Roman" w:hAnsi="Times New Roman" w:cs="Times New Roman"/>
+          <w:rFonts w:ascii="Aptos Serif" w:eastAsia="Times New Roman" w:hAnsi="Aptos Serif" w:cs="Aptos Serif"/>
           <w:sz w:val="24"/>
           <w:szCs w:val="24"/>
           <w:lang w:val="en-NZ" w:eastAsia="en-NZ"/>
@@ -1135,7 +1400,7 @@
         <w:autoSpaceDN/>
         <w:spacing w:before="100" w:beforeAutospacing="1" w:after="100" w:afterAutospacing="1"/>
         <w:rPr>
-          <w:rFonts w:ascii="Times New Roman" w:eastAsia="Times New Roman" w:hAnsi="Times New Roman" w:cs="Times New Roman"/>
+          <w:rFonts w:ascii="Aptos Serif" w:eastAsia="Times New Roman" w:hAnsi="Aptos Serif" w:cs="Aptos Serif"/>
           <w:sz w:val="24"/>
           <w:szCs w:val="24"/>
           <w:lang w:val="en-NZ" w:eastAsia="en-NZ"/>
@@ -1143,7 +1408,7 @@
       </w:pPr>
       <w:r>
         <w:rPr>
-          <w:rFonts w:ascii="Times New Roman" w:eastAsia="Times New Roman" w:hAnsi="Times New Roman" w:cs="Times New Roman"/>
+          <w:rFonts w:ascii="Aptos Serif" w:eastAsia="Times New Roman" w:hAnsi="Aptos Serif" w:cs="Aptos Serif"/>
           <w:sz w:val="24"/>
           <w:szCs w:val="24"/>
           <w:lang w:val="en-NZ" w:eastAsia="en-NZ"/>
@@ -1162,7 +1427,7 @@
         <w:autoSpaceDN/>
         <w:spacing w:before="100" w:beforeAutospacing="1" w:after="100" w:afterAutospacing="1"/>
         <w:rPr>
-          <w:rFonts w:ascii="Times New Roman" w:eastAsia="Times New Roman" w:hAnsi="Times New Roman" w:cs="Times New Roman"/>
+          <w:rFonts w:ascii="Aptos Serif" w:eastAsia="Times New Roman" w:hAnsi="Aptos Serif" w:cs="Aptos Serif"/>
           <w:sz w:val="24"/>
           <w:szCs w:val="24"/>
           <w:lang w:val="en-NZ" w:eastAsia="en-NZ"/>
@@ -1170,7 +1435,7 @@
       </w:pPr>
       <w:r>
         <w:rPr>
-          <w:rFonts w:ascii="Times New Roman" w:eastAsia="Times New Roman" w:hAnsi="Times New Roman" w:cs="Times New Roman"/>
+          <w:rFonts w:ascii="Aptos Serif" w:eastAsia="Times New Roman" w:hAnsi="Aptos Serif" w:cs="Aptos Serif"/>
           <w:sz w:val="24"/>
           <w:szCs w:val="24"/>
           <w:lang w:val="en-NZ" w:eastAsia="en-NZ"/>
@@ -1184,67 +1449,158 @@
         <w:spacing w:before="169"/>
         <w:ind w:left="1440"/>
         <w:rPr>
-          <w:rFonts w:cs="Times New Roman"/>
+          <w:rFonts w:ascii="Aptos Serif" w:hAnsi="Aptos Serif" w:cs="Aptos Serif"/>
         </w:rPr>
       </w:pPr>
     </w:p>
     <w:p>
       <w:pPr>
         <w:pStyle w:val="Heading1"/>
-      </w:pPr>
-      <w:r>
-        <w:rPr>
+        <w:spacing w:before="3"/>
+        <w:rPr>
+          <w:rFonts w:ascii="Aptos Serif" w:hAnsi="Aptos Serif" w:cs="Aptos Serif"/>
+          <w:sz w:val="24"/>
+          <w:szCs w:val="24"/>
+        </w:rPr>
+      </w:pPr>
+      <w:r>
+        <w:rPr>
+          <w:rFonts w:ascii="Aptos Serif" w:hAnsi="Aptos Serif" w:cs="Aptos Serif"/>
+          <w:b/>
+          <w:bCs/>
           <w:w w:val="85"/>
+          <w:sz w:val="24"/>
+          <w:szCs w:val="24"/>
         </w:rPr>
         <w:t>UAT</w:t>
       </w:r>
       <w:r>
         <w:rPr>
+          <w:rFonts w:ascii="Aptos Serif" w:hAnsi="Aptos Serif" w:cs="Aptos Serif"/>
+          <w:b/>
+          <w:bCs/>
           <w:spacing w:val="-12"/>
           <w:w w:val="85"/>
+          <w:sz w:val="24"/>
+          <w:szCs w:val="24"/>
         </w:rPr>
         <w:t xml:space="preserve"> </w:t>
       </w:r>
       <w:r>
+        <w:rPr>
+          <w:rFonts w:ascii="Aptos Serif" w:hAnsi="Aptos Serif" w:cs="Aptos Serif"/>
+          <w:b/>
+          <w:bCs/>
+          <w:sz w:val="24"/>
+          <w:szCs w:val="24"/>
+        </w:rPr>
         <w:t>Execution</w:t>
       </w:r>
       <w:r>
         <w:rPr>
+          <w:rFonts w:ascii="Aptos Serif" w:hAnsi="Aptos Serif" w:cs="Aptos Serif"/>
+          <w:b/>
+          <w:bCs/>
           <w:spacing w:val="-12"/>
           <w:w w:val="85"/>
+          <w:sz w:val="24"/>
+          <w:szCs w:val="24"/>
         </w:rPr>
         <w:t xml:space="preserve"> </w:t>
       </w:r>
       <w:r>
         <w:rPr>
+          <w:rFonts w:ascii="Aptos Serif" w:hAnsi="Aptos Serif" w:cs="Aptos Serif"/>
+          <w:b/>
+          <w:bCs/>
           <w:spacing w:val="-2"/>
           <w:w w:val="85"/>
+          <w:sz w:val="24"/>
+          <w:szCs w:val="24"/>
         </w:rPr>
         <w:t>Summary</w:t>
       </w:r>
     </w:p>
     <w:p>
       <w:pPr>
-        <w:pStyle w:val="BodyText"/>
-      </w:pPr>
-      <w:r>
-        <w:t>Provide a summary of the UAT execution, including the number of test cases executed, passed, failed, and skipped.</w:t>
-      </w:r>
-    </w:p>
-    <w:p>
-      <w:pPr>
-        <w:pStyle w:val="BodyText"/>
+        <w:pStyle w:val="Heading1"/>
+        <w:numPr>
+          <w:ilvl w:val="0"/>
+          <w:numId w:val="0"/>
+        </w:numPr>
         <w:spacing w:before="3"/>
-        <w:rPr>
-          <w:rFonts w:cs="Times New Roman"/>
+        <w:ind w:left="360"/>
+        <w:rPr>
+          <w:rFonts w:ascii="Aptos Serif" w:hAnsi="Aptos Serif" w:cs="Aptos Serif"/>
+          <w:sz w:val="18"/>
+        </w:rPr>
+      </w:pPr>
+      <w:r>
+        <w:rPr>
+          <w:rFonts w:ascii="Aptos Serif" w:hAnsi="Aptos Serif" w:cs="Aptos Serif"/>
+          <w:sz w:val="24"/>
+          <w:szCs w:val="24"/>
+        </w:rPr>
+        <w:t xml:space="preserve">A total of 13 test scenarios were executed to ensure that system </w:t>
+      </w:r>
+      <w:r>
+        <w:rPr>
+          <w:rFonts w:ascii="Aptos Serif" w:hAnsi="Aptos Serif" w:cs="Aptos Serif"/>
+          <w:sz w:val="24"/>
+          <w:szCs w:val="24"/>
+        </w:rPr>
+        <w:t>behavior</w:t>
+      </w:r>
+      <w:r>
+        <w:rPr>
+          <w:rFonts w:ascii="Aptos Serif" w:hAnsi="Aptos Serif" w:cs="Aptos Serif"/>
+          <w:sz w:val="24"/>
+          <w:szCs w:val="24"/>
+        </w:rPr>
+        <w:t xml:space="preserve"> was validated from a user perspective. The scenarios were created to ensure that they represented typical gameplay scenarios such as gutter games, spares, strikes, as well as full scoring. The outcome of the scenarios showed that although there were a few issues with the system at first, all scenarios were successful once the issues were resolved. This shows that the system works as expected, with all scenarios working successfully</w:t>
+      </w:r>
+      <w:r>
+        <w:rPr>
+          <w:rFonts w:ascii="Aptos Serif" w:hAnsi="Aptos Serif" w:cs="Aptos Serif"/>
+          <w:sz w:val="18"/>
+        </w:rPr>
+        <w:t>.</w:t>
+      </w:r>
+    </w:p>
+    <w:p>
+      <w:pPr>
+        <w:pStyle w:val="Heading1"/>
+        <w:numPr>
+          <w:ilvl w:val="0"/>
+          <w:numId w:val="0"/>
+        </w:numPr>
+        <w:spacing w:before="3"/>
+        <w:ind w:left="360"/>
+        <w:rPr>
+          <w:rFonts w:ascii="Aptos Serif" w:hAnsi="Aptos Serif" w:cs="Aptos Serif"/>
+          <w:sz w:val="18"/>
+        </w:rPr>
+      </w:pPr>
+    </w:p>
+    <w:p>
+      <w:pPr>
+        <w:pStyle w:val="Heading1"/>
+        <w:numPr>
+          <w:ilvl w:val="0"/>
+          <w:numId w:val="0"/>
+        </w:numPr>
+        <w:spacing w:before="3"/>
+        <w:ind w:left="360"/>
+        <w:rPr>
+          <w:rFonts w:ascii="Aptos Serif" w:hAnsi="Aptos Serif" w:cs="Aptos Serif"/>
           <w:sz w:val="18"/>
         </w:rPr>
       </w:pPr>
     </w:p>
     <w:tbl>
       <w:tblPr>
-        <w:tblW w:w="0" w:type="auto"/>
-        <w:tblInd w:w="154" w:type="dxa"/>
+        <w:tblW w:w="8627" w:type="dxa"/>
+        <w:tblInd w:w="-15" w:type="dxa"/>
         <w:tblBorders>
           <w:top w:val="single" w:sz="12" w:space="0" w:color="auto"/>
           <w:left w:val="single" w:sz="12" w:space="0" w:color="auto"/>
@@ -1261,28 +1617,28 @@
         <w:tblLook w:val="01E0" w:firstRow="1" w:lastRow="1" w:firstColumn="1" w:lastColumn="1" w:noHBand="0" w:noVBand="0"/>
       </w:tblPr>
       <w:tblGrid>
-        <w:gridCol w:w="4012"/>
-        <w:gridCol w:w="6202"/>
+        <w:gridCol w:w="3388"/>
+        <w:gridCol w:w="5239"/>
       </w:tblGrid>
       <w:tr>
         <w:trPr>
-          <w:trHeight w:val="599"/>
+          <w:trHeight w:val="293"/>
         </w:trPr>
         <w:tc>
           <w:tcPr>
-            <w:tcW w:w="4012" w:type="dxa"/>
+            <w:tcW w:w="3388" w:type="dxa"/>
           </w:tcPr>
           <w:p>
             <w:pPr>
               <w:pStyle w:val="TableParagraph"/>
               <w:rPr>
-                <w:rFonts w:ascii="Times New Roman" w:hAnsi="Times New Roman" w:cs="Times New Roman"/>
+                <w:rFonts w:ascii="Aptos Serif" w:hAnsi="Aptos Serif" w:cs="Aptos Serif"/>
                 <w:sz w:val="29"/>
               </w:rPr>
             </w:pPr>
             <w:r>
               <w:rPr>
-                <w:rFonts w:ascii="Times New Roman" w:hAnsi="Times New Roman" w:cs="Times New Roman"/>
+                <w:rFonts w:ascii="Aptos Serif" w:hAnsi="Aptos Serif" w:cs="Aptos Serif"/>
                 <w:color w:val="33322D"/>
                 <w:spacing w:val="-2"/>
                 <w:sz w:val="29"/>
@@ -1293,20 +1649,20 @@
         </w:tc>
         <w:tc>
           <w:tcPr>
-            <w:tcW w:w="6202" w:type="dxa"/>
+            <w:tcW w:w="5239" w:type="dxa"/>
           </w:tcPr>
           <w:p>
             <w:pPr>
               <w:pStyle w:val="TableParagraph"/>
               <w:ind w:left="211"/>
               <w:rPr>
-                <w:rFonts w:ascii="Times New Roman" w:hAnsi="Times New Roman" w:cs="Times New Roman"/>
+                <w:rFonts w:ascii="Aptos Serif" w:hAnsi="Aptos Serif" w:cs="Aptos Serif"/>
                 <w:sz w:val="29"/>
               </w:rPr>
             </w:pPr>
             <w:r>
               <w:rPr>
-                <w:rFonts w:ascii="Times New Roman" w:hAnsi="Times New Roman" w:cs="Times New Roman"/>
+                <w:rFonts w:ascii="Aptos Serif" w:hAnsi="Aptos Serif" w:cs="Aptos Serif"/>
                 <w:color w:val="33322D"/>
                 <w:spacing w:val="-2"/>
                 <w:sz w:val="29"/>
@@ -1318,11 +1674,11 @@
       </w:tr>
       <w:tr>
         <w:trPr>
-          <w:trHeight w:val="599"/>
+          <w:trHeight w:val="293"/>
         </w:trPr>
         <w:tc>
           <w:tcPr>
-            <w:tcW w:w="4012" w:type="dxa"/>
+            <w:tcW w:w="3388" w:type="dxa"/>
             <w:shd w:val="clear" w:color="auto" w:fill="F7F7F6"/>
           </w:tcPr>
           <w:p>
@@ -1330,14 +1686,14 @@
               <w:pStyle w:val="TableParagraph"/>
               <w:spacing w:before="142"/>
               <w:rPr>
-                <w:rFonts w:ascii="Times New Roman" w:hAnsi="Times New Roman" w:cs="Times New Roman"/>
+                <w:rFonts w:ascii="Aptos Serif" w:hAnsi="Aptos Serif" w:cs="Aptos Serif"/>
                 <w:b/>
                 <w:sz w:val="28"/>
               </w:rPr>
             </w:pPr>
             <w:r>
               <w:rPr>
-                <w:rFonts w:ascii="Times New Roman" w:hAnsi="Times New Roman" w:cs="Times New Roman"/>
+                <w:rFonts w:ascii="Aptos Serif" w:hAnsi="Aptos Serif" w:cs="Aptos Serif"/>
                 <w:b/>
                 <w:color w:val="33322D"/>
                 <w:spacing w:val="-2"/>
@@ -1348,7 +1704,7 @@
             </w:r>
             <w:r>
               <w:rPr>
-                <w:rFonts w:ascii="Times New Roman" w:hAnsi="Times New Roman" w:cs="Times New Roman"/>
+                <w:rFonts w:ascii="Aptos Serif" w:hAnsi="Aptos Serif" w:cs="Aptos Serif"/>
                 <w:b/>
                 <w:color w:val="33322D"/>
                 <w:spacing w:val="-11"/>
@@ -1359,7 +1715,7 @@
             </w:r>
             <w:r>
               <w:rPr>
-                <w:rFonts w:ascii="Times New Roman" w:hAnsi="Times New Roman" w:cs="Times New Roman"/>
+                <w:rFonts w:ascii="Aptos Serif" w:hAnsi="Aptos Serif" w:cs="Aptos Serif"/>
                 <w:b/>
                 <w:color w:val="33322D"/>
                 <w:spacing w:val="-2"/>
@@ -1370,7 +1726,7 @@
             </w:r>
             <w:r>
               <w:rPr>
-                <w:rFonts w:ascii="Times New Roman" w:hAnsi="Times New Roman" w:cs="Times New Roman"/>
+                <w:rFonts w:ascii="Aptos Serif" w:hAnsi="Aptos Serif" w:cs="Aptos Serif"/>
                 <w:b/>
                 <w:color w:val="33322D"/>
                 <w:spacing w:val="-11"/>
@@ -1381,7 +1737,7 @@
             </w:r>
             <w:r>
               <w:rPr>
-                <w:rFonts w:ascii="Times New Roman" w:hAnsi="Times New Roman" w:cs="Times New Roman"/>
+                <w:rFonts w:ascii="Aptos Serif" w:hAnsi="Aptos Serif" w:cs="Aptos Serif"/>
                 <w:b/>
                 <w:color w:val="33322D"/>
                 <w:spacing w:val="-2"/>
@@ -1392,7 +1748,7 @@
             </w:r>
             <w:r>
               <w:rPr>
-                <w:rFonts w:ascii="Times New Roman" w:hAnsi="Times New Roman" w:cs="Times New Roman"/>
+                <w:rFonts w:ascii="Aptos Serif" w:hAnsi="Aptos Serif" w:cs="Aptos Serif"/>
                 <w:b/>
                 <w:color w:val="33322D"/>
                 <w:spacing w:val="-11"/>
@@ -1403,7 +1759,7 @@
             </w:r>
             <w:r>
               <w:rPr>
-                <w:rFonts w:ascii="Times New Roman" w:hAnsi="Times New Roman" w:cs="Times New Roman"/>
+                <w:rFonts w:ascii="Aptos Serif" w:hAnsi="Aptos Serif" w:cs="Aptos Serif"/>
                 <w:b/>
                 <w:color w:val="33322D"/>
                 <w:spacing w:val="-2"/>
@@ -1416,7 +1772,7 @@
         </w:tc>
         <w:tc>
           <w:tcPr>
-            <w:tcW w:w="6202" w:type="dxa"/>
+            <w:tcW w:w="5239" w:type="dxa"/>
             <w:shd w:val="clear" w:color="auto" w:fill="F7F7F6"/>
           </w:tcPr>
           <w:p>
@@ -1424,13 +1780,13 @@
               <w:pStyle w:val="TableParagraph"/>
               <w:ind w:left="211"/>
               <w:rPr>
-                <w:rFonts w:ascii="Times New Roman" w:hAnsi="Times New Roman" w:cs="Times New Roman"/>
+                <w:rFonts w:ascii="Aptos Serif" w:hAnsi="Aptos Serif" w:cs="Aptos Serif"/>
                 <w:sz w:val="29"/>
               </w:rPr>
             </w:pPr>
             <w:r>
               <w:rPr>
-                <w:rFonts w:ascii="Times New Roman" w:hAnsi="Times New Roman" w:cs="Times New Roman"/>
+                <w:rFonts w:ascii="Aptos Serif" w:hAnsi="Aptos Serif" w:cs="Aptos Serif"/>
                 <w:color w:val="33322D"/>
                 <w:spacing w:val="-2"/>
                 <w:sz w:val="29"/>
@@ -1442,11 +1798,11 @@
       </w:tr>
       <w:tr>
         <w:trPr>
-          <w:trHeight w:val="599"/>
+          <w:trHeight w:val="293"/>
         </w:trPr>
         <w:tc>
           <w:tcPr>
-            <w:tcW w:w="4012" w:type="dxa"/>
+            <w:tcW w:w="3388" w:type="dxa"/>
             <w:shd w:val="clear" w:color="auto" w:fill="F7F7F6"/>
           </w:tcPr>
           <w:p>
@@ -1454,14 +1810,14 @@
               <w:pStyle w:val="TableParagraph"/>
               <w:spacing w:before="142"/>
               <w:rPr>
-                <w:rFonts w:ascii="Times New Roman" w:hAnsi="Times New Roman" w:cs="Times New Roman"/>
+                <w:rFonts w:ascii="Aptos Serif" w:hAnsi="Aptos Serif" w:cs="Aptos Serif"/>
                 <w:b/>
                 <w:sz w:val="28"/>
               </w:rPr>
             </w:pPr>
             <w:r>
               <w:rPr>
-                <w:rFonts w:ascii="Times New Roman" w:hAnsi="Times New Roman" w:cs="Times New Roman"/>
+                <w:rFonts w:ascii="Aptos Serif" w:hAnsi="Aptos Serif" w:cs="Aptos Serif"/>
                 <w:b/>
                 <w:color w:val="33322D"/>
                 <w:spacing w:val="-2"/>
@@ -1472,7 +1828,7 @@
             </w:r>
             <w:r>
               <w:rPr>
-                <w:rFonts w:ascii="Times New Roman" w:hAnsi="Times New Roman" w:cs="Times New Roman"/>
+                <w:rFonts w:ascii="Aptos Serif" w:hAnsi="Aptos Serif" w:cs="Aptos Serif"/>
                 <w:b/>
                 <w:color w:val="33322D"/>
                 <w:spacing w:val="-11"/>
@@ -1483,7 +1839,7 @@
             </w:r>
             <w:r>
               <w:rPr>
-                <w:rFonts w:ascii="Times New Roman" w:hAnsi="Times New Roman" w:cs="Times New Roman"/>
+                <w:rFonts w:ascii="Aptos Serif" w:hAnsi="Aptos Serif" w:cs="Aptos Serif"/>
                 <w:b/>
                 <w:color w:val="33322D"/>
                 <w:spacing w:val="-2"/>
@@ -1494,7 +1850,7 @@
             </w:r>
             <w:r>
               <w:rPr>
-                <w:rFonts w:ascii="Times New Roman" w:hAnsi="Times New Roman" w:cs="Times New Roman"/>
+                <w:rFonts w:ascii="Aptos Serif" w:hAnsi="Aptos Serif" w:cs="Aptos Serif"/>
                 <w:b/>
                 <w:color w:val="33322D"/>
                 <w:spacing w:val="-11"/>
@@ -1505,7 +1861,7 @@
             </w:r>
             <w:r>
               <w:rPr>
-                <w:rFonts w:ascii="Times New Roman" w:hAnsi="Times New Roman" w:cs="Times New Roman"/>
+                <w:rFonts w:ascii="Aptos Serif" w:hAnsi="Aptos Serif" w:cs="Aptos Serif"/>
                 <w:b/>
                 <w:color w:val="33322D"/>
                 <w:spacing w:val="-2"/>
@@ -1516,7 +1872,7 @@
             </w:r>
             <w:r>
               <w:rPr>
-                <w:rFonts w:ascii="Times New Roman" w:hAnsi="Times New Roman" w:cs="Times New Roman"/>
+                <w:rFonts w:ascii="Aptos Serif" w:hAnsi="Aptos Serif" w:cs="Aptos Serif"/>
                 <w:b/>
                 <w:color w:val="33322D"/>
                 <w:spacing w:val="-11"/>
@@ -1527,7 +1883,7 @@
             </w:r>
             <w:r>
               <w:rPr>
-                <w:rFonts w:ascii="Times New Roman" w:hAnsi="Times New Roman" w:cs="Times New Roman"/>
+                <w:rFonts w:ascii="Aptos Serif" w:hAnsi="Aptos Serif" w:cs="Aptos Serif"/>
                 <w:b/>
                 <w:color w:val="33322D"/>
                 <w:spacing w:val="-2"/>
@@ -1540,7 +1896,7 @@
         </w:tc>
         <w:tc>
           <w:tcPr>
-            <w:tcW w:w="6202" w:type="dxa"/>
+            <w:tcW w:w="5239" w:type="dxa"/>
             <w:shd w:val="clear" w:color="auto" w:fill="F7F7F6"/>
           </w:tcPr>
           <w:p>
@@ -1548,13 +1904,13 @@
               <w:pStyle w:val="TableParagraph"/>
               <w:ind w:left="211"/>
               <w:rPr>
-                <w:rFonts w:ascii="Times New Roman" w:hAnsi="Times New Roman" w:cs="Times New Roman"/>
+                <w:rFonts w:ascii="Aptos Serif" w:hAnsi="Aptos Serif" w:cs="Aptos Serif"/>
                 <w:sz w:val="29"/>
               </w:rPr>
             </w:pPr>
             <w:r>
               <w:rPr>
-                <w:rFonts w:ascii="Times New Roman" w:hAnsi="Times New Roman" w:cs="Times New Roman"/>
+                <w:rFonts w:ascii="Aptos Serif" w:hAnsi="Aptos Serif" w:cs="Aptos Serif"/>
                 <w:color w:val="33322D"/>
                 <w:spacing w:val="-2"/>
                 <w:sz w:val="29"/>
@@ -1566,11 +1922,11 @@
       </w:tr>
       <w:tr>
         <w:trPr>
-          <w:trHeight w:val="599"/>
+          <w:trHeight w:val="293"/>
         </w:trPr>
         <w:tc>
           <w:tcPr>
-            <w:tcW w:w="4012" w:type="dxa"/>
+            <w:tcW w:w="3388" w:type="dxa"/>
             <w:shd w:val="clear" w:color="auto" w:fill="F7F7F6"/>
           </w:tcPr>
           <w:p>
@@ -1578,14 +1934,14 @@
               <w:pStyle w:val="TableParagraph"/>
               <w:spacing w:before="142"/>
               <w:rPr>
-                <w:rFonts w:ascii="Times New Roman" w:hAnsi="Times New Roman" w:cs="Times New Roman"/>
+                <w:rFonts w:ascii="Aptos Serif" w:hAnsi="Aptos Serif" w:cs="Aptos Serif"/>
                 <w:b/>
                 <w:sz w:val="28"/>
               </w:rPr>
             </w:pPr>
             <w:r>
               <w:rPr>
-                <w:rFonts w:ascii="Times New Roman" w:hAnsi="Times New Roman" w:cs="Times New Roman"/>
+                <w:rFonts w:ascii="Aptos Serif" w:hAnsi="Aptos Serif" w:cs="Aptos Serif"/>
                 <w:b/>
                 <w:color w:val="33322D"/>
                 <w:w w:val="80"/>
@@ -1595,7 +1951,7 @@
             </w:r>
             <w:r>
               <w:rPr>
-                <w:rFonts w:ascii="Times New Roman" w:hAnsi="Times New Roman" w:cs="Times New Roman"/>
+                <w:rFonts w:ascii="Aptos Serif" w:hAnsi="Aptos Serif" w:cs="Aptos Serif"/>
                 <w:b/>
                 <w:color w:val="33322D"/>
                 <w:spacing w:val="-8"/>
@@ -1605,7 +1961,7 @@
             </w:r>
             <w:r>
               <w:rPr>
-                <w:rFonts w:ascii="Times New Roman" w:hAnsi="Times New Roman" w:cs="Times New Roman"/>
+                <w:rFonts w:ascii="Aptos Serif" w:hAnsi="Aptos Serif" w:cs="Aptos Serif"/>
                 <w:b/>
                 <w:color w:val="33322D"/>
                 <w:w w:val="80"/>
@@ -1615,7 +1971,7 @@
             </w:r>
             <w:r>
               <w:rPr>
-                <w:rFonts w:ascii="Times New Roman" w:hAnsi="Times New Roman" w:cs="Times New Roman"/>
+                <w:rFonts w:ascii="Aptos Serif" w:hAnsi="Aptos Serif" w:cs="Aptos Serif"/>
                 <w:b/>
                 <w:color w:val="33322D"/>
                 <w:spacing w:val="-8"/>
@@ -1625,7 +1981,7 @@
             </w:r>
             <w:r>
               <w:rPr>
-                <w:rFonts w:ascii="Times New Roman" w:hAnsi="Times New Roman" w:cs="Times New Roman"/>
+                <w:rFonts w:ascii="Aptos Serif" w:hAnsi="Aptos Serif" w:cs="Aptos Serif"/>
                 <w:b/>
                 <w:color w:val="33322D"/>
                 <w:spacing w:val="-2"/>
@@ -1638,7 +1994,7 @@
         </w:tc>
         <w:tc>
           <w:tcPr>
-            <w:tcW w:w="6202" w:type="dxa"/>
+            <w:tcW w:w="5239" w:type="dxa"/>
             <w:shd w:val="clear" w:color="auto" w:fill="F7F7F6"/>
           </w:tcPr>
           <w:p>
@@ -1646,13 +2002,13 @@
               <w:pStyle w:val="TableParagraph"/>
               <w:ind w:left="211"/>
               <w:rPr>
-                <w:rFonts w:ascii="Times New Roman" w:hAnsi="Times New Roman" w:cs="Times New Roman"/>
+                <w:rFonts w:ascii="Aptos Serif" w:hAnsi="Aptos Serif" w:cs="Aptos Serif"/>
                 <w:sz w:val="29"/>
               </w:rPr>
             </w:pPr>
             <w:r>
               <w:rPr>
-                <w:rFonts w:ascii="Times New Roman" w:hAnsi="Times New Roman" w:cs="Times New Roman"/>
+                <w:rFonts w:ascii="Aptos Serif" w:hAnsi="Aptos Serif" w:cs="Aptos Serif"/>
                 <w:color w:val="33322D"/>
                 <w:spacing w:val="-2"/>
                 <w:sz w:val="29"/>
@@ -1664,11 +2020,11 @@
       </w:tr>
       <w:tr>
         <w:trPr>
-          <w:trHeight w:val="599"/>
+          <w:trHeight w:val="293"/>
         </w:trPr>
         <w:tc>
           <w:tcPr>
-            <w:tcW w:w="4012" w:type="dxa"/>
+            <w:tcW w:w="3388" w:type="dxa"/>
             <w:shd w:val="clear" w:color="auto" w:fill="F7F7F6"/>
           </w:tcPr>
           <w:p>
@@ -1676,14 +2032,14 @@
               <w:pStyle w:val="TableParagraph"/>
               <w:spacing w:before="142"/>
               <w:rPr>
-                <w:rFonts w:ascii="Times New Roman" w:hAnsi="Times New Roman" w:cs="Times New Roman"/>
+                <w:rFonts w:ascii="Aptos Serif" w:hAnsi="Aptos Serif" w:cs="Aptos Serif"/>
                 <w:b/>
                 <w:sz w:val="28"/>
               </w:rPr>
             </w:pPr>
             <w:r>
               <w:rPr>
-                <w:rFonts w:ascii="Times New Roman" w:hAnsi="Times New Roman" w:cs="Times New Roman"/>
+                <w:rFonts w:ascii="Aptos Serif" w:hAnsi="Aptos Serif" w:cs="Aptos Serif"/>
                 <w:b/>
                 <w:color w:val="33322D"/>
                 <w:w w:val="80"/>
@@ -1693,7 +2049,7 @@
             </w:r>
             <w:r>
               <w:rPr>
-                <w:rFonts w:ascii="Times New Roman" w:hAnsi="Times New Roman" w:cs="Times New Roman"/>
+                <w:rFonts w:ascii="Aptos Serif" w:hAnsi="Aptos Serif" w:cs="Aptos Serif"/>
                 <w:b/>
                 <w:color w:val="33322D"/>
                 <w:spacing w:val="-8"/>
@@ -1703,7 +2059,7 @@
             </w:r>
             <w:r>
               <w:rPr>
-                <w:rFonts w:ascii="Times New Roman" w:hAnsi="Times New Roman" w:cs="Times New Roman"/>
+                <w:rFonts w:ascii="Aptos Serif" w:hAnsi="Aptos Serif" w:cs="Aptos Serif"/>
                 <w:b/>
                 <w:color w:val="33322D"/>
                 <w:w w:val="80"/>
@@ -1713,7 +2069,7 @@
             </w:r>
             <w:r>
               <w:rPr>
-                <w:rFonts w:ascii="Times New Roman" w:hAnsi="Times New Roman" w:cs="Times New Roman"/>
+                <w:rFonts w:ascii="Aptos Serif" w:hAnsi="Aptos Serif" w:cs="Aptos Serif"/>
                 <w:b/>
                 <w:color w:val="33322D"/>
                 <w:spacing w:val="-8"/>
@@ -1723,7 +2079,7 @@
             </w:r>
             <w:r>
               <w:rPr>
-                <w:rFonts w:ascii="Times New Roman" w:hAnsi="Times New Roman" w:cs="Times New Roman"/>
+                <w:rFonts w:ascii="Aptos Serif" w:hAnsi="Aptos Serif" w:cs="Aptos Serif"/>
                 <w:b/>
                 <w:color w:val="33322D"/>
                 <w:spacing w:val="-2"/>
@@ -1736,7 +2092,7 @@
         </w:tc>
         <w:tc>
           <w:tcPr>
-            <w:tcW w:w="6202" w:type="dxa"/>
+            <w:tcW w:w="5239" w:type="dxa"/>
             <w:shd w:val="clear" w:color="auto" w:fill="F7F7F6"/>
           </w:tcPr>
           <w:p>
@@ -1744,13 +2100,13 @@
               <w:pStyle w:val="TableParagraph"/>
               <w:ind w:left="211"/>
               <w:rPr>
-                <w:rFonts w:ascii="Times New Roman" w:hAnsi="Times New Roman" w:cs="Times New Roman"/>
+                <w:rFonts w:ascii="Aptos Serif" w:hAnsi="Aptos Serif" w:cs="Aptos Serif"/>
                 <w:sz w:val="29"/>
               </w:rPr>
             </w:pPr>
             <w:r>
               <w:rPr>
-                <w:rFonts w:ascii="Times New Roman" w:hAnsi="Times New Roman" w:cs="Times New Roman"/>
+                <w:rFonts w:ascii="Aptos Serif" w:hAnsi="Aptos Serif" w:cs="Aptos Serif"/>
                 <w:color w:val="33322D"/>
                 <w:spacing w:val="-2"/>
                 <w:sz w:val="29"/>
@@ -1762,11 +2118,11 @@
       </w:tr>
       <w:tr>
         <w:trPr>
-          <w:trHeight w:val="599"/>
+          <w:trHeight w:val="293"/>
         </w:trPr>
         <w:tc>
           <w:tcPr>
-            <w:tcW w:w="4012" w:type="dxa"/>
+            <w:tcW w:w="3388" w:type="dxa"/>
             <w:shd w:val="clear" w:color="auto" w:fill="F7F7F6"/>
           </w:tcPr>
           <w:p>
@@ -1774,14 +2130,14 @@
               <w:pStyle w:val="TableParagraph"/>
               <w:spacing w:before="142"/>
               <w:rPr>
-                <w:rFonts w:ascii="Times New Roman" w:hAnsi="Times New Roman" w:cs="Times New Roman"/>
+                <w:rFonts w:ascii="Aptos Serif" w:hAnsi="Aptos Serif" w:cs="Aptos Serif"/>
                 <w:b/>
                 <w:sz w:val="28"/>
               </w:rPr>
             </w:pPr>
             <w:r>
               <w:rPr>
-                <w:rFonts w:ascii="Times New Roman" w:hAnsi="Times New Roman" w:cs="Times New Roman"/>
+                <w:rFonts w:ascii="Aptos Serif" w:hAnsi="Aptos Serif" w:cs="Aptos Serif"/>
                 <w:b/>
                 <w:color w:val="33322D"/>
                 <w:w w:val="80"/>
@@ -1791,7 +2147,7 @@
             </w:r>
             <w:r>
               <w:rPr>
-                <w:rFonts w:ascii="Times New Roman" w:hAnsi="Times New Roman" w:cs="Times New Roman"/>
+                <w:rFonts w:ascii="Aptos Serif" w:hAnsi="Aptos Serif" w:cs="Aptos Serif"/>
                 <w:b/>
                 <w:color w:val="33322D"/>
                 <w:spacing w:val="-8"/>
@@ -1801,7 +2157,7 @@
             </w:r>
             <w:r>
               <w:rPr>
-                <w:rFonts w:ascii="Times New Roman" w:hAnsi="Times New Roman" w:cs="Times New Roman"/>
+                <w:rFonts w:ascii="Aptos Serif" w:hAnsi="Aptos Serif" w:cs="Aptos Serif"/>
                 <w:b/>
                 <w:color w:val="33322D"/>
                 <w:w w:val="80"/>
@@ -1811,7 +2167,7 @@
             </w:r>
             <w:r>
               <w:rPr>
-                <w:rFonts w:ascii="Times New Roman" w:hAnsi="Times New Roman" w:cs="Times New Roman"/>
+                <w:rFonts w:ascii="Aptos Serif" w:hAnsi="Aptos Serif" w:cs="Aptos Serif"/>
                 <w:b/>
                 <w:color w:val="33322D"/>
                 <w:spacing w:val="-8"/>
@@ -1821,7 +2177,7 @@
             </w:r>
             <w:r>
               <w:rPr>
-                <w:rFonts w:ascii="Times New Roman" w:hAnsi="Times New Roman" w:cs="Times New Roman"/>
+                <w:rFonts w:ascii="Aptos Serif" w:hAnsi="Aptos Serif" w:cs="Aptos Serif"/>
                 <w:b/>
                 <w:color w:val="33322D"/>
                 <w:spacing w:val="-2"/>
@@ -1834,7 +2190,7 @@
         </w:tc>
         <w:tc>
           <w:tcPr>
-            <w:tcW w:w="6202" w:type="dxa"/>
+            <w:tcW w:w="5239" w:type="dxa"/>
             <w:shd w:val="clear" w:color="auto" w:fill="F7F7F6"/>
           </w:tcPr>
           <w:p>
@@ -1842,13 +2198,13 @@
               <w:pStyle w:val="TableParagraph"/>
               <w:ind w:left="211"/>
               <w:rPr>
-                <w:rFonts w:ascii="Times New Roman" w:hAnsi="Times New Roman" w:cs="Times New Roman"/>
+                <w:rFonts w:ascii="Aptos Serif" w:hAnsi="Aptos Serif" w:cs="Aptos Serif"/>
                 <w:sz w:val="29"/>
               </w:rPr>
             </w:pPr>
             <w:r>
               <w:rPr>
-                <w:rFonts w:ascii="Times New Roman" w:hAnsi="Times New Roman" w:cs="Times New Roman"/>
+                <w:rFonts w:ascii="Aptos Serif" w:hAnsi="Aptos Serif" w:cs="Aptos Serif"/>
                 <w:color w:val="33322D"/>
                 <w:spacing w:val="-2"/>
                 <w:sz w:val="29"/>
@@ -1860,25 +2216,25 @@
       </w:tr>
       <w:tr>
         <w:trPr>
-          <w:trHeight w:val="600"/>
+          <w:trHeight w:val="294"/>
         </w:trPr>
         <w:tc>
           <w:tcPr>
-            <w:tcW w:w="4012" w:type="dxa"/>
+            <w:tcW w:w="3388" w:type="dxa"/>
           </w:tcPr>
           <w:p>
             <w:pPr>
               <w:pStyle w:val="TableParagraph"/>
               <w:spacing w:before="142"/>
               <w:rPr>
-                <w:rFonts w:ascii="Times New Roman" w:hAnsi="Times New Roman" w:cs="Times New Roman"/>
+                <w:rFonts w:ascii="Aptos Serif" w:hAnsi="Aptos Serif" w:cs="Aptos Serif"/>
                 <w:b/>
                 <w:sz w:val="28"/>
               </w:rPr>
             </w:pPr>
             <w:r>
               <w:rPr>
-                <w:rFonts w:ascii="Times New Roman" w:hAnsi="Times New Roman" w:cs="Times New Roman"/>
+                <w:rFonts w:ascii="Aptos Serif" w:hAnsi="Aptos Serif" w:cs="Aptos Serif"/>
                 <w:b/>
                 <w:color w:val="33322D"/>
                 <w:w w:val="80"/>
@@ -1888,7 +2244,7 @@
             </w:r>
             <w:r>
               <w:rPr>
-                <w:rFonts w:ascii="Times New Roman" w:hAnsi="Times New Roman" w:cs="Times New Roman"/>
+                <w:rFonts w:ascii="Aptos Serif" w:hAnsi="Aptos Serif" w:cs="Aptos Serif"/>
                 <w:b/>
                 <w:color w:val="33322D"/>
                 <w:spacing w:val="-5"/>
@@ -1899,7 +2255,7 @@
             </w:r>
             <w:r>
               <w:rPr>
-                <w:rFonts w:ascii="Times New Roman" w:hAnsi="Times New Roman" w:cs="Times New Roman"/>
+                <w:rFonts w:ascii="Aptos Serif" w:hAnsi="Aptos Serif" w:cs="Aptos Serif"/>
                 <w:b/>
                 <w:color w:val="33322D"/>
                 <w:spacing w:val="-4"/>
@@ -1912,20 +2268,20 @@
         </w:tc>
         <w:tc>
           <w:tcPr>
-            <w:tcW w:w="6202" w:type="dxa"/>
+            <w:tcW w:w="5239" w:type="dxa"/>
           </w:tcPr>
           <w:p>
             <w:pPr>
               <w:pStyle w:val="TableParagraph"/>
               <w:ind w:left="211"/>
               <w:rPr>
-                <w:rFonts w:ascii="Times New Roman" w:hAnsi="Times New Roman" w:cs="Times New Roman"/>
+                <w:rFonts w:ascii="Aptos Serif" w:hAnsi="Aptos Serif" w:cs="Aptos Serif"/>
                 <w:sz w:val="29"/>
               </w:rPr>
             </w:pPr>
             <w:r>
               <w:rPr>
-                <w:rFonts w:ascii="Times New Roman" w:hAnsi="Times New Roman" w:cs="Times New Roman"/>
+                <w:rFonts w:ascii="Aptos Serif" w:hAnsi="Aptos Serif" w:cs="Aptos Serif"/>
                 <w:color w:val="33322D"/>
                 <w:spacing w:val="-2"/>
                 <w:w w:val="80"/>
@@ -1935,7 +2291,7 @@
             </w:r>
             <w:r>
               <w:rPr>
-                <w:rFonts w:ascii="Times New Roman" w:hAnsi="Times New Roman" w:cs="Times New Roman"/>
+                <w:rFonts w:ascii="Aptos Serif" w:hAnsi="Aptos Serif" w:cs="Aptos Serif"/>
                 <w:color w:val="33322D"/>
                 <w:spacing w:val="-2"/>
                 <w:w w:val="80"/>
@@ -1950,236 +2306,75 @@
     <w:p>
       <w:pPr>
         <w:pStyle w:val="BodyText"/>
-        <w:spacing w:before="190"/>
-        <w:rPr>
-          <w:rFonts w:cs="Times New Roman"/>
-        </w:rPr>
-      </w:pPr>
-    </w:p>
-    <w:p>
-      <w:pPr>
-        <w:pStyle w:val="BodyText"/>
         <w:ind w:left="131"/>
         <w:rPr>
-          <w:rFonts w:cs="Times New Roman"/>
+          <w:rFonts w:ascii="Aptos Serif" w:hAnsi="Aptos Serif" w:cs="Aptos Serif"/>
           <w:color w:val="33322D"/>
           <w:spacing w:val="-2"/>
           <w:w w:val="85"/>
         </w:rPr>
       </w:pPr>
-      <w:r>
-        <w:rPr>
-          <w:rFonts w:cs="Times New Roman"/>
-          <w:color w:val="33322D"/>
-          <w:w w:val="85"/>
-        </w:rPr>
-        <w:t>Summarize</w:t>
-      </w:r>
-      <w:r>
-        <w:rPr>
-          <w:rFonts w:cs="Times New Roman"/>
-          <w:color w:val="33322D"/>
-          <w:spacing w:val="-9"/>
+    </w:p>
+    <w:p>
+      <w:pPr>
+        <w:rPr>
+          <w:rFonts w:ascii="Aptos Serif" w:hAnsi="Aptos Serif" w:cs="Aptos Serif"/>
+          <w:b/>
+          <w:bCs/>
+          <w:sz w:val="24"/>
+          <w:szCs w:val="24"/>
+        </w:rPr>
+      </w:pPr>
+      <w:r>
+        <w:rPr>
+          <w:rFonts w:ascii="Aptos Serif" w:hAnsi="Aptos Serif" w:cs="Aptos Serif"/>
+          <w:b/>
+          <w:bCs/>
+          <w:sz w:val="24"/>
+          <w:szCs w:val="24"/>
+        </w:rPr>
+        <w:t>6.</w:t>
+      </w:r>
+      <w:r>
+        <w:rPr>
+          <w:rFonts w:ascii="Aptos Serif" w:hAnsi="Aptos Serif" w:cs="Aptos Serif"/>
+          <w:b/>
+          <w:bCs/>
+          <w:sz w:val="24"/>
+          <w:szCs w:val="24"/>
         </w:rPr>
         <w:t xml:space="preserve"> </w:t>
       </w:r>
       <w:r>
         <w:rPr>
-          <w:rFonts w:cs="Times New Roman"/>
-          <w:color w:val="33322D"/>
-          <w:w w:val="85"/>
-        </w:rPr>
-        <w:t>the</w:t>
-      </w:r>
-      <w:r>
-        <w:rPr>
-          <w:rFonts w:cs="Times New Roman"/>
-          <w:color w:val="33322D"/>
-          <w:spacing w:val="-8"/>
-        </w:rPr>
-        <w:t xml:space="preserve"> </w:t>
-      </w:r>
-      <w:r>
-        <w:rPr>
-          <w:rFonts w:cs="Times New Roman"/>
-          <w:color w:val="33322D"/>
-          <w:w w:val="85"/>
-        </w:rPr>
-        <w:t>defects</w:t>
-      </w:r>
-      <w:r>
-        <w:rPr>
-          <w:rFonts w:cs="Times New Roman"/>
-          <w:color w:val="33322D"/>
-          <w:spacing w:val="-8"/>
-        </w:rPr>
-        <w:t xml:space="preserve"> </w:t>
-      </w:r>
-      <w:r>
-        <w:rPr>
-          <w:rFonts w:cs="Times New Roman"/>
-          <w:color w:val="33322D"/>
-          <w:w w:val="85"/>
-        </w:rPr>
-        <w:t>identi</w:t>
-      </w:r>
-      <w:r>
-        <w:rPr>
-          <w:rFonts w:cs="Times New Roman"/>
-          <w:color w:val="33322D"/>
-          <w:w w:val="85"/>
-          <w:sz w:val="27"/>
-        </w:rPr>
-        <w:t>ﬁ</w:t>
-      </w:r>
-      <w:r>
-        <w:rPr>
-          <w:rFonts w:cs="Times New Roman"/>
-          <w:color w:val="33322D"/>
-          <w:w w:val="85"/>
-        </w:rPr>
-        <w:t>ed</w:t>
-      </w:r>
-      <w:r>
-        <w:rPr>
-          <w:rFonts w:cs="Times New Roman"/>
-          <w:color w:val="33322D"/>
-          <w:spacing w:val="-8"/>
-        </w:rPr>
-        <w:t xml:space="preserve"> </w:t>
-      </w:r>
-      <w:r>
-        <w:rPr>
-          <w:rFonts w:cs="Times New Roman"/>
-          <w:color w:val="33322D"/>
-          <w:w w:val="85"/>
-        </w:rPr>
-        <w:t>during</w:t>
-      </w:r>
-      <w:r>
-        <w:rPr>
-          <w:rFonts w:cs="Times New Roman"/>
-          <w:color w:val="33322D"/>
-          <w:spacing w:val="-8"/>
-        </w:rPr>
-        <w:t xml:space="preserve"> </w:t>
-      </w:r>
-      <w:r>
-        <w:rPr>
-          <w:rFonts w:cs="Times New Roman"/>
-          <w:color w:val="33322D"/>
-          <w:w w:val="85"/>
-        </w:rPr>
-        <w:t>UAT,</w:t>
-      </w:r>
-      <w:r>
-        <w:rPr>
-          <w:rFonts w:cs="Times New Roman"/>
-          <w:color w:val="33322D"/>
-          <w:spacing w:val="-8"/>
-        </w:rPr>
-        <w:t xml:space="preserve"> </w:t>
-      </w:r>
-      <w:r>
-        <w:rPr>
-          <w:rFonts w:cs="Times New Roman"/>
-          <w:color w:val="33322D"/>
-          <w:w w:val="85"/>
-        </w:rPr>
-        <w:t>categorized</w:t>
-      </w:r>
-      <w:r>
-        <w:rPr>
-          <w:rFonts w:cs="Times New Roman"/>
-          <w:color w:val="33322D"/>
-          <w:spacing w:val="-8"/>
-        </w:rPr>
-        <w:t xml:space="preserve"> </w:t>
-      </w:r>
-      <w:r>
-        <w:rPr>
-          <w:rFonts w:cs="Times New Roman"/>
-          <w:color w:val="33322D"/>
-          <w:w w:val="85"/>
-        </w:rPr>
-        <w:t>by</w:t>
-      </w:r>
-      <w:r>
-        <w:rPr>
-          <w:rFonts w:cs="Times New Roman"/>
-          <w:color w:val="33322D"/>
-          <w:spacing w:val="-8"/>
-        </w:rPr>
-        <w:t xml:space="preserve"> </w:t>
-      </w:r>
-      <w:r>
-        <w:rPr>
-          <w:rFonts w:cs="Times New Roman"/>
-          <w:color w:val="33322D"/>
-          <w:w w:val="85"/>
-        </w:rPr>
-        <w:t>severity</w:t>
-      </w:r>
-      <w:r>
-        <w:rPr>
-          <w:rFonts w:cs="Times New Roman"/>
-          <w:color w:val="33322D"/>
-          <w:spacing w:val="-8"/>
-        </w:rPr>
-        <w:t xml:space="preserve"> </w:t>
-      </w:r>
-      <w:r>
-        <w:rPr>
-          <w:rFonts w:cs="Times New Roman"/>
-          <w:color w:val="33322D"/>
-          <w:w w:val="85"/>
-        </w:rPr>
-        <w:t>and</w:t>
-      </w:r>
-      <w:r>
-        <w:rPr>
-          <w:rFonts w:cs="Times New Roman"/>
-          <w:color w:val="33322D"/>
-          <w:spacing w:val="-9"/>
-        </w:rPr>
-        <w:t xml:space="preserve"> </w:t>
-      </w:r>
-      <w:r>
-        <w:rPr>
-          <w:rFonts w:cs="Times New Roman"/>
+          <w:rFonts w:ascii="Aptos Serif" w:hAnsi="Aptos Serif" w:cs="Aptos Serif"/>
+          <w:b/>
+          <w:bCs/>
+          <w:sz w:val="24"/>
+          <w:szCs w:val="24"/>
+        </w:rPr>
+        <w:t>Defect Logs</w:t>
+      </w:r>
+    </w:p>
+    <w:p>
+      <w:pPr>
+        <w:pStyle w:val="BodyText"/>
+        <w:ind w:left="131"/>
+        <w:rPr>
+          <w:rFonts w:ascii="Aptos Serif" w:hAnsi="Aptos Serif" w:cs="Aptos Serif"/>
+          <w:b/>
+          <w:bCs/>
           <w:color w:val="33322D"/>
           <w:spacing w:val="-2"/>
           <w:w w:val="85"/>
         </w:rPr>
-        <w:t>status.</w:t>
-      </w:r>
-    </w:p>
-    <w:p>
-      <w:pPr>
-        <w:pStyle w:val="BodyText"/>
-        <w:ind w:left="131"/>
-        <w:rPr>
-          <w:rFonts w:cs="Times New Roman"/>
-          <w:color w:val="33322D"/>
-          <w:spacing w:val="-2"/>
-          <w:w w:val="85"/>
-        </w:rPr>
-      </w:pPr>
-      <w:r>
-        <w:rPr>
-          <w:rFonts w:cs="Times New Roman"/>
-          <w:color w:val="33322D"/>
-          <w:spacing w:val="-2"/>
-          <w:w w:val="85"/>
-        </w:rPr>
-        <w:t>Defects Logs</w:t>
-      </w:r>
+      </w:pPr>
     </w:p>
     <w:tbl>
       <w:tblPr>
         <w:tblStyle w:val="TableGrid"/>
         <w:tblW w:w="0" w:type="auto"/>
-        <w:jc w:val="center"/>
+        <w:tblInd w:w="-15" w:type="dxa"/>
         <w:tblBorders>
           <w:top w:val="single" w:sz="12" w:space="0" w:color="auto"/>
           <w:left w:val="single" w:sz="12" w:space="0" w:color="auto"/>
@@ -2197,9 +2392,6 @@
         <w:gridCol w:w="1982"/>
       </w:tblGrid>
       <w:tr>
-        <w:trPr>
-          <w:jc w:val="center"/>
-        </w:trPr>
         <w:tc>
           <w:tcPr>
             <w:tcW w:w="1914" w:type="dxa"/>
@@ -2210,20 +2402,14 @@
               <w:spacing w:before="51"/>
               <w:ind w:left="0"/>
               <w:rPr>
-                <w:rFonts w:cs="Times New Roman"/>
+                <w:rFonts w:ascii="Aptos Serif" w:hAnsi="Aptos Serif" w:cs="Aptos Serif"/>
               </w:rPr>
             </w:pPr>
             <w:r>
               <w:rPr>
-                <w:rFonts w:cs="Times New Roman"/>
-              </w:rPr>
-              <w:t>I</w:t>
-            </w:r>
-            <w:r>
-              <w:rPr>
-                <w:rFonts w:cs="Times New Roman"/>
-              </w:rPr>
-              <w:t>D</w:t>
+                <w:rFonts w:ascii="Aptos Serif" w:hAnsi="Aptos Serif" w:cs="Aptos Serif"/>
+              </w:rPr>
+              <w:t>ID</w:t>
             </w:r>
           </w:p>
         </w:tc>
@@ -2237,12 +2423,12 @@
               <w:spacing w:before="51"/>
               <w:ind w:left="0"/>
               <w:rPr>
-                <w:rFonts w:cs="Times New Roman"/>
+                <w:rFonts w:ascii="Aptos Serif" w:hAnsi="Aptos Serif" w:cs="Aptos Serif"/>
               </w:rPr>
             </w:pPr>
             <w:r>
               <w:rPr>
-                <w:rFonts w:cs="Times New Roman"/>
+                <w:rFonts w:ascii="Aptos Serif" w:hAnsi="Aptos Serif" w:cs="Aptos Serif"/>
               </w:rPr>
               <w:t>Description</w:t>
             </w:r>
@@ -2258,12 +2444,12 @@
               <w:spacing w:before="51"/>
               <w:ind w:left="0"/>
               <w:rPr>
-                <w:rFonts w:cs="Times New Roman"/>
+                <w:rFonts w:ascii="Aptos Serif" w:hAnsi="Aptos Serif" w:cs="Aptos Serif"/>
               </w:rPr>
             </w:pPr>
             <w:r>
               <w:rPr>
-                <w:rFonts w:cs="Times New Roman"/>
+                <w:rFonts w:ascii="Aptos Serif" w:hAnsi="Aptos Serif" w:cs="Aptos Serif"/>
               </w:rPr>
               <w:t>Severity</w:t>
             </w:r>
@@ -2279,12 +2465,12 @@
               <w:spacing w:before="51"/>
               <w:ind w:left="0"/>
               <w:rPr>
-                <w:rFonts w:cs="Times New Roman"/>
+                <w:rFonts w:ascii="Aptos Serif" w:hAnsi="Aptos Serif" w:cs="Aptos Serif"/>
               </w:rPr>
             </w:pPr>
             <w:r>
               <w:rPr>
-                <w:rFonts w:cs="Times New Roman"/>
+                <w:rFonts w:ascii="Aptos Serif" w:hAnsi="Aptos Serif" w:cs="Aptos Serif"/>
               </w:rPr>
               <w:t>Status</w:t>
             </w:r>
@@ -2292,9 +2478,6 @@
         </w:tc>
       </w:tr>
       <w:tr>
-        <w:trPr>
-          <w:jc w:val="center"/>
-        </w:trPr>
         <w:tc>
           <w:tcPr>
             <w:tcW w:w="1914" w:type="dxa"/>
@@ -2305,14 +2488,12 @@
               <w:spacing w:before="51"/>
               <w:ind w:left="0"/>
               <w:rPr>
-                <w:rFonts w:cs="Times New Roman"/>
-                <w:highlight w:val="yellow"/>
+                <w:rFonts w:ascii="Aptos Serif" w:hAnsi="Aptos Serif" w:cs="Aptos Serif"/>
               </w:rPr>
             </w:pPr>
             <w:r>
               <w:rPr>
-                <w:rFonts w:cs="Times New Roman"/>
-                <w:highlight w:val="yellow"/>
+                <w:rFonts w:ascii="Aptos Serif" w:hAnsi="Aptos Serif" w:cs="Aptos Serif"/>
               </w:rPr>
               <w:t>D1</w:t>
             </w:r>
@@ -2328,30 +2509,20 @@
               <w:spacing w:before="51"/>
               <w:ind w:left="0"/>
               <w:rPr>
-                <w:rFonts w:cs="Times New Roman"/>
-                <w:highlight w:val="yellow"/>
+                <w:rFonts w:ascii="Aptos Serif" w:hAnsi="Aptos Serif" w:cs="Aptos Serif"/>
               </w:rPr>
             </w:pPr>
             <w:proofErr w:type="spellStart"/>
             <w:r>
               <w:rPr>
-                <w:rFonts w:cs="Times New Roman"/>
-                <w:highlight w:val="yellow"/>
-              </w:rPr>
-              <w:t>I</w:t>
-            </w:r>
-            <w:r>
-              <w:rPr>
-                <w:rFonts w:cs="Times New Roman"/>
-                <w:highlight w:val="yellow"/>
-              </w:rPr>
-              <w:t>ndexError</w:t>
+                <w:rFonts w:ascii="Aptos Serif" w:hAnsi="Aptos Serif" w:cs="Aptos Serif"/>
+              </w:rPr>
+              <w:t>IndexError</w:t>
             </w:r>
             <w:proofErr w:type="spellEnd"/>
             <w:r>
               <w:rPr>
-                <w:rFonts w:cs="Times New Roman"/>
-                <w:highlight w:val="yellow"/>
+                <w:rFonts w:ascii="Aptos Serif" w:hAnsi="Aptos Serif" w:cs="Aptos Serif"/>
               </w:rPr>
               <w:t xml:space="preserve"> caused by accessing rolls beyond list size</w:t>
             </w:r>
@@ -2367,14 +2538,12 @@
               <w:spacing w:before="51"/>
               <w:ind w:left="0"/>
               <w:rPr>
-                <w:rFonts w:cs="Times New Roman"/>
-                <w:highlight w:val="yellow"/>
+                <w:rFonts w:ascii="Aptos Serif" w:hAnsi="Aptos Serif" w:cs="Aptos Serif"/>
               </w:rPr>
             </w:pPr>
             <w:r>
               <w:rPr>
-                <w:rFonts w:cs="Times New Roman"/>
-                <w:highlight w:val="yellow"/>
+                <w:rFonts w:ascii="Aptos Serif" w:hAnsi="Aptos Serif" w:cs="Aptos Serif"/>
               </w:rPr>
               <w:t>High</w:t>
             </w:r>
@@ -2390,14 +2559,12 @@
               <w:spacing w:before="51"/>
               <w:ind w:left="0"/>
               <w:rPr>
-                <w:rFonts w:cs="Times New Roman"/>
-                <w:highlight w:val="yellow"/>
+                <w:rFonts w:ascii="Aptos Serif" w:hAnsi="Aptos Serif" w:cs="Aptos Serif"/>
               </w:rPr>
             </w:pPr>
             <w:r>
               <w:rPr>
-                <w:rFonts w:cs="Times New Roman"/>
-                <w:highlight w:val="yellow"/>
+                <w:rFonts w:ascii="Aptos Serif" w:hAnsi="Aptos Serif" w:cs="Aptos Serif"/>
               </w:rPr>
               <w:t>Fixed</w:t>
             </w:r>
@@ -2405,9 +2572,6 @@
         </w:tc>
       </w:tr>
       <w:tr>
-        <w:trPr>
-          <w:jc w:val="center"/>
-        </w:trPr>
         <w:tc>
           <w:tcPr>
             <w:tcW w:w="1914" w:type="dxa"/>
@@ -2418,14 +2582,12 @@
               <w:spacing w:before="51"/>
               <w:ind w:left="0"/>
               <w:rPr>
-                <w:rFonts w:cs="Times New Roman"/>
-                <w:highlight w:val="yellow"/>
+                <w:rFonts w:ascii="Aptos Serif" w:hAnsi="Aptos Serif" w:cs="Aptos Serif"/>
               </w:rPr>
             </w:pPr>
             <w:r>
               <w:rPr>
-                <w:rFonts w:cs="Times New Roman"/>
-                <w:highlight w:val="yellow"/>
+                <w:rFonts w:ascii="Aptos Serif" w:hAnsi="Aptos Serif" w:cs="Aptos Serif"/>
               </w:rPr>
               <w:t>D2</w:t>
             </w:r>
@@ -2441,16 +2603,14 @@
               <w:spacing w:before="51"/>
               <w:ind w:left="0"/>
               <w:rPr>
-                <w:rFonts w:cs="Times New Roman"/>
-                <w:highlight w:val="yellow"/>
+                <w:rFonts w:ascii="Aptos Serif" w:hAnsi="Aptos Serif" w:cs="Aptos Serif"/>
               </w:rPr>
             </w:pPr>
             <w:r>
               <w:rPr>
-                <w:rFonts w:cs="Times New Roman"/>
-                <w:highlight w:val="yellow"/>
-              </w:rPr>
-              <w:t>Invalid frame totals allowed (e.g., 8 + 5)</w:t>
+                <w:rFonts w:ascii="Aptos Serif" w:hAnsi="Aptos Serif" w:cs="Aptos Serif"/>
+              </w:rPr>
+              <w:t>Incorrect scoring logic returning wrong results for multiple test cases</w:t>
             </w:r>
           </w:p>
         </w:tc>
@@ -2464,14 +2624,12 @@
               <w:spacing w:before="51"/>
               <w:ind w:left="0"/>
               <w:rPr>
-                <w:rFonts w:cs="Times New Roman"/>
-                <w:highlight w:val="yellow"/>
+                <w:rFonts w:ascii="Aptos Serif" w:hAnsi="Aptos Serif" w:cs="Aptos Serif"/>
               </w:rPr>
             </w:pPr>
             <w:r>
               <w:rPr>
-                <w:rFonts w:cs="Times New Roman"/>
-                <w:highlight w:val="yellow"/>
+                <w:rFonts w:ascii="Aptos Serif" w:hAnsi="Aptos Serif" w:cs="Aptos Serif"/>
               </w:rPr>
               <w:t>High</w:t>
             </w:r>
@@ -2487,14 +2645,12 @@
               <w:spacing w:before="51"/>
               <w:ind w:left="0"/>
               <w:rPr>
-                <w:rFonts w:cs="Times New Roman"/>
-                <w:highlight w:val="yellow"/>
+                <w:rFonts w:ascii="Aptos Serif" w:hAnsi="Aptos Serif" w:cs="Aptos Serif"/>
               </w:rPr>
             </w:pPr>
             <w:r>
               <w:rPr>
-                <w:rFonts w:cs="Times New Roman"/>
-                <w:highlight w:val="yellow"/>
+                <w:rFonts w:ascii="Aptos Serif" w:hAnsi="Aptos Serif" w:cs="Aptos Serif"/>
               </w:rPr>
               <w:t>Fixed</w:t>
             </w:r>
@@ -2502,9 +2658,6 @@
         </w:tc>
       </w:tr>
       <w:tr>
-        <w:trPr>
-          <w:jc w:val="center"/>
-        </w:trPr>
         <w:tc>
           <w:tcPr>
             <w:tcW w:w="1914" w:type="dxa"/>
@@ -2515,14 +2668,12 @@
               <w:spacing w:before="51"/>
               <w:ind w:left="0"/>
               <w:rPr>
-                <w:rFonts w:cs="Times New Roman"/>
-                <w:highlight w:val="yellow"/>
+                <w:rFonts w:ascii="Aptos Serif" w:hAnsi="Aptos Serif" w:cs="Aptos Serif"/>
               </w:rPr>
             </w:pPr>
             <w:r>
               <w:rPr>
-                <w:rFonts w:cs="Times New Roman"/>
-                <w:highlight w:val="yellow"/>
+                <w:rFonts w:ascii="Aptos Serif" w:hAnsi="Aptos Serif" w:cs="Aptos Serif"/>
               </w:rPr>
               <w:t>D3</w:t>
             </w:r>
@@ -2538,14 +2689,12 @@
               <w:spacing w:before="51"/>
               <w:ind w:left="0"/>
               <w:rPr>
-                <w:rFonts w:cs="Times New Roman"/>
-                <w:highlight w:val="yellow"/>
+                <w:rFonts w:ascii="Aptos Serif" w:hAnsi="Aptos Serif" w:cs="Aptos Serif"/>
               </w:rPr>
             </w:pPr>
             <w:r>
               <w:rPr>
-                <w:rFonts w:cs="Times New Roman"/>
-                <w:highlight w:val="yellow"/>
+                <w:rFonts w:ascii="Aptos Serif" w:hAnsi="Aptos Serif" w:cs="Aptos Serif"/>
               </w:rPr>
               <w:t>Indentation error in test file</w:t>
             </w:r>
@@ -2561,14 +2710,12 @@
               <w:spacing w:before="51"/>
               <w:ind w:left="0"/>
               <w:rPr>
-                <w:rFonts w:cs="Times New Roman"/>
-                <w:highlight w:val="yellow"/>
+                <w:rFonts w:ascii="Aptos Serif" w:hAnsi="Aptos Serif" w:cs="Aptos Serif"/>
               </w:rPr>
             </w:pPr>
             <w:r>
               <w:rPr>
-                <w:rFonts w:cs="Times New Roman"/>
-                <w:highlight w:val="yellow"/>
+                <w:rFonts w:ascii="Aptos Serif" w:hAnsi="Aptos Serif" w:cs="Aptos Serif"/>
               </w:rPr>
               <w:t>Medium</w:t>
             </w:r>
@@ -2587,21 +2734,12 @@
               <w:spacing w:before="51"/>
               <w:ind w:left="0"/>
               <w:rPr>
-                <w:rFonts w:cs="Times New Roman"/>
-                <w:highlight w:val="yellow"/>
+                <w:rFonts w:ascii="Aptos Serif" w:hAnsi="Aptos Serif" w:cs="Aptos Serif"/>
               </w:rPr>
             </w:pPr>
             <w:r>
               <w:rPr>
-                <w:rFonts w:cs="Times New Roman"/>
-                <w:highlight w:val="yellow"/>
-              </w:rPr>
-              <w:tab/>
-            </w:r>
-            <w:r>
-              <w:rPr>
-                <w:rFonts w:cs="Times New Roman"/>
-                <w:highlight w:val="yellow"/>
+                <w:rFonts w:ascii="Aptos Serif" w:hAnsi="Aptos Serif" w:cs="Aptos Serif"/>
               </w:rPr>
               <w:t>Fixed</w:t>
             </w:r>
@@ -2615,55 +2753,2270 @@
         <w:spacing w:before="121"/>
         <w:ind w:left="0"/>
         <w:rPr>
-          <w:rFonts w:cs="Times New Roman"/>
+          <w:rFonts w:ascii="Aptos Serif" w:hAnsi="Aptos Serif" w:cs="Aptos Serif"/>
           <w:sz w:val="30"/>
         </w:rPr>
       </w:pPr>
     </w:p>
     <w:p>
       <w:pPr>
+        <w:pStyle w:val="BodyText"/>
+        <w:spacing w:before="121"/>
+        <w:ind w:left="0"/>
+        <w:rPr>
+          <w:rFonts w:ascii="Aptos Serif" w:hAnsi="Aptos Serif" w:cs="Aptos Serif"/>
+          <w:sz w:val="30"/>
+        </w:rPr>
+      </w:pPr>
+    </w:p>
+    <w:p>
+      <w:pPr>
+        <w:pStyle w:val="BodyText"/>
+        <w:spacing w:before="121"/>
+        <w:ind w:left="0"/>
+        <w:rPr>
+          <w:rFonts w:ascii="Aptos Serif" w:hAnsi="Aptos Serif" w:cs="Aptos Serif"/>
+          <w:sz w:val="30"/>
+        </w:rPr>
+      </w:pPr>
+    </w:p>
+    <w:p>
+      <w:pPr>
+        <w:pStyle w:val="BodyText"/>
+        <w:spacing w:before="121"/>
+        <w:ind w:left="0"/>
+        <w:rPr>
+          <w:rFonts w:ascii="Aptos Serif" w:hAnsi="Aptos Serif" w:cs="Aptos Serif"/>
+          <w:sz w:val="30"/>
+        </w:rPr>
+      </w:pPr>
+    </w:p>
+    <w:p>
+      <w:pPr>
+        <w:pStyle w:val="BodyText"/>
+        <w:spacing w:before="121"/>
+        <w:ind w:left="0"/>
+        <w:rPr>
+          <w:rFonts w:ascii="Aptos Serif" w:hAnsi="Aptos Serif" w:cs="Aptos Serif"/>
+          <w:sz w:val="30"/>
+        </w:rPr>
+      </w:pPr>
+    </w:p>
+    <w:p>
+      <w:pPr>
+        <w:pStyle w:val="BodyText"/>
+        <w:spacing w:before="121"/>
+        <w:rPr>
+          <w:rFonts w:ascii="Aptos Serif" w:hAnsi="Aptos Serif" w:cs="Aptos Serif"/>
+          <w:b/>
+          <w:bCs/>
+          <w:szCs w:val="24"/>
+        </w:rPr>
+      </w:pPr>
+      <w:r>
+        <w:rPr>
+          <w:rFonts w:ascii="Aptos Serif" w:hAnsi="Aptos Serif" w:cs="Aptos Serif"/>
+          <w:b/>
+          <w:bCs/>
+          <w:szCs w:val="24"/>
+        </w:rPr>
+        <w:lastRenderedPageBreak/>
+        <w:t>Code Issues Identified During Testing</w:t>
+      </w:r>
+    </w:p>
+    <w:p>
+      <w:pPr>
+        <w:pStyle w:val="BodyText"/>
+        <w:spacing w:before="121"/>
+        <w:rPr>
+          <w:rFonts w:ascii="Aptos Serif" w:hAnsi="Aptos Serif" w:cs="Aptos Serif"/>
+          <w:szCs w:val="24"/>
+        </w:rPr>
+      </w:pPr>
+      <w:r>
+        <w:rPr>
+          <w:rFonts w:ascii="Aptos Serif" w:hAnsi="Aptos Serif" w:cs="Aptos Serif"/>
+          <w:szCs w:val="24"/>
+        </w:rPr>
+        <w:t xml:space="preserve">During testing, several issues were identified in the original code. These issues affected the correctness of scoring and system reliability. The main issues are </w:t>
+      </w:r>
+      <w:proofErr w:type="spellStart"/>
+      <w:r>
+        <w:rPr>
+          <w:rFonts w:ascii="Aptos Serif" w:hAnsi="Aptos Serif" w:cs="Aptos Serif"/>
+          <w:szCs w:val="24"/>
+        </w:rPr>
+        <w:t>summarised</w:t>
+      </w:r>
+      <w:proofErr w:type="spellEnd"/>
+      <w:r>
+        <w:rPr>
+          <w:rFonts w:ascii="Aptos Serif" w:hAnsi="Aptos Serif" w:cs="Aptos Serif"/>
+          <w:szCs w:val="24"/>
+        </w:rPr>
+        <w:t xml:space="preserve"> below.</w:t>
+      </w:r>
+    </w:p>
+    <w:p>
+      <w:pPr>
+        <w:pStyle w:val="BodyText"/>
+        <w:spacing w:before="121"/>
+        <w:rPr>
+          <w:rFonts w:ascii="Aptos Serif" w:hAnsi="Aptos Serif" w:cs="Aptos Serif"/>
+          <w:b/>
+          <w:bCs/>
+          <w:szCs w:val="24"/>
+        </w:rPr>
+      </w:pPr>
+      <w:r>
+        <w:rPr>
+          <w:rFonts w:ascii="Aptos Serif" w:hAnsi="Aptos Serif" w:cs="Aptos Serif"/>
+          <w:b/>
+          <w:bCs/>
+          <w:szCs w:val="24"/>
+        </w:rPr>
+        <w:t xml:space="preserve">Issue 1: Incorrect Frame Loop  </w:t>
+      </w:r>
+    </w:p>
+    <w:p>
+      <w:pPr>
+        <w:pStyle w:val="BodyText"/>
+        <w:spacing w:before="121"/>
+        <w:rPr>
+          <w:rFonts w:ascii="Aptos Serif" w:hAnsi="Aptos Serif" w:cs="Aptos Serif"/>
+          <w:szCs w:val="24"/>
+        </w:rPr>
+      </w:pPr>
+      <w:r>
+        <w:rPr>
+          <w:rFonts w:ascii="Aptos Serif" w:hAnsi="Aptos Serif" w:cs="Aptos Serif"/>
+          <w:szCs w:val="24"/>
+        </w:rPr>
+        <w:t xml:space="preserve">Original code:  </w:t>
+      </w:r>
+    </w:p>
+    <w:p>
+      <w:pPr>
+        <w:pStyle w:val="BodyText"/>
+        <w:spacing w:before="121"/>
+        <w:rPr>
+          <w:rFonts w:ascii="Aptos Serif" w:hAnsi="Aptos Serif" w:cs="Aptos Serif"/>
+          <w:szCs w:val="24"/>
+        </w:rPr>
+      </w:pPr>
+      <w:r>
+        <w:rPr>
+          <w:rFonts w:ascii="Aptos Serif" w:hAnsi="Aptos Serif" w:cs="Aptos Serif"/>
+          <w:szCs w:val="24"/>
+        </w:rPr>
+        <w:t xml:space="preserve">for frame in </w:t>
+      </w:r>
+      <w:proofErr w:type="gramStart"/>
+      <w:r>
+        <w:rPr>
+          <w:rFonts w:ascii="Aptos Serif" w:hAnsi="Aptos Serif" w:cs="Aptos Serif"/>
+          <w:szCs w:val="24"/>
+        </w:rPr>
+        <w:t>range(</w:t>
+      </w:r>
+      <w:proofErr w:type="gramEnd"/>
+      <w:r>
+        <w:rPr>
+          <w:rFonts w:ascii="Aptos Serif" w:hAnsi="Aptos Serif" w:cs="Aptos Serif"/>
+          <w:szCs w:val="24"/>
+        </w:rPr>
+        <w:t>9)</w:t>
+      </w:r>
+    </w:p>
+    <w:p>
+      <w:pPr>
+        <w:pStyle w:val="BodyText"/>
+        <w:spacing w:before="121"/>
+        <w:rPr>
+          <w:rFonts w:ascii="Aptos Serif" w:hAnsi="Aptos Serif" w:cs="Aptos Serif"/>
+          <w:szCs w:val="24"/>
+        </w:rPr>
+      </w:pPr>
+      <w:r>
+        <w:rPr>
+          <w:rFonts w:ascii="Aptos Serif" w:hAnsi="Aptos Serif" w:cs="Aptos Serif"/>
+          <w:szCs w:val="24"/>
+        </w:rPr>
+        <w:t>Explanation</w:t>
+      </w:r>
+      <w:proofErr w:type="gramStart"/>
+      <w:r>
+        <w:rPr>
+          <w:rFonts w:ascii="Aptos Serif" w:hAnsi="Aptos Serif" w:cs="Aptos Serif"/>
+          <w:szCs w:val="24"/>
+        </w:rPr>
+        <w:t>:  This</w:t>
+      </w:r>
+      <w:proofErr w:type="gramEnd"/>
+      <w:r>
+        <w:rPr>
+          <w:rFonts w:ascii="Aptos Serif" w:hAnsi="Aptos Serif" w:cs="Aptos Serif"/>
+          <w:szCs w:val="24"/>
+        </w:rPr>
+        <w:t xml:space="preserve"> processes only 9 frames instead of the required 10 frames in a bowling game, which leads to incorrect scoring.</w:t>
+      </w:r>
+    </w:p>
+    <w:p>
+      <w:pPr>
+        <w:pStyle w:val="BodyText"/>
+        <w:spacing w:before="121"/>
+        <w:rPr>
+          <w:rFonts w:ascii="Aptos Serif" w:hAnsi="Aptos Serif" w:cs="Aptos Serif"/>
+          <w:szCs w:val="24"/>
+        </w:rPr>
+      </w:pPr>
+      <w:r>
+        <w:rPr>
+          <w:rFonts w:ascii="Aptos Serif" w:hAnsi="Aptos Serif" w:cs="Aptos Serif"/>
+          <w:szCs w:val="24"/>
+        </w:rPr>
+        <w:t>Fix</w:t>
+      </w:r>
+      <w:proofErr w:type="gramStart"/>
+      <w:r>
+        <w:rPr>
+          <w:rFonts w:ascii="Aptos Serif" w:hAnsi="Aptos Serif" w:cs="Aptos Serif"/>
+          <w:szCs w:val="24"/>
+        </w:rPr>
+        <w:t>:  The</w:t>
+      </w:r>
+      <w:proofErr w:type="gramEnd"/>
+      <w:r>
+        <w:rPr>
+          <w:rFonts w:ascii="Aptos Serif" w:hAnsi="Aptos Serif" w:cs="Aptos Serif"/>
+          <w:szCs w:val="24"/>
+        </w:rPr>
+        <w:t xml:space="preserve"> loop was updated to correctly process all 10 frames.</w:t>
+      </w:r>
+    </w:p>
+    <w:p>
+      <w:pPr>
+        <w:pStyle w:val="BodyText"/>
+        <w:spacing w:before="121"/>
+        <w:rPr>
+          <w:rFonts w:ascii="Aptos Serif" w:hAnsi="Aptos Serif" w:cs="Aptos Serif"/>
+          <w:szCs w:val="24"/>
+        </w:rPr>
+      </w:pPr>
+    </w:p>
+    <w:p>
+      <w:pPr>
+        <w:pStyle w:val="BodyText"/>
+        <w:spacing w:before="121"/>
+        <w:rPr>
+          <w:rFonts w:ascii="Aptos Serif" w:hAnsi="Aptos Serif" w:cs="Aptos Serif"/>
+          <w:b/>
+          <w:bCs/>
+          <w:szCs w:val="24"/>
+        </w:rPr>
+      </w:pPr>
+      <w:r>
+        <w:rPr>
+          <w:rFonts w:ascii="Aptos Serif" w:hAnsi="Aptos Serif" w:cs="Aptos Serif"/>
+          <w:b/>
+          <w:bCs/>
+          <w:szCs w:val="24"/>
+        </w:rPr>
+        <w:t xml:space="preserve">Issue 2: Incorrect Open Frame Scoring  </w:t>
+      </w:r>
+    </w:p>
+    <w:p>
+      <w:pPr>
+        <w:pStyle w:val="BodyText"/>
+        <w:spacing w:before="121"/>
+        <w:rPr>
+          <w:rFonts w:ascii="Aptos Serif" w:hAnsi="Aptos Serif" w:cs="Aptos Serif"/>
+          <w:szCs w:val="24"/>
+        </w:rPr>
+      </w:pPr>
+      <w:r>
+        <w:rPr>
+          <w:rFonts w:ascii="Aptos Serif" w:hAnsi="Aptos Serif" w:cs="Aptos Serif"/>
+          <w:szCs w:val="24"/>
+        </w:rPr>
+        <w:t xml:space="preserve">Original code:  </w:t>
+      </w:r>
+    </w:p>
+    <w:p>
+      <w:pPr>
+        <w:pStyle w:val="BodyText"/>
+        <w:spacing w:before="121"/>
+        <w:rPr>
+          <w:rFonts w:ascii="Aptos Serif" w:hAnsi="Aptos Serif" w:cs="Aptos Serif"/>
+          <w:szCs w:val="24"/>
+        </w:rPr>
+      </w:pPr>
+      <w:r>
+        <w:rPr>
+          <w:rFonts w:ascii="Aptos Serif" w:hAnsi="Aptos Serif" w:cs="Aptos Serif"/>
+          <w:szCs w:val="24"/>
+        </w:rPr>
+        <w:t xml:space="preserve">score += </w:t>
+      </w:r>
+      <w:proofErr w:type="spellStart"/>
+      <w:proofErr w:type="gramStart"/>
+      <w:r>
+        <w:rPr>
+          <w:rFonts w:ascii="Aptos Serif" w:hAnsi="Aptos Serif" w:cs="Aptos Serif"/>
+          <w:szCs w:val="24"/>
+        </w:rPr>
+        <w:t>self.rolls</w:t>
+      </w:r>
+      <w:proofErr w:type="spellEnd"/>
+      <w:proofErr w:type="gramEnd"/>
+      <w:r>
+        <w:rPr>
+          <w:rFonts w:ascii="Aptos Serif" w:hAnsi="Aptos Serif" w:cs="Aptos Serif"/>
+          <w:szCs w:val="24"/>
+        </w:rPr>
+        <w:t>[</w:t>
+      </w:r>
+      <w:proofErr w:type="spellStart"/>
+      <w:r>
+        <w:rPr>
+          <w:rFonts w:ascii="Aptos Serif" w:hAnsi="Aptos Serif" w:cs="Aptos Serif"/>
+          <w:szCs w:val="24"/>
+        </w:rPr>
+        <w:t>frame_index</w:t>
+      </w:r>
+      <w:proofErr w:type="spellEnd"/>
+      <w:r>
+        <w:rPr>
+          <w:rFonts w:ascii="Aptos Serif" w:hAnsi="Aptos Serif" w:cs="Aptos Serif"/>
+          <w:szCs w:val="24"/>
+        </w:rPr>
+        <w:t>]</w:t>
+      </w:r>
+    </w:p>
+    <w:p>
+      <w:pPr>
+        <w:pStyle w:val="BodyText"/>
+        <w:spacing w:before="121"/>
+        <w:rPr>
+          <w:rFonts w:ascii="Aptos Serif" w:hAnsi="Aptos Serif" w:cs="Aptos Serif"/>
+          <w:szCs w:val="24"/>
+        </w:rPr>
+      </w:pPr>
+      <w:r>
+        <w:rPr>
+          <w:rFonts w:ascii="Aptos Serif" w:hAnsi="Aptos Serif" w:cs="Aptos Serif"/>
+          <w:szCs w:val="24"/>
+        </w:rPr>
+        <w:t>Explanation</w:t>
+      </w:r>
+      <w:r>
+        <w:rPr>
+          <w:rFonts w:ascii="Aptos Serif" w:hAnsi="Aptos Serif" w:cs="Aptos Serif"/>
+          <w:szCs w:val="24"/>
+        </w:rPr>
+        <w:t>: This</w:t>
+      </w:r>
+      <w:r>
+        <w:rPr>
+          <w:rFonts w:ascii="Aptos Serif" w:hAnsi="Aptos Serif" w:cs="Aptos Serif"/>
+          <w:szCs w:val="24"/>
+        </w:rPr>
+        <w:t xml:space="preserve"> adds only one roll instead of both rolls in a frame, resulting in incorrect score calculation.</w:t>
+      </w:r>
+    </w:p>
+    <w:p>
+      <w:pPr>
+        <w:pStyle w:val="BodyText"/>
+        <w:spacing w:before="121"/>
+        <w:rPr>
+          <w:rFonts w:ascii="Aptos Serif" w:hAnsi="Aptos Serif" w:cs="Aptos Serif"/>
+          <w:szCs w:val="24"/>
+        </w:rPr>
+      </w:pPr>
+      <w:r>
+        <w:rPr>
+          <w:rFonts w:ascii="Aptos Serif" w:hAnsi="Aptos Serif" w:cs="Aptos Serif"/>
+          <w:szCs w:val="24"/>
+        </w:rPr>
+        <w:t>Fix</w:t>
+      </w:r>
+      <w:r>
+        <w:rPr>
+          <w:rFonts w:ascii="Aptos Serif" w:hAnsi="Aptos Serif" w:cs="Aptos Serif"/>
+          <w:szCs w:val="24"/>
+        </w:rPr>
+        <w:t>: Both</w:t>
+      </w:r>
+      <w:r>
+        <w:rPr>
+          <w:rFonts w:ascii="Aptos Serif" w:hAnsi="Aptos Serif" w:cs="Aptos Serif"/>
+          <w:szCs w:val="24"/>
+        </w:rPr>
+        <w:t xml:space="preserve"> </w:t>
+      </w:r>
+      <w:proofErr w:type="gramStart"/>
+      <w:r>
+        <w:rPr>
+          <w:rFonts w:ascii="Aptos Serif" w:hAnsi="Aptos Serif" w:cs="Aptos Serif"/>
+          <w:szCs w:val="24"/>
+        </w:rPr>
+        <w:t>rolls</w:t>
+      </w:r>
+      <w:proofErr w:type="gramEnd"/>
+      <w:r>
+        <w:rPr>
+          <w:rFonts w:ascii="Aptos Serif" w:hAnsi="Aptos Serif" w:cs="Aptos Serif"/>
+          <w:szCs w:val="24"/>
+        </w:rPr>
+        <w:t xml:space="preserve"> were included when calculating the score for open frames.</w:t>
+      </w:r>
+    </w:p>
+    <w:p>
+      <w:pPr>
+        <w:pStyle w:val="BodyText"/>
+        <w:spacing w:before="121"/>
+        <w:rPr>
+          <w:rFonts w:ascii="Aptos Serif" w:hAnsi="Aptos Serif" w:cs="Aptos Serif"/>
+          <w:szCs w:val="24"/>
+        </w:rPr>
+      </w:pPr>
+    </w:p>
+    <w:p>
+      <w:pPr>
+        <w:pStyle w:val="BodyText"/>
+        <w:spacing w:before="121"/>
+        <w:rPr>
+          <w:rFonts w:ascii="Aptos Serif" w:hAnsi="Aptos Serif" w:cs="Aptos Serif"/>
+          <w:b/>
+          <w:bCs/>
+          <w:szCs w:val="24"/>
+        </w:rPr>
+      </w:pPr>
+      <w:r>
+        <w:rPr>
+          <w:rFonts w:ascii="Aptos Serif" w:hAnsi="Aptos Serif" w:cs="Aptos Serif"/>
+          <w:b/>
+          <w:bCs/>
+          <w:szCs w:val="24"/>
+        </w:rPr>
+        <w:t xml:space="preserve">Issue 3: Missing Input Validation  </w:t>
+      </w:r>
+    </w:p>
+    <w:p>
+      <w:pPr>
+        <w:pStyle w:val="BodyText"/>
+        <w:spacing w:before="121"/>
+        <w:rPr>
+          <w:rFonts w:ascii="Aptos Serif" w:hAnsi="Aptos Serif" w:cs="Aptos Serif"/>
+          <w:szCs w:val="24"/>
+        </w:rPr>
+      </w:pPr>
+      <w:r>
+        <w:rPr>
+          <w:rFonts w:ascii="Aptos Serif" w:hAnsi="Aptos Serif" w:cs="Aptos Serif"/>
+          <w:szCs w:val="24"/>
+        </w:rPr>
+        <w:t xml:space="preserve">Original code:  </w:t>
+      </w:r>
+    </w:p>
+    <w:p>
+      <w:pPr>
+        <w:pStyle w:val="BodyText"/>
+        <w:spacing w:before="121"/>
+        <w:rPr>
+          <w:rFonts w:ascii="Aptos Serif" w:hAnsi="Aptos Serif" w:cs="Aptos Serif"/>
+          <w:szCs w:val="24"/>
+        </w:rPr>
+      </w:pPr>
+      <w:r>
+        <w:rPr>
+          <w:rFonts w:ascii="Aptos Serif" w:hAnsi="Aptos Serif" w:cs="Aptos Serif"/>
+          <w:szCs w:val="24"/>
+        </w:rPr>
+        <w:t xml:space="preserve">def </w:t>
+      </w:r>
+      <w:proofErr w:type="gramStart"/>
+      <w:r>
+        <w:rPr>
+          <w:rFonts w:ascii="Aptos Serif" w:hAnsi="Aptos Serif" w:cs="Aptos Serif"/>
+          <w:szCs w:val="24"/>
+        </w:rPr>
+        <w:t>roll(</w:t>
+      </w:r>
+      <w:proofErr w:type="gramEnd"/>
+      <w:r>
+        <w:rPr>
+          <w:rFonts w:ascii="Aptos Serif" w:hAnsi="Aptos Serif" w:cs="Aptos Serif"/>
+          <w:szCs w:val="24"/>
+        </w:rPr>
+        <w:t xml:space="preserve">self, pins):  </w:t>
+      </w:r>
+    </w:p>
+    <w:p>
+      <w:pPr>
+        <w:pStyle w:val="BodyText"/>
+        <w:spacing w:before="121"/>
+        <w:rPr>
+          <w:rFonts w:ascii="Aptos Serif" w:hAnsi="Aptos Serif" w:cs="Aptos Serif"/>
+          <w:szCs w:val="24"/>
+        </w:rPr>
+      </w:pPr>
+      <w:r>
+        <w:rPr>
+          <w:rFonts w:ascii="Aptos Serif" w:hAnsi="Aptos Serif" w:cs="Aptos Serif"/>
+          <w:szCs w:val="24"/>
+        </w:rPr>
+        <w:t xml:space="preserve">    </w:t>
+      </w:r>
+      <w:proofErr w:type="spellStart"/>
+      <w:proofErr w:type="gramStart"/>
+      <w:r>
+        <w:rPr>
+          <w:rFonts w:ascii="Aptos Serif" w:hAnsi="Aptos Serif" w:cs="Aptos Serif"/>
+          <w:szCs w:val="24"/>
+        </w:rPr>
+        <w:t>self.rolls</w:t>
+      </w:r>
+      <w:proofErr w:type="gramEnd"/>
+      <w:r>
+        <w:rPr>
+          <w:rFonts w:ascii="Aptos Serif" w:hAnsi="Aptos Serif" w:cs="Aptos Serif"/>
+          <w:szCs w:val="24"/>
+        </w:rPr>
+        <w:t>.append</w:t>
+      </w:r>
+      <w:proofErr w:type="spellEnd"/>
+      <w:r>
+        <w:rPr>
+          <w:rFonts w:ascii="Aptos Serif" w:hAnsi="Aptos Serif" w:cs="Aptos Serif"/>
+          <w:szCs w:val="24"/>
+        </w:rPr>
+        <w:t>(pins)</w:t>
+      </w:r>
+    </w:p>
+    <w:p>
+      <w:pPr>
+        <w:pStyle w:val="BodyText"/>
+        <w:spacing w:before="121"/>
+        <w:rPr>
+          <w:rFonts w:ascii="Aptos Serif" w:hAnsi="Aptos Serif" w:cs="Aptos Serif"/>
+          <w:szCs w:val="24"/>
+        </w:rPr>
+      </w:pPr>
+      <w:r>
+        <w:rPr>
+          <w:rFonts w:ascii="Aptos Serif" w:hAnsi="Aptos Serif" w:cs="Aptos Serif"/>
+          <w:szCs w:val="24"/>
+        </w:rPr>
+        <w:t>Explanation</w:t>
+      </w:r>
+      <w:r>
+        <w:rPr>
+          <w:rFonts w:ascii="Aptos Serif" w:hAnsi="Aptos Serif" w:cs="Aptos Serif"/>
+          <w:szCs w:val="24"/>
+        </w:rPr>
+        <w:t>: No</w:t>
+      </w:r>
+      <w:r>
+        <w:rPr>
+          <w:rFonts w:ascii="Aptos Serif" w:hAnsi="Aptos Serif" w:cs="Aptos Serif"/>
+          <w:szCs w:val="24"/>
+        </w:rPr>
+        <w:t xml:space="preserve"> validation was performed, allowing invalid inputs such as negative values or values greater than 10.</w:t>
+      </w:r>
+    </w:p>
+    <w:p>
+      <w:pPr>
+        <w:pStyle w:val="BodyText"/>
+        <w:spacing w:before="121"/>
+        <w:rPr>
+          <w:rFonts w:ascii="Aptos Serif" w:hAnsi="Aptos Serif" w:cs="Aptos Serif"/>
+          <w:szCs w:val="24"/>
+        </w:rPr>
+      </w:pPr>
+      <w:r>
+        <w:rPr>
+          <w:rFonts w:ascii="Aptos Serif" w:hAnsi="Aptos Serif" w:cs="Aptos Serif"/>
+          <w:szCs w:val="24"/>
+        </w:rPr>
+        <w:t>Fix</w:t>
+      </w:r>
+      <w:r>
+        <w:rPr>
+          <w:rFonts w:ascii="Aptos Serif" w:hAnsi="Aptos Serif" w:cs="Aptos Serif"/>
+          <w:szCs w:val="24"/>
+        </w:rPr>
+        <w:t>: Validation</w:t>
+      </w:r>
+      <w:r>
+        <w:rPr>
+          <w:rFonts w:ascii="Aptos Serif" w:hAnsi="Aptos Serif" w:cs="Aptos Serif"/>
+          <w:szCs w:val="24"/>
+        </w:rPr>
+        <w:t xml:space="preserve"> checks were added to ensure only valid input values are accepted.</w:t>
+      </w:r>
+    </w:p>
+    <w:p>
+      <w:pPr>
+        <w:pStyle w:val="BodyText"/>
+        <w:spacing w:before="121"/>
+        <w:rPr>
+          <w:rFonts w:ascii="Aptos Serif" w:hAnsi="Aptos Serif" w:cs="Aptos Serif"/>
+          <w:b/>
+          <w:bCs/>
+          <w:szCs w:val="24"/>
+        </w:rPr>
+      </w:pPr>
+    </w:p>
+    <w:p>
+      <w:pPr>
+        <w:pStyle w:val="BodyText"/>
+        <w:spacing w:before="121"/>
+        <w:rPr>
+          <w:rFonts w:ascii="Aptos Serif" w:hAnsi="Aptos Serif" w:cs="Aptos Serif"/>
+          <w:b/>
+          <w:bCs/>
+          <w:szCs w:val="24"/>
+        </w:rPr>
+      </w:pPr>
+      <w:r>
+        <w:rPr>
+          <w:rFonts w:ascii="Aptos Serif" w:hAnsi="Aptos Serif" w:cs="Aptos Serif"/>
+          <w:b/>
+          <w:bCs/>
+          <w:szCs w:val="24"/>
+        </w:rPr>
+        <w:t xml:space="preserve">Issue 4: Unsafe Bonus Calculation  </w:t>
+      </w:r>
+    </w:p>
+    <w:p>
+      <w:pPr>
+        <w:pStyle w:val="BodyText"/>
+        <w:spacing w:before="121"/>
+        <w:rPr>
+          <w:rFonts w:ascii="Aptos Serif" w:hAnsi="Aptos Serif" w:cs="Aptos Serif"/>
+          <w:szCs w:val="24"/>
+        </w:rPr>
+      </w:pPr>
+      <w:r>
+        <w:rPr>
+          <w:rFonts w:ascii="Aptos Serif" w:hAnsi="Aptos Serif" w:cs="Aptos Serif"/>
+          <w:szCs w:val="24"/>
+        </w:rPr>
+        <w:t xml:space="preserve">Original code:  </w:t>
+      </w:r>
+    </w:p>
+    <w:p>
+      <w:pPr>
+        <w:pStyle w:val="BodyText"/>
+        <w:spacing w:before="121"/>
+        <w:rPr>
+          <w:rFonts w:ascii="Aptos Serif" w:hAnsi="Aptos Serif" w:cs="Aptos Serif"/>
+          <w:szCs w:val="24"/>
+        </w:rPr>
+      </w:pPr>
+      <w:r>
+        <w:rPr>
+          <w:rFonts w:ascii="Aptos Serif" w:hAnsi="Aptos Serif" w:cs="Aptos Serif"/>
+          <w:szCs w:val="24"/>
+        </w:rPr>
+        <w:t xml:space="preserve">return </w:t>
+      </w:r>
+      <w:proofErr w:type="spellStart"/>
+      <w:proofErr w:type="gramStart"/>
+      <w:r>
+        <w:rPr>
+          <w:rFonts w:ascii="Aptos Serif" w:hAnsi="Aptos Serif" w:cs="Aptos Serif"/>
+          <w:szCs w:val="24"/>
+        </w:rPr>
+        <w:t>self.rolls</w:t>
+      </w:r>
+      <w:proofErr w:type="spellEnd"/>
+      <w:proofErr w:type="gramEnd"/>
+      <w:r>
+        <w:rPr>
+          <w:rFonts w:ascii="Aptos Serif" w:hAnsi="Aptos Serif" w:cs="Aptos Serif"/>
+          <w:szCs w:val="24"/>
+        </w:rPr>
+        <w:t>[</w:t>
+      </w:r>
+      <w:proofErr w:type="spellStart"/>
+      <w:r>
+        <w:rPr>
+          <w:rFonts w:ascii="Aptos Serif" w:hAnsi="Aptos Serif" w:cs="Aptos Serif"/>
+          <w:szCs w:val="24"/>
+        </w:rPr>
+        <w:t>frame_index</w:t>
+      </w:r>
+      <w:proofErr w:type="spellEnd"/>
+      <w:r>
+        <w:rPr>
+          <w:rFonts w:ascii="Aptos Serif" w:hAnsi="Aptos Serif" w:cs="Aptos Serif"/>
+          <w:szCs w:val="24"/>
+        </w:rPr>
+        <w:t xml:space="preserve"> + 1] + </w:t>
+      </w:r>
+      <w:proofErr w:type="spellStart"/>
+      <w:proofErr w:type="gramStart"/>
+      <w:r>
+        <w:rPr>
+          <w:rFonts w:ascii="Aptos Serif" w:hAnsi="Aptos Serif" w:cs="Aptos Serif"/>
+          <w:szCs w:val="24"/>
+        </w:rPr>
+        <w:t>self.rolls</w:t>
+      </w:r>
+      <w:proofErr w:type="spellEnd"/>
+      <w:proofErr w:type="gramEnd"/>
+      <w:r>
+        <w:rPr>
+          <w:rFonts w:ascii="Aptos Serif" w:hAnsi="Aptos Serif" w:cs="Aptos Serif"/>
+          <w:szCs w:val="24"/>
+        </w:rPr>
+        <w:t>[</w:t>
+      </w:r>
+      <w:proofErr w:type="spellStart"/>
+      <w:r>
+        <w:rPr>
+          <w:rFonts w:ascii="Aptos Serif" w:hAnsi="Aptos Serif" w:cs="Aptos Serif"/>
+          <w:szCs w:val="24"/>
+        </w:rPr>
+        <w:t>frame_index</w:t>
+      </w:r>
+      <w:proofErr w:type="spellEnd"/>
+      <w:r>
+        <w:rPr>
+          <w:rFonts w:ascii="Aptos Serif" w:hAnsi="Aptos Serif" w:cs="Aptos Serif"/>
+          <w:szCs w:val="24"/>
+        </w:rPr>
+        <w:t xml:space="preserve"> + 2]</w:t>
+      </w:r>
+    </w:p>
+    <w:p>
+      <w:pPr>
+        <w:pStyle w:val="BodyText"/>
+        <w:spacing w:before="121"/>
+        <w:rPr>
+          <w:rFonts w:ascii="Aptos Serif" w:hAnsi="Aptos Serif" w:cs="Aptos Serif"/>
+          <w:szCs w:val="24"/>
+        </w:rPr>
+      </w:pPr>
+      <w:r>
+        <w:rPr>
+          <w:rFonts w:ascii="Aptos Serif" w:hAnsi="Aptos Serif" w:cs="Aptos Serif"/>
+          <w:szCs w:val="24"/>
+        </w:rPr>
+        <w:t xml:space="preserve">Explanation: This could cause an </w:t>
+      </w:r>
+      <w:proofErr w:type="spellStart"/>
+      <w:r>
+        <w:rPr>
+          <w:rFonts w:ascii="Aptos Serif" w:hAnsi="Aptos Serif" w:cs="Aptos Serif"/>
+          <w:szCs w:val="24"/>
+        </w:rPr>
+        <w:t>IndexError</w:t>
+      </w:r>
+      <w:proofErr w:type="spellEnd"/>
+      <w:r>
+        <w:rPr>
+          <w:rFonts w:ascii="Aptos Serif" w:hAnsi="Aptos Serif" w:cs="Aptos Serif"/>
+          <w:szCs w:val="24"/>
+        </w:rPr>
+        <w:t xml:space="preserve"> if the required </w:t>
+      </w:r>
+      <w:proofErr w:type="gramStart"/>
+      <w:r>
+        <w:rPr>
+          <w:rFonts w:ascii="Aptos Serif" w:hAnsi="Aptos Serif" w:cs="Aptos Serif"/>
+          <w:szCs w:val="24"/>
+        </w:rPr>
+        <w:t>rol</w:t>
+      </w:r>
+      <w:r>
+        <w:rPr>
+          <w:rFonts w:ascii="Aptos Serif" w:hAnsi="Aptos Serif" w:cs="Aptos Serif"/>
+          <w:szCs w:val="24"/>
+        </w:rPr>
+        <w:t>l</w:t>
+      </w:r>
+      <w:r>
+        <w:rPr>
+          <w:rFonts w:ascii="Aptos Serif" w:hAnsi="Aptos Serif" w:cs="Aptos Serif"/>
+          <w:szCs w:val="24"/>
+        </w:rPr>
+        <w:t>s</w:t>
+      </w:r>
+      <w:proofErr w:type="gramEnd"/>
+      <w:r>
+        <w:rPr>
+          <w:rFonts w:ascii="Aptos Serif" w:hAnsi="Aptos Serif" w:cs="Aptos Serif"/>
+          <w:szCs w:val="24"/>
+        </w:rPr>
+        <w:t xml:space="preserve"> do not exist.</w:t>
+      </w:r>
+    </w:p>
+    <w:p>
+      <w:pPr>
+        <w:pStyle w:val="BodyText"/>
+        <w:spacing w:before="121"/>
+        <w:rPr>
+          <w:rFonts w:ascii="Aptos Serif" w:hAnsi="Aptos Serif" w:cs="Aptos Serif"/>
+          <w:szCs w:val="24"/>
+        </w:rPr>
+      </w:pPr>
+      <w:r>
+        <w:rPr>
+          <w:rFonts w:ascii="Aptos Serif" w:hAnsi="Aptos Serif" w:cs="Aptos Serif"/>
+          <w:szCs w:val="24"/>
+        </w:rPr>
+        <w:t>Fix</w:t>
+      </w:r>
+      <w:r>
+        <w:rPr>
+          <w:rFonts w:ascii="Aptos Serif" w:hAnsi="Aptos Serif" w:cs="Aptos Serif"/>
+          <w:szCs w:val="24"/>
+        </w:rPr>
+        <w:t>: Boundary</w:t>
+      </w:r>
+      <w:r>
+        <w:rPr>
+          <w:rFonts w:ascii="Aptos Serif" w:hAnsi="Aptos Serif" w:cs="Aptos Serif"/>
+          <w:szCs w:val="24"/>
+        </w:rPr>
+        <w:t xml:space="preserve"> checks were added before accessing bonus values.</w:t>
+      </w:r>
+    </w:p>
+    <w:p>
+      <w:pPr>
+        <w:pStyle w:val="BodyText"/>
+        <w:spacing w:before="121"/>
+        <w:rPr>
+          <w:rFonts w:ascii="Aptos Serif" w:hAnsi="Aptos Serif" w:cs="Aptos Serif"/>
+          <w:szCs w:val="24"/>
+        </w:rPr>
+      </w:pPr>
+    </w:p>
+    <w:p>
+      <w:pPr>
+        <w:pStyle w:val="BodyText"/>
+        <w:spacing w:before="121"/>
+        <w:ind w:left="0"/>
+        <w:rPr>
+          <w:rFonts w:ascii="Aptos Serif" w:hAnsi="Aptos Serif" w:cs="Aptos Serif"/>
+          <w:szCs w:val="24"/>
+        </w:rPr>
+      </w:pPr>
+      <w:r>
+        <w:rPr>
+          <w:rFonts w:ascii="Aptos Serif" w:hAnsi="Aptos Serif" w:cs="Aptos Serif"/>
+          <w:szCs w:val="24"/>
+        </w:rPr>
+        <w:t xml:space="preserve">After correcting these issues, the system was tested </w:t>
+      </w:r>
+      <w:proofErr w:type="gramStart"/>
+      <w:r>
+        <w:rPr>
+          <w:rFonts w:ascii="Aptos Serif" w:hAnsi="Aptos Serif" w:cs="Aptos Serif"/>
+          <w:szCs w:val="24"/>
+        </w:rPr>
+        <w:t>again</w:t>
+      </w:r>
+      <w:proofErr w:type="gramEnd"/>
+      <w:r>
+        <w:rPr>
+          <w:rFonts w:ascii="Aptos Serif" w:hAnsi="Aptos Serif" w:cs="Aptos Serif"/>
+          <w:szCs w:val="24"/>
+        </w:rPr>
+        <w:t xml:space="preserve"> and all scenarios produced the expected results.</w:t>
+      </w:r>
+    </w:p>
+    <w:p>
+      <w:pPr>
+        <w:pStyle w:val="BodyText"/>
+        <w:spacing w:before="121"/>
+        <w:ind w:left="0"/>
+        <w:rPr>
+          <w:rFonts w:ascii="Aptos Serif" w:hAnsi="Aptos Serif" w:cs="Aptos Serif"/>
+          <w:szCs w:val="24"/>
+        </w:rPr>
+      </w:pPr>
+    </w:p>
+    <w:p>
+      <w:pPr>
+        <w:pStyle w:val="BodyText"/>
+        <w:spacing w:before="121"/>
+        <w:ind w:left="0"/>
+        <w:rPr>
+          <w:rFonts w:ascii="Aptos Serif" w:hAnsi="Aptos Serif" w:cs="Aptos Serif"/>
+          <w:szCs w:val="24"/>
+        </w:rPr>
+      </w:pPr>
+    </w:p>
+    <w:p>
+      <w:pPr>
+        <w:pStyle w:val="BodyText"/>
+        <w:spacing w:before="121"/>
+        <w:ind w:left="0"/>
+        <w:rPr>
+          <w:rFonts w:ascii="Aptos Serif" w:hAnsi="Aptos Serif" w:cs="Aptos Serif"/>
+          <w:b/>
+          <w:bCs/>
+          <w:szCs w:val="24"/>
+        </w:rPr>
+      </w:pPr>
+    </w:p>
+    <w:p>
+      <w:pPr>
+        <w:pStyle w:val="BodyText"/>
+        <w:spacing w:before="121"/>
+        <w:ind w:left="0"/>
+        <w:rPr>
+          <w:rFonts w:ascii="Aptos Serif" w:hAnsi="Aptos Serif" w:cs="Aptos Serif"/>
+          <w:b/>
+          <w:bCs/>
+          <w:szCs w:val="24"/>
+        </w:rPr>
+      </w:pPr>
+    </w:p>
+    <w:p>
+      <w:pPr>
+        <w:pStyle w:val="BodyText"/>
+        <w:spacing w:before="121"/>
+        <w:ind w:left="0"/>
+        <w:rPr>
+          <w:rFonts w:ascii="Aptos Serif" w:hAnsi="Aptos Serif" w:cs="Aptos Serif"/>
+          <w:b/>
+          <w:bCs/>
+          <w:szCs w:val="24"/>
+        </w:rPr>
+      </w:pPr>
+    </w:p>
+    <w:p>
+      <w:pPr>
+        <w:pStyle w:val="BodyText"/>
+        <w:spacing w:before="121"/>
+        <w:ind w:left="0"/>
+        <w:rPr>
+          <w:rFonts w:ascii="Aptos Serif" w:hAnsi="Aptos Serif" w:cs="Aptos Serif"/>
+          <w:b/>
+          <w:bCs/>
+          <w:szCs w:val="24"/>
+        </w:rPr>
+      </w:pPr>
+    </w:p>
+    <w:p>
+      <w:pPr>
+        <w:pStyle w:val="BodyText"/>
+        <w:spacing w:before="121"/>
+        <w:ind w:left="0"/>
+        <w:rPr>
+          <w:rFonts w:ascii="Aptos Serif" w:hAnsi="Aptos Serif" w:cs="Aptos Serif"/>
+          <w:b/>
+          <w:bCs/>
+          <w:szCs w:val="24"/>
+        </w:rPr>
+      </w:pPr>
+    </w:p>
+    <w:p>
+      <w:pPr>
+        <w:pStyle w:val="BodyText"/>
+        <w:spacing w:before="121"/>
+        <w:ind w:left="0"/>
+        <w:rPr>
+          <w:rFonts w:ascii="Aptos Serif" w:hAnsi="Aptos Serif" w:cs="Aptos Serif"/>
+          <w:b/>
+          <w:bCs/>
+          <w:szCs w:val="24"/>
+        </w:rPr>
+      </w:pPr>
+      <w:r>
+        <w:rPr>
+          <w:rFonts w:ascii="Aptos Serif" w:hAnsi="Aptos Serif" w:cs="Aptos Serif"/>
+          <w:b/>
+          <w:bCs/>
+          <w:szCs w:val="24"/>
+        </w:rPr>
+        <w:t xml:space="preserve">Figure 1: </w:t>
+      </w:r>
+      <w:proofErr w:type="spellStart"/>
+      <w:r>
+        <w:rPr>
+          <w:rFonts w:ascii="Aptos Serif" w:hAnsi="Aptos Serif" w:cs="Aptos Serif"/>
+          <w:b/>
+          <w:bCs/>
+          <w:szCs w:val="24"/>
+        </w:rPr>
+        <w:t>IndexError</w:t>
+      </w:r>
+      <w:proofErr w:type="spellEnd"/>
+      <w:r>
+        <w:rPr>
+          <w:rFonts w:ascii="Aptos Serif" w:hAnsi="Aptos Serif" w:cs="Aptos Serif"/>
+          <w:b/>
+          <w:bCs/>
+          <w:szCs w:val="24"/>
+        </w:rPr>
+        <w:t xml:space="preserve"> encountered during testing</w:t>
+      </w:r>
+    </w:p>
+    <w:p>
+      <w:pPr>
+        <w:pStyle w:val="BodyText"/>
+        <w:spacing w:before="121"/>
+        <w:ind w:left="0"/>
+        <w:rPr>
+          <w:rFonts w:ascii="Aptos Serif" w:hAnsi="Aptos Serif" w:cs="Aptos Serif"/>
+          <w:sz w:val="30"/>
+        </w:rPr>
+      </w:pPr>
+      <w:r>
+        <w:rPr>
+          <w:rFonts w:ascii="Aptos Serif" w:hAnsi="Aptos Serif" w:cs="Aptos Serif"/>
+          <w:sz w:val="30"/>
+        </w:rPr>
+        <w:br/>
+      </w:r>
+      <w:r>
+        <w:rPr>
+          <w:rFonts w:ascii="Aptos Serif" w:hAnsi="Aptos Serif" w:cs="Aptos Serif"/>
+          <w:noProof/>
+          <w:sz w:val="30"/>
+        </w:rPr>
+        <w:drawing>
+          <wp:inline distT="0" distB="0" distL="0" distR="0" wp14:anchorId="67449583" wp14:editId="1D114438">
+            <wp:extent cx="5187566" cy="3017520"/>
+            <wp:effectExtent l="0" t="0" r="0" b="0"/>
+            <wp:docPr id="1110577001" name="Picture 1"/>
+            <wp:cNvGraphicFramePr>
+              <a:graphicFrameLocks xmlns:a="http://schemas.openxmlformats.org/drawingml/2006/main" noChangeAspect="1"/>
+            </wp:cNvGraphicFramePr>
+            <a:graphic xmlns:a="http://schemas.openxmlformats.org/drawingml/2006/main">
+              <a:graphicData uri="http://schemas.openxmlformats.org/drawingml/2006/picture">
+                <pic:pic xmlns:pic="http://schemas.openxmlformats.org/drawingml/2006/picture">
+                  <pic:nvPicPr>
+                    <pic:cNvPr id="0" name="Picture 25"/>
+                    <pic:cNvPicPr>
+                      <a:picLocks noChangeAspect="1" noChangeArrowheads="1"/>
+                    </pic:cNvPicPr>
+                  </pic:nvPicPr>
+                  <pic:blipFill>
+                    <a:blip r:embed="rId5" cstate="print">
+                      <a:extLst>
+                        <a:ext uri="{28A0092B-C50C-407E-A947-70E740481C1C}">
+                          <a14:useLocalDpi xmlns:a14="http://schemas.microsoft.com/office/drawing/2010/main" val="0"/>
+                        </a:ext>
+                      </a:extLst>
+                    </a:blip>
+                    <a:srcRect/>
+                    <a:stretch>
+                      <a:fillRect/>
+                    </a:stretch>
+                  </pic:blipFill>
+                  <pic:spPr bwMode="auto">
+                    <a:xfrm>
+                      <a:off x="0" y="0"/>
+                      <a:ext cx="5187566" cy="3017520"/>
+                    </a:xfrm>
+                    <a:prstGeom prst="rect">
+                      <a:avLst/>
+                    </a:prstGeom>
+                    <a:noFill/>
+                    <a:ln>
+                      <a:noFill/>
+                    </a:ln>
+                  </pic:spPr>
+                </pic:pic>
+              </a:graphicData>
+            </a:graphic>
+          </wp:inline>
+        </w:drawing>
+      </w:r>
+    </w:p>
+    <w:p>
+      <w:pPr>
+        <w:pStyle w:val="BodyText"/>
+        <w:spacing w:before="121"/>
+        <w:ind w:left="0"/>
+        <w:rPr>
+          <w:rFonts w:ascii="Aptos Serif" w:hAnsi="Aptos Serif" w:cs="Aptos Serif"/>
+          <w:sz w:val="30"/>
+        </w:rPr>
+      </w:pPr>
+    </w:p>
+    <w:p>
+      <w:pPr>
+        <w:pStyle w:val="BodyText"/>
+        <w:spacing w:before="121"/>
+        <w:ind w:left="0"/>
+        <w:rPr>
+          <w:rFonts w:ascii="Aptos Serif" w:hAnsi="Aptos Serif" w:cs="Aptos Serif"/>
+          <w:b/>
+          <w:bCs/>
+          <w:szCs w:val="24"/>
+        </w:rPr>
+      </w:pPr>
+      <w:r>
+        <w:rPr>
+          <w:rFonts w:ascii="Aptos Serif" w:hAnsi="Aptos Serif" w:cs="Aptos Serif"/>
+          <w:b/>
+          <w:bCs/>
+          <w:szCs w:val="24"/>
+        </w:rPr>
+        <w:t>Figure 2:</w:t>
+      </w:r>
+      <w:r>
+        <w:rPr>
+          <w:rFonts w:ascii="Aptos Serif" w:hAnsi="Aptos Serif" w:cs="Aptos Serif"/>
+          <w:b/>
+          <w:bCs/>
+          <w:szCs w:val="24"/>
+        </w:rPr>
+        <w:t xml:space="preserve"> </w:t>
+      </w:r>
+      <w:r>
+        <w:rPr>
+          <w:rFonts w:ascii="Aptos Serif" w:hAnsi="Aptos Serif" w:cs="Aptos Serif"/>
+          <w:b/>
+          <w:bCs/>
+          <w:szCs w:val="24"/>
+        </w:rPr>
+        <w:t>Incorrect scoring behavior during gameplay scenarios</w:t>
+      </w:r>
+    </w:p>
+    <w:p>
+      <w:pPr>
+        <w:pStyle w:val="BodyText"/>
+        <w:spacing w:before="121"/>
+        <w:ind w:left="0"/>
+        <w:rPr>
+          <w:rFonts w:ascii="Aptos Serif" w:hAnsi="Aptos Serif" w:cs="Aptos Serif"/>
+          <w:b/>
+          <w:bCs/>
+          <w:szCs w:val="24"/>
+        </w:rPr>
+      </w:pPr>
+    </w:p>
+    <w:p>
+      <w:pPr>
+        <w:pStyle w:val="BodyText"/>
+        <w:spacing w:before="121"/>
+        <w:ind w:left="0"/>
+        <w:rPr>
+          <w:rFonts w:ascii="Aptos Serif" w:hAnsi="Aptos Serif" w:cs="Aptos Serif"/>
+          <w:sz w:val="30"/>
+        </w:rPr>
+      </w:pPr>
+      <w:r>
+        <w:rPr>
+          <w:rFonts w:ascii="Aptos Serif" w:hAnsi="Aptos Serif" w:cs="Aptos Serif"/>
+          <w:noProof/>
+          <w:sz w:val="30"/>
+        </w:rPr>
+        <w:drawing>
+          <wp:inline distT="0" distB="0" distL="0" distR="0" wp14:anchorId="58E9F6ED" wp14:editId="144B0526">
+            <wp:extent cx="5290148" cy="2987040"/>
+            <wp:effectExtent l="0" t="0" r="6350" b="3810"/>
+            <wp:docPr id="299750367" name="Picture 2"/>
+            <wp:cNvGraphicFramePr>
+              <a:graphicFrameLocks xmlns:a="http://schemas.openxmlformats.org/drawingml/2006/main" noChangeAspect="1"/>
+            </wp:cNvGraphicFramePr>
+            <a:graphic xmlns:a="http://schemas.openxmlformats.org/drawingml/2006/main">
+              <a:graphicData uri="http://schemas.openxmlformats.org/drawingml/2006/picture">
+                <pic:pic xmlns:pic="http://schemas.openxmlformats.org/drawingml/2006/picture">
+                  <pic:nvPicPr>
+                    <pic:cNvPr id="0" name="Picture 26"/>
+                    <pic:cNvPicPr>
+                      <a:picLocks noChangeAspect="1" noChangeArrowheads="1"/>
+                    </pic:cNvPicPr>
+                  </pic:nvPicPr>
+                  <pic:blipFill>
+                    <a:blip r:embed="rId6" cstate="print">
+                      <a:extLst>
+                        <a:ext uri="{28A0092B-C50C-407E-A947-70E740481C1C}">
+                          <a14:useLocalDpi xmlns:a14="http://schemas.microsoft.com/office/drawing/2010/main" val="0"/>
+                        </a:ext>
+                      </a:extLst>
+                    </a:blip>
+                    <a:srcRect/>
+                    <a:stretch>
+                      <a:fillRect/>
+                    </a:stretch>
+                  </pic:blipFill>
+                  <pic:spPr bwMode="auto">
+                    <a:xfrm>
+                      <a:off x="0" y="0"/>
+                      <a:ext cx="5307978" cy="2997108"/>
+                    </a:xfrm>
+                    <a:prstGeom prst="rect">
+                      <a:avLst/>
+                    </a:prstGeom>
+                    <a:noFill/>
+                    <a:ln>
+                      <a:noFill/>
+                    </a:ln>
+                  </pic:spPr>
+                </pic:pic>
+              </a:graphicData>
+            </a:graphic>
+          </wp:inline>
+        </w:drawing>
+      </w:r>
+    </w:p>
+    <w:p>
+      <w:pPr>
+        <w:pStyle w:val="BodyText"/>
+        <w:spacing w:before="121"/>
+        <w:ind w:left="0"/>
+        <w:rPr>
+          <w:rFonts w:ascii="Aptos Serif" w:hAnsi="Aptos Serif" w:cs="Aptos Serif"/>
+          <w:sz w:val="30"/>
+        </w:rPr>
+      </w:pPr>
+    </w:p>
+    <w:p>
+      <w:pPr>
+        <w:pStyle w:val="BodyText"/>
+        <w:spacing w:before="121"/>
+        <w:ind w:left="0"/>
+        <w:rPr>
+          <w:rFonts w:ascii="Aptos Serif" w:hAnsi="Aptos Serif" w:cs="Aptos Serif"/>
+          <w:sz w:val="30"/>
+        </w:rPr>
+      </w:pPr>
+    </w:p>
+    <w:p>
+      <w:pPr>
+        <w:pStyle w:val="BodyText"/>
+        <w:spacing w:before="121"/>
+        <w:ind w:left="0"/>
+        <w:rPr>
+          <w:rFonts w:ascii="Aptos Serif" w:hAnsi="Aptos Serif" w:cs="Aptos Serif"/>
+          <w:sz w:val="30"/>
+        </w:rPr>
+      </w:pPr>
+    </w:p>
+    <w:p>
+      <w:pPr>
+        <w:pStyle w:val="BodyText"/>
+        <w:spacing w:before="121"/>
+        <w:ind w:left="0"/>
+        <w:rPr>
+          <w:rFonts w:ascii="Aptos Serif" w:hAnsi="Aptos Serif" w:cs="Aptos Serif"/>
+          <w:sz w:val="30"/>
+        </w:rPr>
+      </w:pPr>
+    </w:p>
+    <w:p>
+      <w:pPr>
+        <w:pStyle w:val="BodyText"/>
+        <w:spacing w:before="121"/>
+        <w:ind w:left="0"/>
+        <w:rPr>
+          <w:rFonts w:ascii="Aptos Serif" w:hAnsi="Aptos Serif" w:cs="Aptos Serif"/>
+          <w:sz w:val="30"/>
+        </w:rPr>
+      </w:pPr>
+    </w:p>
+    <w:p>
+      <w:pPr>
+        <w:pStyle w:val="BodyText"/>
+        <w:spacing w:before="121"/>
+        <w:ind w:left="0"/>
+        <w:rPr>
+          <w:rFonts w:ascii="Aptos Serif" w:hAnsi="Aptos Serif" w:cs="Aptos Serif"/>
+          <w:sz w:val="30"/>
+        </w:rPr>
+      </w:pPr>
+    </w:p>
+    <w:p>
+      <w:pPr>
+        <w:pStyle w:val="BodyText"/>
+        <w:spacing w:before="121"/>
+        <w:ind w:left="0"/>
+        <w:rPr>
+          <w:rFonts w:ascii="Aptos Serif" w:hAnsi="Aptos Serif" w:cs="Aptos Serif"/>
+          <w:sz w:val="30"/>
+        </w:rPr>
+      </w:pPr>
+    </w:p>
+    <w:p>
+      <w:pPr>
+        <w:pStyle w:val="BodyText"/>
+        <w:spacing w:before="121"/>
+        <w:ind w:left="0"/>
+        <w:rPr>
+          <w:rFonts w:ascii="Aptos Serif" w:hAnsi="Aptos Serif" w:cs="Aptos Serif"/>
+          <w:sz w:val="30"/>
+        </w:rPr>
+      </w:pPr>
+    </w:p>
+    <w:p>
+      <w:pPr>
+        <w:pStyle w:val="BodyText"/>
+        <w:spacing w:before="121"/>
+        <w:ind w:left="0"/>
+        <w:rPr>
+          <w:rFonts w:ascii="Aptos Serif" w:hAnsi="Aptos Serif" w:cs="Aptos Serif"/>
+          <w:b/>
+          <w:bCs/>
+          <w:szCs w:val="24"/>
+        </w:rPr>
+      </w:pPr>
+      <w:r>
+        <w:rPr>
+          <w:rFonts w:ascii="Aptos Serif" w:hAnsi="Aptos Serif" w:cs="Aptos Serif"/>
+          <w:b/>
+          <w:bCs/>
+          <w:szCs w:val="24"/>
+        </w:rPr>
+        <w:t xml:space="preserve"> </w:t>
+      </w:r>
+      <w:r>
+        <w:rPr>
+          <w:rFonts w:ascii="Aptos Serif" w:hAnsi="Aptos Serif" w:cs="Aptos Serif"/>
+          <w:b/>
+          <w:bCs/>
+          <w:szCs w:val="24"/>
+        </w:rPr>
+        <w:t xml:space="preserve">Figure </w:t>
+      </w:r>
+      <w:r>
+        <w:rPr>
+          <w:rFonts w:ascii="Aptos Serif" w:hAnsi="Aptos Serif" w:cs="Aptos Serif"/>
+          <w:b/>
+          <w:bCs/>
+          <w:szCs w:val="24"/>
+        </w:rPr>
+        <w:t xml:space="preserve">3: </w:t>
+      </w:r>
+      <w:r>
+        <w:rPr>
+          <w:rFonts w:ascii="Aptos Serif" w:hAnsi="Aptos Serif" w:cs="Aptos Serif"/>
+          <w:b/>
+          <w:bCs/>
+          <w:szCs w:val="24"/>
+        </w:rPr>
+        <w:t>Indentation error in test file</w:t>
+      </w:r>
+    </w:p>
+    <w:p>
+      <w:pPr>
+        <w:pStyle w:val="BodyText"/>
+        <w:spacing w:before="121"/>
+        <w:ind w:left="0"/>
+        <w:rPr>
+          <w:rFonts w:ascii="Aptos Serif" w:hAnsi="Aptos Serif" w:cs="Aptos Serif"/>
+          <w:b/>
+          <w:bCs/>
+          <w:szCs w:val="24"/>
+        </w:rPr>
+      </w:pPr>
+      <w:r>
+        <w:rPr>
+          <w:rFonts w:ascii="Aptos Serif" w:hAnsi="Aptos Serif" w:cs="Aptos Serif"/>
+          <w:sz w:val="30"/>
+        </w:rPr>
+        <w:br/>
+      </w:r>
+      <w:r>
+        <w:rPr>
+          <w:rFonts w:ascii="Aptos Serif" w:hAnsi="Aptos Serif" w:cs="Aptos Serif"/>
+          <w:noProof/>
+          <w:sz w:val="30"/>
+        </w:rPr>
+        <w:drawing>
+          <wp:inline distT="0" distB="0" distL="0" distR="0" wp14:anchorId="7E61C68F" wp14:editId="380F47EE">
+            <wp:extent cx="5151120" cy="3087043"/>
+            <wp:effectExtent l="0" t="0" r="0" b="0"/>
+            <wp:docPr id="229740484" name="Picture 3"/>
+            <wp:cNvGraphicFramePr>
+              <a:graphicFrameLocks xmlns:a="http://schemas.openxmlformats.org/drawingml/2006/main" noChangeAspect="1"/>
+            </wp:cNvGraphicFramePr>
+            <a:graphic xmlns:a="http://schemas.openxmlformats.org/drawingml/2006/main">
+              <a:graphicData uri="http://schemas.openxmlformats.org/drawingml/2006/picture">
+                <pic:pic xmlns:pic="http://schemas.openxmlformats.org/drawingml/2006/picture">
+                  <pic:nvPicPr>
+                    <pic:cNvPr id="0" name="Picture 27"/>
+                    <pic:cNvPicPr>
+                      <a:picLocks noChangeAspect="1" noChangeArrowheads="1"/>
+                    </pic:cNvPicPr>
+                  </pic:nvPicPr>
+                  <pic:blipFill>
+                    <a:blip r:embed="rId7">
+                      <a:extLst>
+                        <a:ext uri="{28A0092B-C50C-407E-A947-70E740481C1C}">
+                          <a14:useLocalDpi xmlns:a14="http://schemas.microsoft.com/office/drawing/2010/main" val="0"/>
+                        </a:ext>
+                      </a:extLst>
+                    </a:blip>
+                    <a:srcRect/>
+                    <a:stretch>
+                      <a:fillRect/>
+                    </a:stretch>
+                  </pic:blipFill>
+                  <pic:spPr bwMode="auto">
+                    <a:xfrm>
+                      <a:off x="0" y="0"/>
+                      <a:ext cx="5183119" cy="3106220"/>
+                    </a:xfrm>
+                    <a:prstGeom prst="rect">
+                      <a:avLst/>
+                    </a:prstGeom>
+                    <a:noFill/>
+                    <a:ln>
+                      <a:noFill/>
+                    </a:ln>
+                  </pic:spPr>
+                </pic:pic>
+              </a:graphicData>
+            </a:graphic>
+          </wp:inline>
+        </w:drawing>
+      </w:r>
+    </w:p>
+    <w:p>
+      <w:pPr>
+        <w:pStyle w:val="BodyText"/>
+        <w:spacing w:before="121"/>
+        <w:ind w:left="0"/>
+        <w:rPr>
+          <w:rFonts w:ascii="Aptos Serif" w:hAnsi="Aptos Serif" w:cs="Aptos Serif"/>
+          <w:b/>
+          <w:bCs/>
+          <w:szCs w:val="24"/>
+        </w:rPr>
+      </w:pPr>
+    </w:p>
+    <w:p>
+      <w:pPr>
+        <w:pStyle w:val="BodyText"/>
+        <w:spacing w:before="121"/>
+        <w:ind w:left="0"/>
+        <w:rPr>
+          <w:rFonts w:ascii="Aptos Serif" w:hAnsi="Aptos Serif" w:cs="Aptos Serif"/>
+          <w:b/>
+          <w:bCs/>
+          <w:szCs w:val="24"/>
+        </w:rPr>
+      </w:pPr>
+    </w:p>
+    <w:p>
+      <w:pPr>
+        <w:pStyle w:val="BodyText"/>
+        <w:spacing w:before="121"/>
+        <w:ind w:left="0"/>
+        <w:rPr>
+          <w:rFonts w:ascii="Aptos Serif" w:hAnsi="Aptos Serif" w:cs="Aptos Serif"/>
+          <w:b/>
+          <w:bCs/>
+          <w:szCs w:val="24"/>
+        </w:rPr>
+      </w:pPr>
+      <w:r>
+        <w:rPr>
+          <w:rFonts w:ascii="Aptos Serif" w:hAnsi="Aptos Serif" w:cs="Aptos Serif"/>
+          <w:b/>
+          <w:bCs/>
+          <w:szCs w:val="24"/>
+        </w:rPr>
+        <w:t xml:space="preserve">Figure 4: </w:t>
+      </w:r>
+      <w:r>
+        <w:rPr>
+          <w:rFonts w:ascii="Aptos Serif" w:hAnsi="Aptos Serif" w:cs="Aptos Serif"/>
+          <w:b/>
+          <w:bCs/>
+          <w:szCs w:val="24"/>
+        </w:rPr>
+        <w:t>All test scenarios passed successfully after fixing issues</w:t>
+      </w:r>
+      <w:r>
+        <w:rPr>
+          <w:rFonts w:ascii="Aptos Serif" w:hAnsi="Aptos Serif" w:cs="Aptos Serif"/>
+          <w:b/>
+          <w:bCs/>
+          <w:szCs w:val="24"/>
+        </w:rPr>
+        <w:br/>
+      </w:r>
+      <w:r>
+        <w:rPr>
+          <w:rFonts w:ascii="Aptos Serif" w:hAnsi="Aptos Serif" w:cs="Aptos Serif"/>
+          <w:b/>
+          <w:bCs/>
+          <w:szCs w:val="24"/>
+        </w:rPr>
+        <w:br/>
+      </w:r>
+      <w:r>
+        <w:rPr>
+          <w:rFonts w:ascii="Aptos Serif" w:hAnsi="Aptos Serif" w:cs="Aptos Serif"/>
+          <w:b/>
+          <w:bCs/>
+          <w:noProof/>
+          <w:szCs w:val="24"/>
+          <w:lang w:val="en-NZ"/>
+        </w:rPr>
+        <w:drawing>
+          <wp:inline distT="0" distB="0" distL="0" distR="0" wp14:anchorId="43892D48" wp14:editId="12C46B09">
+            <wp:extent cx="5008177" cy="2956560"/>
+            <wp:effectExtent l="0" t="0" r="2540" b="0"/>
+            <wp:docPr id="1548619118" name="Picture 5"/>
+            <wp:cNvGraphicFramePr>
+              <a:graphicFrameLocks xmlns:a="http://schemas.openxmlformats.org/drawingml/2006/main" noChangeAspect="1"/>
+            </wp:cNvGraphicFramePr>
+            <a:graphic xmlns:a="http://schemas.openxmlformats.org/drawingml/2006/main">
+              <a:graphicData uri="http://schemas.openxmlformats.org/drawingml/2006/picture">
+                <pic:pic xmlns:pic="http://schemas.openxmlformats.org/drawingml/2006/picture">
+                  <pic:nvPicPr>
+                    <pic:cNvPr id="0" name="Picture 33"/>
+                    <pic:cNvPicPr>
+                      <a:picLocks noChangeAspect="1" noChangeArrowheads="1"/>
+                    </pic:cNvPicPr>
+                  </pic:nvPicPr>
+                  <pic:blipFill>
+                    <a:blip r:embed="rId8" cstate="print">
+                      <a:extLst>
+                        <a:ext uri="{28A0092B-C50C-407E-A947-70E740481C1C}">
+                          <a14:useLocalDpi xmlns:a14="http://schemas.microsoft.com/office/drawing/2010/main" val="0"/>
+                        </a:ext>
+                      </a:extLst>
+                    </a:blip>
+                    <a:srcRect/>
+                    <a:stretch>
+                      <a:fillRect/>
+                    </a:stretch>
+                  </pic:blipFill>
+                  <pic:spPr bwMode="auto">
+                    <a:xfrm>
+                      <a:off x="0" y="0"/>
+                      <a:ext cx="5027446" cy="2967935"/>
+                    </a:xfrm>
+                    <a:prstGeom prst="rect">
+                      <a:avLst/>
+                    </a:prstGeom>
+                    <a:noFill/>
+                    <a:ln>
+                      <a:noFill/>
+                    </a:ln>
+                  </pic:spPr>
+                </pic:pic>
+              </a:graphicData>
+            </a:graphic>
+          </wp:inline>
+        </w:drawing>
+      </w:r>
+    </w:p>
+    <w:p>
+      <w:pPr>
+        <w:pStyle w:val="BodyText"/>
+        <w:spacing w:before="121"/>
+        <w:ind w:left="0"/>
+        <w:rPr>
+          <w:rFonts w:ascii="Aptos Serif" w:hAnsi="Aptos Serif" w:cs="Aptos Serif"/>
+          <w:sz w:val="30"/>
+        </w:rPr>
+      </w:pPr>
+    </w:p>
+    <w:p>
+      <w:pPr>
+        <w:pStyle w:val="BodyText"/>
+        <w:spacing w:before="121"/>
+        <w:ind w:left="0"/>
+        <w:rPr>
+          <w:rFonts w:ascii="Aptos Serif" w:hAnsi="Aptos Serif" w:cs="Aptos Serif"/>
+          <w:sz w:val="30"/>
+        </w:rPr>
+      </w:pPr>
+    </w:p>
+    <w:p>
+      <w:pPr>
+        <w:pStyle w:val="BodyText"/>
+        <w:spacing w:before="121"/>
+        <w:ind w:left="0"/>
+        <w:rPr>
+          <w:rFonts w:ascii="Aptos Serif" w:hAnsi="Aptos Serif" w:cs="Aptos Serif"/>
+          <w:sz w:val="30"/>
+        </w:rPr>
+      </w:pPr>
+    </w:p>
+    <w:p>
+      <w:pPr>
+        <w:pStyle w:val="BodyText"/>
+        <w:spacing w:before="121"/>
+        <w:ind w:left="0"/>
+        <w:rPr>
+          <w:rFonts w:ascii="Aptos Serif" w:hAnsi="Aptos Serif" w:cs="Aptos Serif"/>
+          <w:sz w:val="30"/>
+        </w:rPr>
+      </w:pPr>
+    </w:p>
+    <w:p>
+      <w:pPr>
+        <w:pStyle w:val="BodyText"/>
+        <w:spacing w:before="121"/>
+        <w:ind w:left="0"/>
+        <w:rPr>
+          <w:rFonts w:ascii="Aptos Serif" w:hAnsi="Aptos Serif" w:cs="Aptos Serif"/>
+          <w:sz w:val="30"/>
+        </w:rPr>
+      </w:pPr>
+    </w:p>
+    <w:p>
+      <w:pPr>
+        <w:pStyle w:val="BodyText"/>
+        <w:spacing w:before="121"/>
+        <w:ind w:left="0"/>
+        <w:rPr>
+          <w:rFonts w:ascii="Aptos Serif" w:hAnsi="Aptos Serif" w:cs="Aptos Serif"/>
+          <w:sz w:val="30"/>
+        </w:rPr>
+      </w:pPr>
+    </w:p>
+    <w:p>
+      <w:pPr>
         <w:pStyle w:val="Heading1"/>
-      </w:pPr>
-      <w:r>
-        <w:rPr>
+        <w:rPr>
+          <w:rFonts w:ascii="Aptos Serif" w:hAnsi="Aptos Serif" w:cs="Aptos Serif"/>
+          <w:b/>
+          <w:bCs/>
+          <w:sz w:val="24"/>
+          <w:szCs w:val="24"/>
+        </w:rPr>
+      </w:pPr>
+      <w:r>
+        <w:rPr>
+          <w:rFonts w:ascii="Aptos Serif" w:hAnsi="Aptos Serif" w:cs="Aptos Serif"/>
+          <w:b/>
+          <w:bCs/>
           <w:w w:val="85"/>
+          <w:sz w:val="24"/>
+          <w:szCs w:val="24"/>
         </w:rPr>
         <w:t>Key</w:t>
       </w:r>
       <w:r>
         <w:rPr>
+          <w:rFonts w:ascii="Aptos Serif" w:hAnsi="Aptos Serif" w:cs="Aptos Serif"/>
+          <w:b/>
+          <w:bCs/>
           <w:spacing w:val="5"/>
+          <w:sz w:val="24"/>
+          <w:szCs w:val="24"/>
         </w:rPr>
         <w:t xml:space="preserve"> </w:t>
       </w:r>
       <w:r>
+        <w:rPr>
+          <w:rFonts w:ascii="Aptos Serif" w:hAnsi="Aptos Serif" w:cs="Aptos Serif"/>
+          <w:b/>
+          <w:bCs/>
+          <w:sz w:val="24"/>
+          <w:szCs w:val="24"/>
+        </w:rPr>
         <w:t>Findings</w:t>
       </w:r>
       <w:r>
         <w:rPr>
+          <w:rFonts w:ascii="Aptos Serif" w:hAnsi="Aptos Serif" w:cs="Aptos Serif"/>
+          <w:b/>
+          <w:bCs/>
           <w:spacing w:val="5"/>
+          <w:sz w:val="24"/>
+          <w:szCs w:val="24"/>
         </w:rPr>
         <w:t xml:space="preserve"> </w:t>
       </w:r>
       <w:r>
         <w:rPr>
+          <w:rFonts w:ascii="Aptos Serif" w:hAnsi="Aptos Serif" w:cs="Aptos Serif"/>
+          <w:b/>
+          <w:bCs/>
           <w:w w:val="85"/>
+          <w:sz w:val="24"/>
+          <w:szCs w:val="24"/>
         </w:rPr>
         <w:t>and</w:t>
       </w:r>
       <w:r>
         <w:rPr>
+          <w:rFonts w:ascii="Aptos Serif" w:hAnsi="Aptos Serif" w:cs="Aptos Serif"/>
+          <w:b/>
+          <w:bCs/>
           <w:spacing w:val="6"/>
+          <w:sz w:val="24"/>
+          <w:szCs w:val="24"/>
         </w:rPr>
         <w:t xml:space="preserve"> </w:t>
       </w:r>
       <w:r>
         <w:rPr>
+          <w:rFonts w:ascii="Aptos Serif" w:hAnsi="Aptos Serif" w:cs="Aptos Serif"/>
+          <w:b/>
+          <w:bCs/>
           <w:spacing w:val="-2"/>
           <w:w w:val="85"/>
+          <w:sz w:val="24"/>
+          <w:szCs w:val="24"/>
         </w:rPr>
         <w:t>Observations</w:t>
       </w:r>
+    </w:p>
+    <w:p>
+      <w:pPr>
+        <w:pStyle w:val="Heading1"/>
+        <w:numPr>
+          <w:ilvl w:val="0"/>
+          <w:numId w:val="14"/>
+        </w:numPr>
+        <w:rPr>
+          <w:rFonts w:ascii="Aptos Serif" w:hAnsi="Aptos Serif" w:cs="Aptos Serif"/>
+          <w:sz w:val="24"/>
+          <w:szCs w:val="24"/>
+          <w:lang w:val="en-NZ"/>
+        </w:rPr>
+      </w:pPr>
+      <w:r>
+        <w:rPr>
+          <w:rFonts w:ascii="Aptos Serif" w:hAnsi="Aptos Serif" w:cs="Aptos Serif"/>
+          <w:sz w:val="24"/>
+          <w:szCs w:val="24"/>
+          <w:lang w:val="en-NZ"/>
+        </w:rPr>
+        <w:t>Testing scenarios were helpful in identifying multiple issues in the original system</w:t>
+      </w:r>
+      <w:r>
+        <w:rPr>
+          <w:rFonts w:ascii="Aptos Serif" w:hAnsi="Aptos Serif" w:cs="Aptos Serif"/>
+          <w:sz w:val="24"/>
+          <w:szCs w:val="24"/>
+          <w:lang w:val="en-NZ"/>
+        </w:rPr>
+        <w:t>.</w:t>
+      </w:r>
+    </w:p>
+    <w:p>
+      <w:pPr>
+        <w:pStyle w:val="Heading1"/>
+        <w:numPr>
+          <w:ilvl w:val="0"/>
+          <w:numId w:val="14"/>
+        </w:numPr>
+        <w:rPr>
+          <w:rFonts w:ascii="Aptos Serif" w:hAnsi="Aptos Serif" w:cs="Aptos Serif"/>
+          <w:sz w:val="24"/>
+          <w:szCs w:val="24"/>
+          <w:lang w:val="en-NZ"/>
+        </w:rPr>
+      </w:pPr>
+      <w:r>
+        <w:rPr>
+          <w:rFonts w:ascii="Aptos Serif" w:hAnsi="Aptos Serif" w:cs="Aptos Serif"/>
+          <w:sz w:val="24"/>
+          <w:szCs w:val="24"/>
+          <w:lang w:val="en-NZ"/>
+        </w:rPr>
+        <w:t xml:space="preserve">The scoring rules had errors in frame validation and boundary checking. </w:t>
+      </w:r>
+    </w:p>
+    <w:p>
+      <w:pPr>
+        <w:pStyle w:val="Heading1"/>
+        <w:numPr>
+          <w:ilvl w:val="0"/>
+          <w:numId w:val="14"/>
+        </w:numPr>
+        <w:rPr>
+          <w:rFonts w:ascii="Aptos Serif" w:hAnsi="Aptos Serif" w:cs="Aptos Serif"/>
+          <w:sz w:val="24"/>
+          <w:szCs w:val="24"/>
+          <w:lang w:val="en-NZ"/>
+        </w:rPr>
+      </w:pPr>
+      <w:r>
+        <w:rPr>
+          <w:rFonts w:ascii="Aptos Serif" w:hAnsi="Aptos Serif" w:cs="Aptos Serif"/>
+          <w:sz w:val="24"/>
+          <w:szCs w:val="24"/>
+          <w:lang w:val="en-NZ"/>
+        </w:rPr>
+        <w:t xml:space="preserve">After resolving all issues, all tests were executed successfully. </w:t>
+      </w:r>
+    </w:p>
+    <w:p>
+      <w:pPr>
+        <w:pStyle w:val="Heading1"/>
+        <w:numPr>
+          <w:ilvl w:val="0"/>
+          <w:numId w:val="14"/>
+        </w:numPr>
+        <w:rPr>
+          <w:rFonts w:ascii="Aptos Serif" w:hAnsi="Aptos Serif" w:cs="Aptos Serif"/>
+          <w:sz w:val="24"/>
+          <w:szCs w:val="24"/>
+          <w:lang w:val="en-NZ"/>
+        </w:rPr>
+      </w:pPr>
+      <w:r>
+        <w:rPr>
+          <w:rFonts w:ascii="Aptos Serif" w:hAnsi="Aptos Serif" w:cs="Aptos Serif"/>
+          <w:sz w:val="24"/>
+          <w:szCs w:val="24"/>
+          <w:lang w:val="en-NZ"/>
+        </w:rPr>
+        <w:t xml:space="preserve">The use of helper methods made it easier to read the test code. </w:t>
+      </w:r>
+    </w:p>
+    <w:p>
+      <w:pPr>
+        <w:pStyle w:val="Heading1"/>
+        <w:numPr>
+          <w:ilvl w:val="0"/>
+          <w:numId w:val="14"/>
+        </w:numPr>
+        <w:rPr>
+          <w:rFonts w:ascii="Aptos Serif" w:hAnsi="Aptos Serif" w:cs="Aptos Serif"/>
+          <w:sz w:val="24"/>
+          <w:szCs w:val="24"/>
+        </w:rPr>
+      </w:pPr>
+      <w:r>
+        <w:rPr>
+          <w:rFonts w:ascii="Aptos Serif" w:hAnsi="Aptos Serif" w:cs="Aptos Serif"/>
+          <w:sz w:val="24"/>
+          <w:szCs w:val="24"/>
+          <w:lang w:val="en-NZ"/>
+        </w:rPr>
+        <w:t>The system now works for all scoring rules, including edge cases such as a perfect game or bonus points in the final frame.</w:t>
+      </w:r>
+    </w:p>
+    <w:p>
+      <w:pPr>
+        <w:pStyle w:val="Heading1"/>
+        <w:numPr>
+          <w:ilvl w:val="0"/>
+          <w:numId w:val="14"/>
+        </w:numPr>
+        <w:rPr>
+          <w:rFonts w:ascii="Aptos Serif" w:hAnsi="Aptos Serif" w:cs="Aptos Serif"/>
+          <w:b/>
+          <w:bCs/>
+          <w:sz w:val="24"/>
+          <w:szCs w:val="24"/>
+        </w:rPr>
+      </w:pPr>
+      <w:r>
+        <w:rPr>
+          <w:rFonts w:ascii="Aptos Serif" w:hAnsi="Aptos Serif" w:cs="Aptos Serif"/>
+          <w:sz w:val="24"/>
+          <w:szCs w:val="24"/>
+          <w:lang w:val="en-NZ"/>
+        </w:rPr>
+        <w:t>The system behaviour was validated against expected user outcomes during gameplay.</w:t>
+      </w:r>
+    </w:p>
+    <w:p>
+      <w:pPr>
+        <w:pStyle w:val="Heading1"/>
+        <w:numPr>
+          <w:ilvl w:val="0"/>
+          <w:numId w:val="0"/>
+        </w:numPr>
+        <w:ind w:left="785"/>
+        <w:rPr>
+          <w:rFonts w:ascii="Aptos Serif" w:hAnsi="Aptos Serif" w:cs="Aptos Serif"/>
+          <w:b/>
+          <w:bCs/>
+          <w:sz w:val="24"/>
+          <w:szCs w:val="24"/>
+        </w:rPr>
+      </w:pPr>
+    </w:p>
+    <w:p>
+      <w:pPr>
+        <w:pStyle w:val="Heading1"/>
+        <w:numPr>
+          <w:ilvl w:val="0"/>
+          <w:numId w:val="0"/>
+        </w:numPr>
+        <w:ind w:left="785"/>
+        <w:rPr>
+          <w:rFonts w:ascii="Aptos Serif" w:hAnsi="Aptos Serif" w:cs="Aptos Serif"/>
+          <w:b/>
+          <w:bCs/>
+          <w:sz w:val="24"/>
+          <w:szCs w:val="24"/>
+        </w:rPr>
+      </w:pPr>
+      <w:r>
+        <w:rPr>
+          <w:rFonts w:ascii="Aptos Serif" w:hAnsi="Aptos Serif" w:cs="Aptos Serif"/>
+          <w:sz w:val="24"/>
+          <w:szCs w:val="24"/>
+          <w:lang w:val="en-NZ"/>
+        </w:rPr>
+        <w:t>Git was used to track changes during testing and development, showing the progress of improvements made to the system.</w:t>
+      </w:r>
+      <w:r>
+        <w:rPr>
+          <w:rFonts w:ascii="Aptos Serif" w:hAnsi="Aptos Serif" w:cs="Aptos Serif"/>
+          <w:b/>
+          <w:bCs/>
+          <w:sz w:val="24"/>
+          <w:szCs w:val="24"/>
+          <w:lang w:val="en-NZ"/>
+        </w:rPr>
+        <w:br/>
+      </w:r>
+    </w:p>
+    <w:p>
+      <w:pPr>
+        <w:pStyle w:val="Heading1"/>
+        <w:numPr>
+          <w:ilvl w:val="0"/>
+          <w:numId w:val="0"/>
+        </w:numPr>
+        <w:ind w:left="785"/>
+        <w:rPr>
+          <w:rFonts w:ascii="Aptos Serif" w:hAnsi="Aptos Serif" w:cs="Aptos Serif"/>
+          <w:b/>
+          <w:bCs/>
+          <w:sz w:val="24"/>
+          <w:szCs w:val="24"/>
+        </w:rPr>
+      </w:pPr>
+      <w:r>
+        <w:rPr>
+          <w:rFonts w:ascii="Aptos Serif" w:hAnsi="Aptos Serif" w:cs="Aptos Serif"/>
+          <w:b/>
+          <w:bCs/>
+          <w:sz w:val="24"/>
+          <w:szCs w:val="24"/>
+        </w:rPr>
+        <w:br/>
+      </w:r>
+      <w:r>
+        <w:rPr>
+          <w:rFonts w:ascii="Aptos Serif" w:hAnsi="Aptos Serif" w:cs="Aptos Serif"/>
+          <w:b/>
+          <w:bCs/>
+          <w:sz w:val="24"/>
+          <w:szCs w:val="24"/>
+          <w:lang w:val="en-NZ"/>
+        </w:rPr>
+        <w:t>Figure 5:</w:t>
+      </w:r>
+      <w:r>
+        <w:rPr>
+          <w:rFonts w:ascii="Aptos Serif" w:hAnsi="Aptos Serif" w:cs="Aptos Serif"/>
+          <w:b/>
+          <w:bCs/>
+          <w:sz w:val="24"/>
+          <w:szCs w:val="24"/>
+          <w:lang w:val="en-NZ"/>
+        </w:rPr>
+        <w:t xml:space="preserve"> </w:t>
+      </w:r>
+      <w:r>
+        <w:rPr>
+          <w:rFonts w:ascii="Aptos Serif" w:hAnsi="Aptos Serif" w:cs="Aptos Serif"/>
+          <w:b/>
+          <w:bCs/>
+          <w:sz w:val="24"/>
+          <w:szCs w:val="24"/>
+        </w:rPr>
+        <w:t>Git commit history showing successful push to repository</w:t>
+      </w:r>
+      <w:r>
+        <w:rPr>
+          <w:rFonts w:ascii="Aptos Serif" w:hAnsi="Aptos Serif" w:cs="Aptos Serif"/>
+          <w:b/>
+          <w:bCs/>
+          <w:sz w:val="24"/>
+          <w:szCs w:val="24"/>
+        </w:rPr>
+        <w:t>:</w:t>
+      </w:r>
+    </w:p>
+    <w:p>
+      <w:pPr>
+        <w:pStyle w:val="Heading1"/>
+        <w:numPr>
+          <w:ilvl w:val="0"/>
+          <w:numId w:val="0"/>
+        </w:numPr>
+        <w:ind w:left="785"/>
+        <w:rPr>
+          <w:rFonts w:ascii="Aptos Serif" w:hAnsi="Aptos Serif" w:cs="Aptos Serif"/>
+          <w:b/>
+          <w:bCs/>
+          <w:sz w:val="24"/>
+          <w:szCs w:val="24"/>
+        </w:rPr>
+      </w:pPr>
+      <w:r>
+        <w:rPr>
+          <w:rFonts w:ascii="Aptos Serif" w:hAnsi="Aptos Serif" w:cs="Aptos Serif"/>
+          <w:b/>
+          <w:bCs/>
+          <w:sz w:val="24"/>
+          <w:szCs w:val="24"/>
+        </w:rPr>
+        <w:br/>
+      </w:r>
+      <w:r>
+        <w:rPr>
+          <w:rFonts w:ascii="Aptos Serif" w:hAnsi="Aptos Serif" w:cs="Aptos Serif"/>
+          <w:b/>
+          <w:bCs/>
+          <w:noProof/>
+          <w:sz w:val="24"/>
+          <w:szCs w:val="24"/>
+          <w:lang w:val="en-NZ"/>
+        </w:rPr>
+        <w:drawing>
+          <wp:inline distT="0" distB="0" distL="0" distR="0" wp14:anchorId="3B55D52B" wp14:editId="43260755">
+            <wp:extent cx="4884772" cy="2667000"/>
+            <wp:effectExtent l="0" t="0" r="0" b="0"/>
+            <wp:docPr id="1096894028" name="Picture 6"/>
+            <wp:cNvGraphicFramePr>
+              <a:graphicFrameLocks xmlns:a="http://schemas.openxmlformats.org/drawingml/2006/main" noChangeAspect="1"/>
+            </wp:cNvGraphicFramePr>
+            <a:graphic xmlns:a="http://schemas.openxmlformats.org/drawingml/2006/main">
+              <a:graphicData uri="http://schemas.openxmlformats.org/drawingml/2006/picture">
+                <pic:pic xmlns:pic="http://schemas.openxmlformats.org/drawingml/2006/picture">
+                  <pic:nvPicPr>
+                    <pic:cNvPr id="0" name="Picture 35"/>
+                    <pic:cNvPicPr>
+                      <a:picLocks noChangeAspect="1" noChangeArrowheads="1"/>
+                    </pic:cNvPicPr>
+                  </pic:nvPicPr>
+                  <pic:blipFill>
+                    <a:blip r:embed="rId9">
+                      <a:extLst>
+                        <a:ext uri="{28A0092B-C50C-407E-A947-70E740481C1C}">
+                          <a14:useLocalDpi xmlns:a14="http://schemas.microsoft.com/office/drawing/2010/main" val="0"/>
+                        </a:ext>
+                      </a:extLst>
+                    </a:blip>
+                    <a:srcRect/>
+                    <a:stretch>
+                      <a:fillRect/>
+                    </a:stretch>
+                  </pic:blipFill>
+                  <pic:spPr bwMode="auto">
+                    <a:xfrm>
+                      <a:off x="0" y="0"/>
+                      <a:ext cx="4892971" cy="2671476"/>
+                    </a:xfrm>
+                    <a:prstGeom prst="rect">
+                      <a:avLst/>
+                    </a:prstGeom>
+                    <a:noFill/>
+                    <a:ln>
+                      <a:noFill/>
+                    </a:ln>
+                  </pic:spPr>
+                </pic:pic>
+              </a:graphicData>
+            </a:graphic>
+          </wp:inline>
+        </w:drawing>
+      </w:r>
+      <w:r>
+        <w:rPr>
+          <w:rFonts w:ascii="Aptos Serif" w:hAnsi="Aptos Serif" w:cs="Aptos Serif"/>
+          <w:b/>
+          <w:bCs/>
+          <w:sz w:val="24"/>
+          <w:szCs w:val="24"/>
+        </w:rPr>
+        <w:br/>
+      </w:r>
+      <w:r>
+        <w:rPr>
+          <w:rFonts w:ascii="Aptos Serif" w:hAnsi="Aptos Serif" w:cs="Aptos Serif"/>
+          <w:b/>
+          <w:bCs/>
+          <w:sz w:val="24"/>
+          <w:szCs w:val="24"/>
+        </w:rPr>
+        <w:br/>
+        <w:t>Figure 6:</w:t>
+      </w:r>
+      <w:r>
+        <w:rPr>
+          <w:rFonts w:ascii="Aptos Serif" w:hAnsi="Aptos Serif" w:cs="Aptos Serif"/>
+          <w:b/>
+          <w:bCs/>
+          <w:sz w:val="24"/>
+          <w:szCs w:val="24"/>
+        </w:rPr>
+        <w:t xml:space="preserve"> GitHub repository:</w:t>
+      </w:r>
+    </w:p>
+    <w:p>
+      <w:pPr>
+        <w:pStyle w:val="Heading1"/>
+        <w:numPr>
+          <w:ilvl w:val="0"/>
+          <w:numId w:val="0"/>
+        </w:numPr>
+        <w:ind w:left="425"/>
+        <w:rPr>
+          <w:rFonts w:ascii="Aptos Serif" w:hAnsi="Aptos Serif" w:cs="Aptos Serif"/>
+          <w:sz w:val="24"/>
+          <w:szCs w:val="24"/>
+        </w:rPr>
+      </w:pPr>
+      <w:r>
+        <w:rPr>
+          <w:rFonts w:ascii="Aptos Serif" w:hAnsi="Aptos Serif" w:cs="Aptos Serif"/>
+          <w:sz w:val="24"/>
+          <w:szCs w:val="24"/>
+        </w:rPr>
+        <w:br/>
+      </w:r>
+      <w:r>
+        <w:rPr>
+          <w:rFonts w:ascii="Aptos Serif" w:hAnsi="Aptos Serif" w:cs="Aptos Serif"/>
+          <w:noProof/>
+          <w:sz w:val="24"/>
+          <w:szCs w:val="24"/>
+          <w:lang w:val="en-NZ"/>
+        </w:rPr>
+        <w:drawing>
+          <wp:inline distT="0" distB="0" distL="0" distR="0" wp14:anchorId="07F649D5" wp14:editId="5EB40C29">
+            <wp:extent cx="4932680" cy="2509074"/>
+            <wp:effectExtent l="0" t="0" r="1270" b="5715"/>
+            <wp:docPr id="301058809" name="Picture 7"/>
+            <wp:cNvGraphicFramePr>
+              <a:graphicFrameLocks xmlns:a="http://schemas.openxmlformats.org/drawingml/2006/main" noChangeAspect="1"/>
+            </wp:cNvGraphicFramePr>
+            <a:graphic xmlns:a="http://schemas.openxmlformats.org/drawingml/2006/main">
+              <a:graphicData uri="http://schemas.openxmlformats.org/drawingml/2006/picture">
+                <pic:pic xmlns:pic="http://schemas.openxmlformats.org/drawingml/2006/picture">
+                  <pic:nvPicPr>
+                    <pic:cNvPr id="0" name="Picture 36"/>
+                    <pic:cNvPicPr>
+                      <a:picLocks noChangeAspect="1" noChangeArrowheads="1"/>
+                    </pic:cNvPicPr>
+                  </pic:nvPicPr>
+                  <pic:blipFill>
+                    <a:blip r:embed="rId10">
+                      <a:extLst>
+                        <a:ext uri="{28A0092B-C50C-407E-A947-70E740481C1C}">
+                          <a14:useLocalDpi xmlns:a14="http://schemas.microsoft.com/office/drawing/2010/main" val="0"/>
+                        </a:ext>
+                      </a:extLst>
+                    </a:blip>
+                    <a:srcRect/>
+                    <a:stretch>
+                      <a:fillRect/>
+                    </a:stretch>
+                  </pic:blipFill>
+                  <pic:spPr bwMode="auto">
+                    <a:xfrm>
+                      <a:off x="0" y="0"/>
+                      <a:ext cx="4946448" cy="2516078"/>
+                    </a:xfrm>
+                    <a:prstGeom prst="rect">
+                      <a:avLst/>
+                    </a:prstGeom>
+                    <a:noFill/>
+                    <a:ln>
+                      <a:noFill/>
+                    </a:ln>
+                  </pic:spPr>
+                </pic:pic>
+              </a:graphicData>
+            </a:graphic>
+          </wp:inline>
+        </w:drawing>
+      </w:r>
+      <w:r>
+        <w:rPr>
+          <w:rFonts w:ascii="Aptos Serif" w:hAnsi="Aptos Serif" w:cs="Aptos Serif"/>
+          <w:sz w:val="24"/>
+          <w:szCs w:val="24"/>
+          <w:lang w:val="en-NZ"/>
+        </w:rPr>
+        <w:br/>
+      </w:r>
+    </w:p>
+    <w:p>
+      <w:pPr>
+        <w:pStyle w:val="Heading1"/>
+        <w:numPr>
+          <w:ilvl w:val="0"/>
+          <w:numId w:val="0"/>
+        </w:numPr>
+        <w:ind w:left="425"/>
+        <w:rPr>
+          <w:rFonts w:ascii="Aptos Serif" w:hAnsi="Aptos Serif" w:cs="Aptos Serif"/>
+          <w:sz w:val="24"/>
+          <w:szCs w:val="24"/>
+        </w:rPr>
+      </w:pPr>
+    </w:p>
+    <w:p>
+      <w:pPr>
+        <w:pStyle w:val="Heading1"/>
+        <w:numPr>
+          <w:ilvl w:val="0"/>
+          <w:numId w:val="0"/>
+        </w:numPr>
+        <w:ind w:left="425"/>
+        <w:rPr>
+          <w:rFonts w:ascii="Aptos Serif" w:hAnsi="Aptos Serif" w:cs="Aptos Serif"/>
+          <w:sz w:val="24"/>
+          <w:szCs w:val="24"/>
+        </w:rPr>
+      </w:pPr>
+    </w:p>
+    <w:p>
+      <w:pPr>
+        <w:pStyle w:val="Heading1"/>
+        <w:numPr>
+          <w:ilvl w:val="0"/>
+          <w:numId w:val="0"/>
+        </w:numPr>
+        <w:ind w:left="425"/>
+        <w:rPr>
+          <w:rFonts w:ascii="Aptos Serif" w:hAnsi="Aptos Serif" w:cs="Aptos Serif"/>
+          <w:sz w:val="24"/>
+          <w:szCs w:val="24"/>
+        </w:rPr>
+      </w:pPr>
+    </w:p>
+    <w:p>
+      <w:pPr>
+        <w:pStyle w:val="Heading1"/>
+        <w:numPr>
+          <w:ilvl w:val="0"/>
+          <w:numId w:val="0"/>
+        </w:numPr>
+        <w:ind w:left="425"/>
+        <w:rPr>
+          <w:rFonts w:ascii="Aptos Serif" w:hAnsi="Aptos Serif" w:cs="Aptos Serif"/>
+          <w:sz w:val="24"/>
+          <w:szCs w:val="24"/>
+        </w:rPr>
+      </w:pPr>
+    </w:p>
+    <w:p>
+      <w:pPr>
+        <w:pStyle w:val="Heading1"/>
+        <w:numPr>
+          <w:ilvl w:val="0"/>
+          <w:numId w:val="0"/>
+        </w:numPr>
+        <w:ind w:left="425"/>
+        <w:rPr>
+          <w:rFonts w:ascii="Aptos Serif" w:hAnsi="Aptos Serif" w:cs="Aptos Serif"/>
+          <w:sz w:val="24"/>
+          <w:szCs w:val="24"/>
+        </w:rPr>
+      </w:pPr>
     </w:p>
     <w:p>
       <w:pPr>
@@ -2674,45 +5027,103 @@
         </w:numPr>
         <w:ind w:left="360"/>
         <w:rPr>
-          <w:spacing w:val="-2"/>
-          <w:w w:val="85"/>
-        </w:rPr>
-      </w:pPr>
+          <w:rFonts w:ascii="Aptos Serif" w:hAnsi="Aptos Serif" w:cs="Aptos Serif"/>
+          <w:b/>
+          <w:bCs/>
+          <w:sz w:val="24"/>
+          <w:szCs w:val="24"/>
+        </w:rPr>
+      </w:pPr>
+      <w:r>
+        <w:rPr>
+          <w:rFonts w:ascii="Aptos Serif" w:hAnsi="Aptos Serif" w:cs="Aptos Serif"/>
+          <w:b/>
+          <w:bCs/>
+          <w:sz w:val="24"/>
+          <w:szCs w:val="24"/>
+        </w:rPr>
+        <w:t>Example Usage</w:t>
+      </w:r>
     </w:p>
     <w:p>
       <w:pPr>
         <w:pStyle w:val="Heading1"/>
         <w:numPr>
           <w:ilvl w:val="0"/>
-          <w:numId w:val="14"/>
+          <w:numId w:val="0"/>
         </w:numPr>
-        <w:rPr>
-          <w:lang w:val="en-NZ"/>
-        </w:rPr>
-      </w:pPr>
-      <w:r>
-        <w:rPr>
-          <w:lang w:val="en-NZ"/>
-        </w:rPr>
-        <w:t xml:space="preserve">Unit testing helped identify multiple issues in the original code. </w:t>
-      </w:r>
+        <w:ind w:left="360"/>
+        <w:rPr>
+          <w:rFonts w:ascii="Aptos Serif" w:hAnsi="Aptos Serif" w:cs="Aptos Serif"/>
+          <w:sz w:val="24"/>
+          <w:szCs w:val="24"/>
+        </w:rPr>
+      </w:pPr>
     </w:p>
     <w:p>
       <w:pPr>
         <w:pStyle w:val="Heading1"/>
         <w:numPr>
           <w:ilvl w:val="0"/>
-          <w:numId w:val="14"/>
+          <w:numId w:val="19"/>
         </w:numPr>
         <w:rPr>
-          <w:lang w:val="en-NZ"/>
-        </w:rPr>
-      </w:pPr>
-      <w:r>
-        <w:rPr>
-          <w:lang w:val="en-NZ"/>
-        </w:rPr>
-        <w:t xml:space="preserve">The scoring logic initially had errors related to frame validation and boundary checking. </w:t>
+          <w:rFonts w:ascii="Aptos Serif" w:hAnsi="Aptos Serif" w:cs="Aptos Serif"/>
+          <w:sz w:val="24"/>
+          <w:szCs w:val="24"/>
+        </w:rPr>
+      </w:pPr>
+      <w:proofErr w:type="gramStart"/>
+      <w:r>
+        <w:rPr>
+          <w:rFonts w:ascii="Aptos Serif" w:hAnsi="Aptos Serif" w:cs="Aptos Serif"/>
+          <w:sz w:val="24"/>
+          <w:szCs w:val="24"/>
+        </w:rPr>
+        <w:t>A</w:t>
+      </w:r>
+      <w:proofErr w:type="gramEnd"/>
+      <w:r>
+        <w:rPr>
+          <w:rFonts w:ascii="Aptos Serif" w:hAnsi="Aptos Serif" w:cs="Aptos Serif"/>
+          <w:sz w:val="24"/>
+          <w:szCs w:val="24"/>
+        </w:rPr>
+        <w:t xml:space="preserve"> </w:t>
+      </w:r>
+      <w:r>
+        <w:rPr>
+          <w:rFonts w:ascii="Aptos Serif" w:hAnsi="Aptos Serif" w:cs="Aptos Serif"/>
+          <w:sz w:val="24"/>
+          <w:szCs w:val="24"/>
+        </w:rPr>
+        <w:t>example</w:t>
+      </w:r>
+      <w:r>
+        <w:rPr>
+          <w:rFonts w:ascii="Aptos Serif" w:hAnsi="Aptos Serif" w:cs="Aptos Serif"/>
+          <w:sz w:val="24"/>
+          <w:szCs w:val="24"/>
+        </w:rPr>
+        <w:t xml:space="preserve"> usage file is provided in this project with the name example_usage.py, which describes the usage of the </w:t>
+      </w:r>
+      <w:proofErr w:type="spellStart"/>
+      <w:r>
+        <w:rPr>
+          <w:rFonts w:ascii="Aptos Serif" w:hAnsi="Aptos Serif" w:cs="Aptos Serif"/>
+          <w:sz w:val="24"/>
+          <w:szCs w:val="24"/>
+        </w:rPr>
+        <w:t>BowlingGame</w:t>
+      </w:r>
+      <w:proofErr w:type="spellEnd"/>
+      <w:r>
+        <w:rPr>
+          <w:rFonts w:ascii="Aptos Serif" w:hAnsi="Aptos Serif" w:cs="Aptos Serif"/>
+          <w:sz w:val="24"/>
+          <w:szCs w:val="24"/>
+        </w:rPr>
+        <w:t xml:space="preserve"> class. In this file, different scenarios for playing a game have been provided, such as a perfect game, a gutter game, a game with all spares, and a regular game.</w:t>
       </w:r>
     </w:p>
     <w:p>
@@ -2720,35 +5131,36 @@
         <w:pStyle w:val="Heading1"/>
         <w:numPr>
           <w:ilvl w:val="0"/>
-          <w:numId w:val="14"/>
+          <w:numId w:val="0"/>
         </w:numPr>
-        <w:rPr>
-          <w:lang w:val="en-NZ"/>
-        </w:rPr>
-      </w:pPr>
-      <w:r>
-        <w:rPr>
-          <w:lang w:val="en-NZ"/>
-        </w:rPr>
-        <w:t xml:space="preserve">After fixing the issues, all test cases passed successfully. </w:t>
-      </w:r>
+        <w:ind w:left="360"/>
+        <w:rPr>
+          <w:rFonts w:ascii="Aptos Serif" w:hAnsi="Aptos Serif" w:cs="Aptos Serif"/>
+          <w:sz w:val="24"/>
+          <w:szCs w:val="24"/>
+        </w:rPr>
+      </w:pPr>
     </w:p>
     <w:p>
       <w:pPr>
         <w:pStyle w:val="Heading1"/>
         <w:numPr>
           <w:ilvl w:val="0"/>
-          <w:numId w:val="14"/>
+          <w:numId w:val="19"/>
         </w:numPr>
         <w:rPr>
-          <w:lang w:val="en-NZ"/>
-        </w:rPr>
-      </w:pPr>
-      <w:r>
-        <w:rPr>
-          <w:lang w:val="en-NZ"/>
-        </w:rPr>
-        <w:t xml:space="preserve">The use of helper methods improved the readability of the test code. </w:t>
+          <w:rFonts w:ascii="Aptos Serif" w:hAnsi="Aptos Serif" w:cs="Aptos Serif"/>
+          <w:sz w:val="24"/>
+          <w:szCs w:val="24"/>
+        </w:rPr>
+      </w:pPr>
+      <w:r>
+        <w:rPr>
+          <w:rFonts w:ascii="Aptos Serif" w:hAnsi="Aptos Serif" w:cs="Aptos Serif"/>
+          <w:sz w:val="24"/>
+          <w:szCs w:val="24"/>
+        </w:rPr>
+        <w:t>The different scenarios provided in this file help in verifying that the scoring is done correctly by the system. Also, users can understand the usage of this system through this file.</w:t>
       </w:r>
     </w:p>
     <w:p>
@@ -2756,21 +5168,36 @@
         <w:pStyle w:val="Heading1"/>
         <w:numPr>
           <w:ilvl w:val="0"/>
-          <w:numId w:val="14"/>
+          <w:numId w:val="0"/>
         </w:numPr>
-      </w:pPr>
-      <w:r>
-        <w:rPr>
-          <w:lang w:val="en-NZ"/>
-        </w:rPr>
-        <w:t xml:space="preserve">The system now correctly handles all bowling scoring scenarios, including </w:t>
-      </w:r>
-      <w:r>
-        <w:rPr>
-          <w:lang w:val="en-NZ"/>
-        </w:rPr>
-        <w:lastRenderedPageBreak/>
-        <w:t>edge cases such as perfect games and final frame bonuses.</w:t>
+        <w:ind w:left="360"/>
+        <w:rPr>
+          <w:rFonts w:ascii="Aptos Serif" w:hAnsi="Aptos Serif" w:cs="Aptos Serif"/>
+          <w:sz w:val="24"/>
+          <w:szCs w:val="24"/>
+        </w:rPr>
+      </w:pPr>
+    </w:p>
+    <w:p>
+      <w:pPr>
+        <w:pStyle w:val="Heading1"/>
+        <w:numPr>
+          <w:ilvl w:val="0"/>
+          <w:numId w:val="19"/>
+        </w:numPr>
+        <w:rPr>
+          <w:rFonts w:ascii="Aptos Serif" w:hAnsi="Aptos Serif" w:cs="Aptos Serif"/>
+          <w:sz w:val="24"/>
+          <w:szCs w:val="24"/>
+        </w:rPr>
+      </w:pPr>
+      <w:r>
+        <w:rPr>
+          <w:rFonts w:ascii="Aptos Serif" w:hAnsi="Aptos Serif" w:cs="Aptos Serif"/>
+          <w:sz w:val="24"/>
+          <w:szCs w:val="24"/>
+        </w:rPr>
+        <w:t>The example usage file can also be used for further validation with respect to the test scenarios provided in this project.</w:t>
       </w:r>
     </w:p>
     <w:p>
@@ -2781,108 +5208,282 @@
           <w:numId w:val="0"/>
         </w:numPr>
         <w:ind w:left="720"/>
+        <w:rPr>
+          <w:rFonts w:ascii="Aptos Serif" w:hAnsi="Aptos Serif" w:cs="Aptos Serif"/>
+          <w:sz w:val="24"/>
+          <w:szCs w:val="24"/>
+        </w:rPr>
       </w:pPr>
     </w:p>
     <w:p>
       <w:pPr>
         <w:pStyle w:val="Heading1"/>
-      </w:pPr>
-      <w:r>
-        <w:t>C</w:t>
-      </w:r>
-      <w:r>
-        <w:t>onclusion</w:t>
-      </w:r>
-      <w:r>
-        <w:rPr>
+        <w:numPr>
+          <w:ilvl w:val="0"/>
+          <w:numId w:val="0"/>
+        </w:numPr>
+        <w:ind w:left="720"/>
+        <w:rPr>
+          <w:rFonts w:ascii="Aptos Serif" w:hAnsi="Aptos Serif" w:cs="Aptos Serif"/>
+          <w:sz w:val="24"/>
+          <w:szCs w:val="24"/>
+        </w:rPr>
+      </w:pPr>
+    </w:p>
+    <w:p>
+      <w:pPr>
+        <w:pStyle w:val="Heading1"/>
+        <w:rPr>
+          <w:rFonts w:ascii="Aptos Serif" w:hAnsi="Aptos Serif" w:cs="Aptos Serif"/>
+          <w:b/>
+          <w:bCs/>
+          <w:sz w:val="24"/>
+          <w:szCs w:val="24"/>
+        </w:rPr>
+      </w:pPr>
+      <w:r>
+        <w:rPr>
+          <w:rFonts w:ascii="Aptos Serif" w:hAnsi="Aptos Serif" w:cs="Aptos Serif"/>
+          <w:b/>
+          <w:bCs/>
+          <w:sz w:val="24"/>
+          <w:szCs w:val="24"/>
+        </w:rPr>
+        <w:t>Conclusion</w:t>
+      </w:r>
+      <w:r>
+        <w:rPr>
+          <w:rFonts w:ascii="Aptos Serif" w:hAnsi="Aptos Serif" w:cs="Aptos Serif"/>
+          <w:b/>
+          <w:bCs/>
           <w:spacing w:val="-17"/>
           <w:w w:val="90"/>
+          <w:sz w:val="24"/>
+          <w:szCs w:val="24"/>
         </w:rPr>
         <w:t xml:space="preserve"> </w:t>
       </w:r>
       <w:r>
         <w:rPr>
+          <w:rFonts w:ascii="Aptos Serif" w:hAnsi="Aptos Serif" w:cs="Aptos Serif"/>
+          <w:b/>
+          <w:bCs/>
           <w:w w:val="90"/>
+          <w:sz w:val="24"/>
+          <w:szCs w:val="24"/>
         </w:rPr>
         <w:t>and</w:t>
       </w:r>
       <w:r>
         <w:rPr>
+          <w:rFonts w:ascii="Aptos Serif" w:hAnsi="Aptos Serif" w:cs="Aptos Serif"/>
+          <w:b/>
+          <w:bCs/>
           <w:spacing w:val="-17"/>
           <w:w w:val="90"/>
+          <w:sz w:val="24"/>
+          <w:szCs w:val="24"/>
         </w:rPr>
         <w:t xml:space="preserve"> </w:t>
       </w:r>
       <w:r>
         <w:rPr>
+          <w:rFonts w:ascii="Aptos Serif" w:hAnsi="Aptos Serif" w:cs="Aptos Serif"/>
+          <w:b/>
+          <w:bCs/>
           <w:w w:val="90"/>
+          <w:sz w:val="24"/>
+          <w:szCs w:val="24"/>
         </w:rPr>
         <w:t>Sign-o</w:t>
       </w:r>
       <w:r>
         <w:rPr>
+          <w:rFonts w:cs="Times New Roman"/>
+          <w:b/>
+          <w:bCs/>
           <w:w w:val="90"/>
-          <w:sz w:val="40"/>
+          <w:sz w:val="24"/>
+          <w:szCs w:val="24"/>
         </w:rPr>
         <w:t>ﬀ</w:t>
       </w:r>
       <w:r>
         <w:rPr>
+          <w:rFonts w:ascii="Aptos Serif" w:hAnsi="Aptos Serif" w:cs="Aptos Serif"/>
+          <w:b/>
+          <w:bCs/>
           <w:spacing w:val="-10"/>
           <w:w w:val="90"/>
-          <w:sz w:val="40"/>
+          <w:sz w:val="24"/>
+          <w:szCs w:val="24"/>
         </w:rPr>
         <w:t xml:space="preserve"> </w:t>
       </w:r>
       <w:r>
         <w:rPr>
+          <w:rFonts w:ascii="Aptos Serif" w:hAnsi="Aptos Serif" w:cs="Aptos Serif"/>
+          <w:b/>
+          <w:bCs/>
           <w:spacing w:val="-2"/>
           <w:w w:val="90"/>
+          <w:sz w:val="24"/>
+          <w:szCs w:val="24"/>
         </w:rPr>
         <w:t>Recommendation</w:t>
       </w:r>
     </w:p>
     <w:p>
       <w:pPr>
-        <w:pStyle w:val="NormalWeb"/>
-      </w:pPr>
-      <w:r>
-        <w:rPr>
-          <w:rStyle w:val="Strong"/>
+        <w:pStyle w:val="Heading1"/>
+        <w:numPr>
+          <w:ilvl w:val="0"/>
+          <w:numId w:val="0"/>
+        </w:numPr>
+        <w:ind w:left="360"/>
+        <w:rPr>
+          <w:rFonts w:ascii="Aptos Serif" w:hAnsi="Aptos Serif" w:cs="Aptos Serif"/>
+          <w:b/>
+          <w:bCs/>
+          <w:sz w:val="24"/>
+          <w:szCs w:val="24"/>
+        </w:rPr>
+      </w:pPr>
+    </w:p>
+    <w:p>
+      <w:pPr>
+        <w:rPr>
+          <w:rFonts w:ascii="Aptos Serif" w:hAnsi="Aptos Serif" w:cs="Aptos Serif"/>
+          <w:b/>
+          <w:bCs/>
+        </w:rPr>
+      </w:pPr>
+      <w:r>
+        <w:rPr>
+          <w:rFonts w:ascii="Aptos Serif" w:hAnsi="Aptos Serif" w:cs="Aptos Serif"/>
+          <w:b/>
+          <w:bCs/>
         </w:rPr>
         <w:t>Overall Assessment:</w:t>
       </w:r>
-      <w:r>
+    </w:p>
+    <w:p>
+      <w:pPr>
+        <w:rPr>
+          <w:rFonts w:ascii="Aptos Serif" w:hAnsi="Aptos Serif" w:cs="Aptos Serif"/>
+          <w:sz w:val="24"/>
+          <w:szCs w:val="24"/>
+        </w:rPr>
+      </w:pPr>
+      <w:r>
+        <w:rPr>
+          <w:rFonts w:ascii="Aptos Serif" w:hAnsi="Aptos Serif" w:cs="Aptos Serif"/>
+          <w:sz w:val="24"/>
+          <w:szCs w:val="24"/>
+        </w:rPr>
+        <w:t>The system is functioning as it should, and it has the desired functionality based on the tests that were conducted. The scoring mechanism, including strikes, spares, and final frame rules, was tested using different gameplay scenarios. All the problems that were identified with the system were resolved, and the final version of the system gives the correct output.</w:t>
+      </w:r>
+      <w:r>
+        <w:rPr>
+          <w:rFonts w:ascii="Aptos Serif" w:hAnsi="Aptos Serif" w:cs="Aptos Serif"/>
+          <w:sz w:val="24"/>
+          <w:szCs w:val="24"/>
+        </w:rPr>
+        <w:t xml:space="preserve"> </w:t>
+      </w:r>
+      <w:r>
+        <w:rPr>
+          <w:rFonts w:ascii="Aptos Serif" w:hAnsi="Aptos Serif" w:cs="Aptos Serif"/>
+          <w:sz w:val="24"/>
+          <w:szCs w:val="24"/>
+        </w:rPr>
+        <w:t>The system has been validated from a user perspective and behaves as expected during gameplay.</w:t>
+      </w:r>
+    </w:p>
+    <w:p>
+      <w:pPr>
+        <w:rPr>
+          <w:rFonts w:ascii="Aptos Serif" w:hAnsi="Aptos Serif" w:cs="Aptos Serif"/>
+          <w:sz w:val="24"/>
+          <w:szCs w:val="24"/>
+        </w:rPr>
+      </w:pPr>
+    </w:p>
+    <w:p>
+      <w:pPr>
+        <w:rPr>
+          <w:rFonts w:ascii="Aptos Serif" w:hAnsi="Aptos Serif" w:cs="Aptos Serif"/>
+          <w:b/>
+          <w:bCs/>
+        </w:rPr>
+      </w:pPr>
+      <w:r>
+        <w:rPr>
+          <w:rFonts w:ascii="Aptos Serif" w:hAnsi="Aptos Serif" w:cs="Aptos Serif"/>
+          <w:b/>
+          <w:bCs/>
+        </w:rPr>
+        <w:t>Recommendation:</w:t>
+      </w:r>
+    </w:p>
+    <w:p>
+      <w:pPr>
+        <w:rPr>
+          <w:rFonts w:ascii="Aptos Serif" w:hAnsi="Aptos Serif" w:cs="Aptos Serif"/>
+          <w:sz w:val="24"/>
+          <w:szCs w:val="24"/>
+        </w:rPr>
+      </w:pPr>
+      <w:r>
+        <w:rPr>
+          <w:rFonts w:ascii="Aptos Serif" w:hAnsi="Aptos Serif" w:cs="Aptos Serif"/>
+          <w:sz w:val="24"/>
+          <w:szCs w:val="24"/>
+        </w:rPr>
+        <w:t>The system is ready for acceptance since it is functioning as it should from the user’s point of view. The system is stable and can be further enhanced by incorporating other features such as a graphical user interface or other gameplay options.</w:t>
+      </w:r>
+      <w:r>
+        <w:rPr>
+          <w:rFonts w:ascii="Aptos Serif" w:hAnsi="Aptos Serif" w:cs="Aptos Serif"/>
+          <w:sz w:val="24"/>
+          <w:szCs w:val="24"/>
+        </w:rPr>
+        <w:t xml:space="preserve"> </w:t>
+      </w:r>
+    </w:p>
+    <w:p>
+      <w:pPr>
+        <w:rPr>
+          <w:rFonts w:ascii="Aptos Serif" w:hAnsi="Aptos Serif" w:cs="Aptos Serif"/>
+          <w:sz w:val="24"/>
+          <w:szCs w:val="24"/>
+        </w:rPr>
+      </w:pPr>
+    </w:p>
+    <w:p>
+      <w:pPr>
+        <w:rPr>
+          <w:rFonts w:ascii="Aptos Serif" w:hAnsi="Aptos Serif" w:cs="Aptos Serif"/>
+          <w:sz w:val="24"/>
+          <w:szCs w:val="24"/>
+        </w:rPr>
+      </w:pPr>
+    </w:p>
+    <w:p>
+      <w:pPr>
+        <w:rPr>
+          <w:rFonts w:ascii="Aptos Serif" w:hAnsi="Aptos Serif" w:cs="Aptos Serif"/>
+          <w:sz w:val="24"/>
+          <w:szCs w:val="24"/>
+        </w:rPr>
+      </w:pPr>
+      <w:r>
+        <w:rPr>
+          <w:rFonts w:ascii="Aptos Serif" w:hAnsi="Aptos Serif" w:cs="Aptos Serif"/>
+          <w:sz w:val="24"/>
+          <w:szCs w:val="24"/>
+        </w:rPr>
         <w:br/>
-        <w:t>The system is working correctly and meets the required functionality. All test cases passed successfully after debugging and refactoring.</w:t>
-      </w:r>
-    </w:p>
-    <w:p>
-      <w:pPr>
-        <w:pStyle w:val="NormalWeb"/>
-      </w:pPr>
-      <w:r>
-        <w:rPr>
-          <w:rStyle w:val="Strong"/>
-        </w:rPr>
-        <w:t>Recommendation:</w:t>
-      </w:r>
-      <w:r>
-        <w:br/>
-        <w:t>The system is ready for acceptance and can be considered stable for further development, such as adding a user interface or additional features.</w:t>
-      </w:r>
-    </w:p>
-    <w:p>
-      <w:pPr>
-        <w:rPr>
-          <w:rFonts w:ascii="Times New Roman" w:hAnsi="Times New Roman" w:cs="Times New Roman"/>
-        </w:rPr>
-      </w:pPr>
-      <w:r>
-        <w:rPr>
-          <w:rFonts w:ascii="Times New Roman" w:hAnsi="Times New Roman" w:cs="Times New Roman"/>
-        </w:rPr>
-        <w:t xml:space="preserve">  </w:t>
       </w:r>
     </w:p>
     <w:sectPr>
@@ -2897,6 +5498,208 @@
 <file path=word/numbering.xml><?xml version="1.0" encoding="utf-8"?>
 <w:numbering xmlns:wpc="http://schemas.microsoft.com/office/word/2010/wordprocessingCanvas" xmlns:cx="http://schemas.microsoft.com/office/drawing/2014/chartex" xmlns:cx1="http://schemas.microsoft.com/office/drawing/2015/9/8/chartex" xmlns:cx2="http://schemas.microsoft.com/office/drawing/2015/10/21/chartex" xmlns:cx3="http://schemas.microsoft.com/office/drawing/2016/5/9/chartex" xmlns:cx4="http://schemas.microsoft.com/office/drawing/2016/5/10/chartex" xmlns:cx5="http://schemas.microsoft.com/office/drawing/2016/5/11/chartex" xmlns:cx6="http://schemas.microsoft.com/office/drawing/2016/5/12/chartex" xmlns:cx7="http://schemas.microsoft.com/office/drawing/2016/5/13/chartex" xmlns:cx8="http://schemas.microsoft.com/office/drawing/2016/5/14/chartex" xmlns:mc="http://schemas.openxmlformats.org/markup-compatibility/2006" xmlns:aink="http://schemas.microsoft.com/office/drawing/2016/ink" xmlns:am3d="http://schemas.microsoft.com/office/drawing/2017/model3d" xmlns:o="urn:schemas-microsoft-com:office:office" xmlns:oel="http://schemas.microsoft.com/office/2019/extlst" xmlns:r="http://schemas.openxmlformats.org/officeDocument/2006/relationships" xmlns:m="http://schemas.openxmlformats.org/officeDocument/2006/math" xmlns:v="urn:schemas-microsoft-com:vml" xmlns:wp14="http://schemas.microsoft.com/office/word/2010/wordprocessingDrawing" xmlns:wp="http://schemas.openxmlformats.org/drawingml/2006/wordprocessingDrawing" xmlns:w10="urn:schemas-microsoft-com:office:word" xmlns:w="http://schemas.openxmlformats.org/wordprocessingml/2006/main" xmlns:w14="http://schemas.microsoft.com/office/word/2010/wordml" xmlns:w15="http://schemas.microsoft.com/office/word/2012/wordml" xmlns:w16cex="http://schemas.microsoft.com/office/word/2018/wordml/cex" xmlns:w16cid="http://schemas.microsoft.com/office/word/2016/wordml/cid" xmlns:w16="http://schemas.microsoft.com/office/word/2018/wordml" xmlns:w16du="http://schemas.microsoft.com/office/word/2023/wordml/word16du" xmlns:w16sdtdh="http://schemas.microsoft.com/office/word/2020/wordml/sdtdatahash" xmlns:w16sdtfl="http://schemas.microsoft.com/office/word/2024/wordml/sdtformatlock" xmlns:w16se="http://schemas.microsoft.com/office/word/2015/wordml/symex" xmlns:wpg="http://schemas.microsoft.com/office/word/2010/wordprocessingGroup" xmlns:wpi="http://schemas.microsoft.com/office/word/2010/wordprocessingInk" xmlns:wne="http://schemas.microsoft.com/office/word/2006/wordml" xmlns:wps="http://schemas.microsoft.com/office/word/2010/wordprocessingShape" mc:Ignorable="w14 w15 w16se w16cid w16 w16cex w16sdtdh w16sdtfl w16du wp14">
   <w:abstractNum w:abstractNumId="0" w15:restartNumberingAfterBreak="0">
+    <w:nsid w:val="0EB20431"/>
+    <w:multiLevelType w:val="hybridMultilevel"/>
+    <w:tmpl w:val="0A06EA8A"/>
+    <w:lvl w:ilvl="0" w:tplc="14090001">
+      <w:start w:val="1"/>
+      <w:numFmt w:val="bullet"/>
+      <w:lvlText w:val=""/>
+      <w:lvlJc w:val="left"/>
+      <w:pPr>
+        <w:ind w:left="785" w:hanging="360"/>
+      </w:pPr>
+      <w:rPr>
+        <w:rFonts w:ascii="Symbol" w:hAnsi="Symbol" w:hint="default"/>
+      </w:rPr>
+    </w:lvl>
+    <w:lvl w:ilvl="1" w:tplc="14090003" w:tentative="1">
+      <w:start w:val="1"/>
+      <w:numFmt w:val="bullet"/>
+      <w:lvlText w:val="o"/>
+      <w:lvlJc w:val="left"/>
+      <w:pPr>
+        <w:ind w:left="797" w:hanging="360"/>
+      </w:pPr>
+      <w:rPr>
+        <w:rFonts w:ascii="Courier New" w:hAnsi="Courier New" w:cs="Courier New" w:hint="default"/>
+      </w:rPr>
+    </w:lvl>
+    <w:lvl w:ilvl="2" w:tplc="14090005" w:tentative="1">
+      <w:start w:val="1"/>
+      <w:numFmt w:val="bullet"/>
+      <w:lvlText w:val=""/>
+      <w:lvlJc w:val="left"/>
+      <w:pPr>
+        <w:ind w:left="1517" w:hanging="360"/>
+      </w:pPr>
+      <w:rPr>
+        <w:rFonts w:ascii="Wingdings" w:hAnsi="Wingdings" w:hint="default"/>
+      </w:rPr>
+    </w:lvl>
+    <w:lvl w:ilvl="3" w:tplc="14090001" w:tentative="1">
+      <w:start w:val="1"/>
+      <w:numFmt w:val="bullet"/>
+      <w:lvlText w:val=""/>
+      <w:lvlJc w:val="left"/>
+      <w:pPr>
+        <w:ind w:left="2237" w:hanging="360"/>
+      </w:pPr>
+      <w:rPr>
+        <w:rFonts w:ascii="Symbol" w:hAnsi="Symbol" w:hint="default"/>
+      </w:rPr>
+    </w:lvl>
+    <w:lvl w:ilvl="4" w:tplc="14090003" w:tentative="1">
+      <w:start w:val="1"/>
+      <w:numFmt w:val="bullet"/>
+      <w:lvlText w:val="o"/>
+      <w:lvlJc w:val="left"/>
+      <w:pPr>
+        <w:ind w:left="2957" w:hanging="360"/>
+      </w:pPr>
+      <w:rPr>
+        <w:rFonts w:ascii="Courier New" w:hAnsi="Courier New" w:cs="Courier New" w:hint="default"/>
+      </w:rPr>
+    </w:lvl>
+    <w:lvl w:ilvl="5" w:tplc="14090005" w:tentative="1">
+      <w:start w:val="1"/>
+      <w:numFmt w:val="bullet"/>
+      <w:lvlText w:val=""/>
+      <w:lvlJc w:val="left"/>
+      <w:pPr>
+        <w:ind w:left="3677" w:hanging="360"/>
+      </w:pPr>
+      <w:rPr>
+        <w:rFonts w:ascii="Wingdings" w:hAnsi="Wingdings" w:hint="default"/>
+      </w:rPr>
+    </w:lvl>
+    <w:lvl w:ilvl="6" w:tplc="14090001" w:tentative="1">
+      <w:start w:val="1"/>
+      <w:numFmt w:val="bullet"/>
+      <w:lvlText w:val=""/>
+      <w:lvlJc w:val="left"/>
+      <w:pPr>
+        <w:ind w:left="4397" w:hanging="360"/>
+      </w:pPr>
+      <w:rPr>
+        <w:rFonts w:ascii="Symbol" w:hAnsi="Symbol" w:hint="default"/>
+      </w:rPr>
+    </w:lvl>
+    <w:lvl w:ilvl="7" w:tplc="14090003" w:tentative="1">
+      <w:start w:val="1"/>
+      <w:numFmt w:val="bullet"/>
+      <w:lvlText w:val="o"/>
+      <w:lvlJc w:val="left"/>
+      <w:pPr>
+        <w:ind w:left="5117" w:hanging="360"/>
+      </w:pPr>
+      <w:rPr>
+        <w:rFonts w:ascii="Courier New" w:hAnsi="Courier New" w:cs="Courier New" w:hint="default"/>
+      </w:rPr>
+    </w:lvl>
+    <w:lvl w:ilvl="8" w:tplc="14090005" w:tentative="1">
+      <w:start w:val="1"/>
+      <w:numFmt w:val="bullet"/>
+      <w:lvlText w:val=""/>
+      <w:lvlJc w:val="left"/>
+      <w:pPr>
+        <w:ind w:left="5837" w:hanging="360"/>
+      </w:pPr>
+      <w:rPr>
+        <w:rFonts w:ascii="Wingdings" w:hAnsi="Wingdings" w:hint="default"/>
+      </w:rPr>
+    </w:lvl>
+  </w:abstractNum>
+  <w:abstractNum w:abstractNumId="1" w15:restartNumberingAfterBreak="0">
+    <w:nsid w:val="12586451"/>
+    <w:multiLevelType w:val="hybridMultilevel"/>
+    <w:tmpl w:val="69A679D0"/>
+    <w:lvl w:ilvl="0" w:tplc="1409000F">
+      <w:start w:val="1"/>
+      <w:numFmt w:val="decimal"/>
+      <w:lvlText w:val="%1."/>
+      <w:lvlJc w:val="left"/>
+      <w:pPr>
+        <w:ind w:left="720" w:hanging="360"/>
+      </w:pPr>
+    </w:lvl>
+    <w:lvl w:ilvl="1" w:tplc="B9AC757A">
+      <w:start w:val="9"/>
+      <w:numFmt w:val="bullet"/>
+      <w:lvlText w:val="•"/>
+      <w:lvlJc w:val="left"/>
+      <w:pPr>
+        <w:ind w:left="1800" w:hanging="720"/>
+      </w:pPr>
+      <w:rPr>
+        <w:rFonts w:ascii="Aptos Serif" w:eastAsia="Microsoft Sans Serif" w:hAnsi="Aptos Serif" w:cs="Aptos Serif" w:hint="default"/>
+      </w:rPr>
+    </w:lvl>
+    <w:lvl w:ilvl="2" w:tplc="1409001B" w:tentative="1">
+      <w:start w:val="1"/>
+      <w:numFmt w:val="lowerRoman"/>
+      <w:lvlText w:val="%3."/>
+      <w:lvlJc w:val="right"/>
+      <w:pPr>
+        <w:ind w:left="2160" w:hanging="180"/>
+      </w:pPr>
+    </w:lvl>
+    <w:lvl w:ilvl="3" w:tplc="1409000F" w:tentative="1">
+      <w:start w:val="1"/>
+      <w:numFmt w:val="decimal"/>
+      <w:lvlText w:val="%4."/>
+      <w:lvlJc w:val="left"/>
+      <w:pPr>
+        <w:ind w:left="2880" w:hanging="360"/>
+      </w:pPr>
+    </w:lvl>
+    <w:lvl w:ilvl="4" w:tplc="14090019" w:tentative="1">
+      <w:start w:val="1"/>
+      <w:numFmt w:val="lowerLetter"/>
+      <w:lvlText w:val="%5."/>
+      <w:lvlJc w:val="left"/>
+      <w:pPr>
+        <w:ind w:left="3600" w:hanging="360"/>
+      </w:pPr>
+    </w:lvl>
+    <w:lvl w:ilvl="5" w:tplc="1409001B" w:tentative="1">
+      <w:start w:val="1"/>
+      <w:numFmt w:val="lowerRoman"/>
+      <w:lvlText w:val="%6."/>
+      <w:lvlJc w:val="right"/>
+      <w:pPr>
+        <w:ind w:left="4320" w:hanging="180"/>
+      </w:pPr>
+    </w:lvl>
+    <w:lvl w:ilvl="6" w:tplc="1409000F" w:tentative="1">
+      <w:start w:val="1"/>
+      <w:numFmt w:val="decimal"/>
+      <w:lvlText w:val="%7."/>
+      <w:lvlJc w:val="left"/>
+      <w:pPr>
+        <w:ind w:left="5040" w:hanging="360"/>
+      </w:pPr>
+    </w:lvl>
+    <w:lvl w:ilvl="7" w:tplc="14090019" w:tentative="1">
+      <w:start w:val="1"/>
+      <w:numFmt w:val="lowerLetter"/>
+      <w:lvlText w:val="%8."/>
+      <w:lvlJc w:val="left"/>
+      <w:pPr>
+        <w:ind w:left="5760" w:hanging="360"/>
+      </w:pPr>
+    </w:lvl>
+    <w:lvl w:ilvl="8" w:tplc="1409001B" w:tentative="1">
+      <w:start w:val="1"/>
+      <w:numFmt w:val="lowerRoman"/>
+      <w:lvlText w:val="%9."/>
+      <w:lvlJc w:val="right"/>
+      <w:pPr>
+        <w:ind w:left="6480" w:hanging="180"/>
+      </w:pPr>
+    </w:lvl>
+  </w:abstractNum>
+  <w:abstractNum w:abstractNumId="2" w15:restartNumberingAfterBreak="0">
     <w:nsid w:val="14CF062C"/>
     <w:multiLevelType w:val="multilevel"/>
     <w:tmpl w:val="F350EA4C"/>
@@ -3029,7 +5832,7 @@
       </w:rPr>
     </w:lvl>
   </w:abstractNum>
-  <w:abstractNum w:abstractNumId="1" w15:restartNumberingAfterBreak="0">
+  <w:abstractNum w:abstractNumId="3" w15:restartNumberingAfterBreak="0">
     <w:nsid w:val="189257E9"/>
     <w:multiLevelType w:val="hybridMultilevel"/>
     <w:tmpl w:val="1CF2C408"/>
@@ -3119,28 +5922,38 @@
       </w:pPr>
     </w:lvl>
   </w:abstractNum>
-  <w:abstractNum w:abstractNumId="2" w15:restartNumberingAfterBreak="0">
+  <w:abstractNum w:abstractNumId="4" w15:restartNumberingAfterBreak="0">
     <w:nsid w:val="20FD3371"/>
     <w:multiLevelType w:val="hybridMultilevel"/>
-    <w:tmpl w:val="58868600"/>
-    <w:lvl w:ilvl="0" w:tplc="3CF01562">
+    <w:tmpl w:val="C756EB28"/>
+    <w:lvl w:ilvl="0" w:tplc="BFD27FF2">
       <w:start w:val="1"/>
       <w:numFmt w:val="decimal"/>
       <w:pStyle w:val="Heading1"/>
       <w:lvlText w:val="%1."/>
       <w:lvlJc w:val="left"/>
       <w:pPr>
-        <w:ind w:left="785" w:hanging="360"/>
-      </w:pPr>
-    </w:lvl>
-    <w:lvl w:ilvl="1" w:tplc="14090019" w:tentative="1">
-      <w:start w:val="1"/>
-      <w:numFmt w:val="lowerLetter"/>
-      <w:lvlText w:val="%2."/>
+        <w:ind w:left="501" w:hanging="360"/>
+      </w:pPr>
+      <w:rPr>
+        <w:rFonts w:asciiTheme="majorHAnsi" w:hAnsiTheme="majorHAnsi" w:hint="default"/>
+        <w:b/>
+        <w:bCs/>
+        <w:sz w:val="24"/>
+        <w:szCs w:val="24"/>
+      </w:rPr>
+    </w:lvl>
+    <w:lvl w:ilvl="1" w:tplc="1B3643F6">
+      <w:start w:val="9"/>
+      <w:numFmt w:val="bullet"/>
+      <w:lvlText w:val="•"/>
       <w:lvlJc w:val="left"/>
       <w:pPr>
         <w:ind w:left="1571" w:hanging="360"/>
       </w:pPr>
+      <w:rPr>
+        <w:rFonts w:ascii="Aptos Serif" w:eastAsia="Microsoft Sans Serif" w:hAnsi="Aptos Serif" w:cs="Aptos Serif" w:hint="default"/>
+      </w:rPr>
     </w:lvl>
     <w:lvl w:ilvl="2" w:tplc="1409001B" w:tentative="1">
       <w:start w:val="1"/>
@@ -3206,7 +6019,7 @@
       </w:pPr>
     </w:lvl>
   </w:abstractNum>
-  <w:abstractNum w:abstractNumId="3" w15:restartNumberingAfterBreak="0">
+  <w:abstractNum w:abstractNumId="5" w15:restartNumberingAfterBreak="0">
     <w:nsid w:val="230824BE"/>
     <w:multiLevelType w:val="hybridMultilevel"/>
     <w:tmpl w:val="AC7A3C8C"/>
@@ -3319,7 +6132,7 @@
       </w:rPr>
     </w:lvl>
   </w:abstractNum>
-  <w:abstractNum w:abstractNumId="4" w15:restartNumberingAfterBreak="0">
+  <w:abstractNum w:abstractNumId="6" w15:restartNumberingAfterBreak="0">
     <w:nsid w:val="280A422F"/>
     <w:multiLevelType w:val="hybridMultilevel"/>
     <w:tmpl w:val="317CAA0E"/>
@@ -3432,7 +6245,7 @@
       </w:rPr>
     </w:lvl>
   </w:abstractNum>
-  <w:abstractNum w:abstractNumId="5" w15:restartNumberingAfterBreak="0">
+  <w:abstractNum w:abstractNumId="7" w15:restartNumberingAfterBreak="0">
     <w:nsid w:val="32104412"/>
     <w:multiLevelType w:val="hybridMultilevel"/>
     <w:tmpl w:val="787499DE"/>
@@ -3555,7 +6368,7 @@
       </w:rPr>
     </w:lvl>
   </w:abstractNum>
-  <w:abstractNum w:abstractNumId="6" w15:restartNumberingAfterBreak="0">
+  <w:abstractNum w:abstractNumId="8" w15:restartNumberingAfterBreak="0">
     <w:nsid w:val="354859FC"/>
     <w:multiLevelType w:val="hybridMultilevel"/>
     <w:tmpl w:val="5A804FB8"/>
@@ -3668,7 +6481,7 @@
       </w:rPr>
     </w:lvl>
   </w:abstractNum>
-  <w:abstractNum w:abstractNumId="7" w15:restartNumberingAfterBreak="0">
+  <w:abstractNum w:abstractNumId="9" w15:restartNumberingAfterBreak="0">
     <w:nsid w:val="371738E5"/>
     <w:multiLevelType w:val="hybridMultilevel"/>
     <w:tmpl w:val="DFA43F8C"/>
@@ -3791,7 +6604,7 @@
       </w:rPr>
     </w:lvl>
   </w:abstractNum>
-  <w:abstractNum w:abstractNumId="8" w15:restartNumberingAfterBreak="0">
+  <w:abstractNum w:abstractNumId="10" w15:restartNumberingAfterBreak="0">
     <w:nsid w:val="377010D7"/>
     <w:multiLevelType w:val="hybridMultilevel"/>
     <w:tmpl w:val="73783F26"/>
@@ -3914,7 +6727,93 @@
       </w:rPr>
     </w:lvl>
   </w:abstractNum>
-  <w:abstractNum w:abstractNumId="9" w15:restartNumberingAfterBreak="0">
+  <w:abstractNum w:abstractNumId="11" w15:restartNumberingAfterBreak="0">
+    <w:nsid w:val="4C8D059D"/>
+    <w:multiLevelType w:val="hybridMultilevel"/>
+    <w:tmpl w:val="09985A5C"/>
+    <w:lvl w:ilvl="0" w:tplc="1409000F">
+      <w:start w:val="1"/>
+      <w:numFmt w:val="decimal"/>
+      <w:lvlText w:val="%1."/>
+      <w:lvlJc w:val="left"/>
+      <w:pPr>
+        <w:ind w:left="720" w:hanging="360"/>
+      </w:pPr>
+    </w:lvl>
+    <w:lvl w:ilvl="1" w:tplc="14090019" w:tentative="1">
+      <w:start w:val="1"/>
+      <w:numFmt w:val="lowerLetter"/>
+      <w:lvlText w:val="%2."/>
+      <w:lvlJc w:val="left"/>
+      <w:pPr>
+        <w:ind w:left="1440" w:hanging="360"/>
+      </w:pPr>
+    </w:lvl>
+    <w:lvl w:ilvl="2" w:tplc="1409001B" w:tentative="1">
+      <w:start w:val="1"/>
+      <w:numFmt w:val="lowerRoman"/>
+      <w:lvlText w:val="%3."/>
+      <w:lvlJc w:val="right"/>
+      <w:pPr>
+        <w:ind w:left="2160" w:hanging="180"/>
+      </w:pPr>
+    </w:lvl>
+    <w:lvl w:ilvl="3" w:tplc="1409000F" w:tentative="1">
+      <w:start w:val="1"/>
+      <w:numFmt w:val="decimal"/>
+      <w:lvlText w:val="%4."/>
+      <w:lvlJc w:val="left"/>
+      <w:pPr>
+        <w:ind w:left="2880" w:hanging="360"/>
+      </w:pPr>
+    </w:lvl>
+    <w:lvl w:ilvl="4" w:tplc="14090019" w:tentative="1">
+      <w:start w:val="1"/>
+      <w:numFmt w:val="lowerLetter"/>
+      <w:lvlText w:val="%5."/>
+      <w:lvlJc w:val="left"/>
+      <w:pPr>
+        <w:ind w:left="3600" w:hanging="360"/>
+      </w:pPr>
+    </w:lvl>
+    <w:lvl w:ilvl="5" w:tplc="1409001B" w:tentative="1">
+      <w:start w:val="1"/>
+      <w:numFmt w:val="lowerRoman"/>
+      <w:lvlText w:val="%6."/>
+      <w:lvlJc w:val="right"/>
+      <w:pPr>
+        <w:ind w:left="4320" w:hanging="180"/>
+      </w:pPr>
+    </w:lvl>
+    <w:lvl w:ilvl="6" w:tplc="1409000F" w:tentative="1">
+      <w:start w:val="1"/>
+      <w:numFmt w:val="decimal"/>
+      <w:lvlText w:val="%7."/>
+      <w:lvlJc w:val="left"/>
+      <w:pPr>
+        <w:ind w:left="5040" w:hanging="360"/>
+      </w:pPr>
+    </w:lvl>
+    <w:lvl w:ilvl="7" w:tplc="14090019" w:tentative="1">
+      <w:start w:val="1"/>
+      <w:numFmt w:val="lowerLetter"/>
+      <w:lvlText w:val="%8."/>
+      <w:lvlJc w:val="left"/>
+      <w:pPr>
+        <w:ind w:left="5760" w:hanging="360"/>
+      </w:pPr>
+    </w:lvl>
+    <w:lvl w:ilvl="8" w:tplc="1409001B" w:tentative="1">
+      <w:start w:val="1"/>
+      <w:numFmt w:val="lowerRoman"/>
+      <w:lvlText w:val="%9."/>
+      <w:lvlJc w:val="right"/>
+      <w:pPr>
+        <w:ind w:left="6480" w:hanging="180"/>
+      </w:pPr>
+    </w:lvl>
+  </w:abstractNum>
+  <w:abstractNum w:abstractNumId="12" w15:restartNumberingAfterBreak="0">
     <w:nsid w:val="59717DAB"/>
     <w:multiLevelType w:val="hybridMultilevel"/>
     <w:tmpl w:val="A88468B6"/>
@@ -4037,7 +6936,7 @@
       </w:rPr>
     </w:lvl>
   </w:abstractNum>
-  <w:abstractNum w:abstractNumId="10" w15:restartNumberingAfterBreak="0">
+  <w:abstractNum w:abstractNumId="13" w15:restartNumberingAfterBreak="0">
     <w:nsid w:val="73154307"/>
     <w:multiLevelType w:val="hybridMultilevel"/>
     <w:tmpl w:val="6964A4AC"/>
@@ -4160,7 +7059,7 @@
       </w:rPr>
     </w:lvl>
   </w:abstractNum>
-  <w:abstractNum w:abstractNumId="11" w15:restartNumberingAfterBreak="0">
+  <w:abstractNum w:abstractNumId="14" w15:restartNumberingAfterBreak="0">
     <w:nsid w:val="75DB2B16"/>
     <w:multiLevelType w:val="hybridMultilevel"/>
     <w:tmpl w:val="367CC4D2"/>
@@ -4170,7 +7069,7 @@
       <w:lvlText w:val=""/>
       <w:lvlJc w:val="left"/>
       <w:pPr>
-        <w:ind w:left="720" w:hanging="360"/>
+        <w:ind w:left="785" w:hanging="360"/>
       </w:pPr>
       <w:rPr>
         <w:rFonts w:ascii="Wingdings" w:hAnsi="Wingdings" w:hint="default"/>
@@ -4182,6 +7081,119 @@
       <w:lvlText w:val="o"/>
       <w:lvlJc w:val="left"/>
       <w:pPr>
+        <w:ind w:left="1505" w:hanging="360"/>
+      </w:pPr>
+      <w:rPr>
+        <w:rFonts w:ascii="Courier New" w:hAnsi="Courier New" w:cs="Courier New" w:hint="default"/>
+      </w:rPr>
+    </w:lvl>
+    <w:lvl w:ilvl="2" w:tplc="14090005" w:tentative="1">
+      <w:start w:val="1"/>
+      <w:numFmt w:val="bullet"/>
+      <w:lvlText w:val=""/>
+      <w:lvlJc w:val="left"/>
+      <w:pPr>
+        <w:ind w:left="2225" w:hanging="360"/>
+      </w:pPr>
+      <w:rPr>
+        <w:rFonts w:ascii="Wingdings" w:hAnsi="Wingdings" w:hint="default"/>
+      </w:rPr>
+    </w:lvl>
+    <w:lvl w:ilvl="3" w:tplc="14090001" w:tentative="1">
+      <w:start w:val="1"/>
+      <w:numFmt w:val="bullet"/>
+      <w:lvlText w:val=""/>
+      <w:lvlJc w:val="left"/>
+      <w:pPr>
+        <w:ind w:left="2945" w:hanging="360"/>
+      </w:pPr>
+      <w:rPr>
+        <w:rFonts w:ascii="Symbol" w:hAnsi="Symbol" w:hint="default"/>
+      </w:rPr>
+    </w:lvl>
+    <w:lvl w:ilvl="4" w:tplc="14090003" w:tentative="1">
+      <w:start w:val="1"/>
+      <w:numFmt w:val="bullet"/>
+      <w:lvlText w:val="o"/>
+      <w:lvlJc w:val="left"/>
+      <w:pPr>
+        <w:ind w:left="3665" w:hanging="360"/>
+      </w:pPr>
+      <w:rPr>
+        <w:rFonts w:ascii="Courier New" w:hAnsi="Courier New" w:cs="Courier New" w:hint="default"/>
+      </w:rPr>
+    </w:lvl>
+    <w:lvl w:ilvl="5" w:tplc="14090005" w:tentative="1">
+      <w:start w:val="1"/>
+      <w:numFmt w:val="bullet"/>
+      <w:lvlText w:val=""/>
+      <w:lvlJc w:val="left"/>
+      <w:pPr>
+        <w:ind w:left="4385" w:hanging="360"/>
+      </w:pPr>
+      <w:rPr>
+        <w:rFonts w:ascii="Wingdings" w:hAnsi="Wingdings" w:hint="default"/>
+      </w:rPr>
+    </w:lvl>
+    <w:lvl w:ilvl="6" w:tplc="14090001" w:tentative="1">
+      <w:start w:val="1"/>
+      <w:numFmt w:val="bullet"/>
+      <w:lvlText w:val=""/>
+      <w:lvlJc w:val="left"/>
+      <w:pPr>
+        <w:ind w:left="5105" w:hanging="360"/>
+      </w:pPr>
+      <w:rPr>
+        <w:rFonts w:ascii="Symbol" w:hAnsi="Symbol" w:hint="default"/>
+      </w:rPr>
+    </w:lvl>
+    <w:lvl w:ilvl="7" w:tplc="14090003" w:tentative="1">
+      <w:start w:val="1"/>
+      <w:numFmt w:val="bullet"/>
+      <w:lvlText w:val="o"/>
+      <w:lvlJc w:val="left"/>
+      <w:pPr>
+        <w:ind w:left="5825" w:hanging="360"/>
+      </w:pPr>
+      <w:rPr>
+        <w:rFonts w:ascii="Courier New" w:hAnsi="Courier New" w:cs="Courier New" w:hint="default"/>
+      </w:rPr>
+    </w:lvl>
+    <w:lvl w:ilvl="8" w:tplc="14090005" w:tentative="1">
+      <w:start w:val="1"/>
+      <w:numFmt w:val="bullet"/>
+      <w:lvlText w:val=""/>
+      <w:lvlJc w:val="left"/>
+      <w:pPr>
+        <w:ind w:left="6545" w:hanging="360"/>
+      </w:pPr>
+      <w:rPr>
+        <w:rFonts w:ascii="Wingdings" w:hAnsi="Wingdings" w:hint="default"/>
+      </w:rPr>
+    </w:lvl>
+  </w:abstractNum>
+  <w:abstractNum w:abstractNumId="15" w15:restartNumberingAfterBreak="0">
+    <w:nsid w:val="76492828"/>
+    <w:multiLevelType w:val="hybridMultilevel"/>
+    <w:tmpl w:val="7B3AFC2C"/>
+    <w:lvl w:ilvl="0" w:tplc="14090001">
+      <w:start w:val="1"/>
+      <w:numFmt w:val="bullet"/>
+      <w:lvlText w:val=""/>
+      <w:lvlJc w:val="left"/>
+      <w:pPr>
+        <w:ind w:left="1428" w:hanging="360"/>
+      </w:pPr>
+      <w:rPr>
+        <w:rFonts w:ascii="Symbol" w:hAnsi="Symbol" w:hint="default"/>
+      </w:rPr>
+    </w:lvl>
+    <w:lvl w:ilvl="1" w:tplc="14090003">
+      <w:start w:val="1"/>
+      <w:numFmt w:val="bullet"/>
+      <w:lvlText w:val="o"/>
+      <w:lvlJc w:val="left"/>
+      <w:pPr>
         <w:ind w:left="1440" w:hanging="360"/>
       </w:pPr>
       <w:rPr>
@@ -4273,7 +7285,103 @@
       </w:rPr>
     </w:lvl>
   </w:abstractNum>
-  <w:abstractNum w:abstractNumId="12" w15:restartNumberingAfterBreak="0">
+  <w:abstractNum w:abstractNumId="16" w15:restartNumberingAfterBreak="0">
+    <w:nsid w:val="78DC7031"/>
+    <w:multiLevelType w:val="hybridMultilevel"/>
+    <w:tmpl w:val="BC5CCBA2"/>
+    <w:lvl w:ilvl="0" w:tplc="1409000B">
+      <w:start w:val="1"/>
+      <w:numFmt w:val="bullet"/>
+      <w:lvlText w:val=""/>
+      <w:lvlJc w:val="left"/>
+      <w:pPr>
+        <w:ind w:left="501" w:hanging="360"/>
+      </w:pPr>
+      <w:rPr>
+        <w:rFonts w:ascii="Wingdings" w:hAnsi="Wingdings" w:hint="default"/>
+        <w:b/>
+        <w:bCs/>
+        <w:sz w:val="24"/>
+        <w:szCs w:val="24"/>
+      </w:rPr>
+    </w:lvl>
+    <w:lvl w:ilvl="1" w:tplc="FFFFFFFF">
+      <w:start w:val="9"/>
+      <w:numFmt w:val="bullet"/>
+      <w:lvlText w:val="•"/>
+      <w:lvlJc w:val="left"/>
+      <w:pPr>
+        <w:ind w:left="1571" w:hanging="360"/>
+      </w:pPr>
+      <w:rPr>
+        <w:rFonts w:ascii="Aptos Serif" w:eastAsia="Microsoft Sans Serif" w:hAnsi="Aptos Serif" w:cs="Aptos Serif" w:hint="default"/>
+      </w:rPr>
+    </w:lvl>
+    <w:lvl w:ilvl="2" w:tplc="FFFFFFFF" w:tentative="1">
+      <w:start w:val="1"/>
+      <w:numFmt w:val="lowerRoman"/>
+      <w:lvlText w:val="%3."/>
+      <w:lvlJc w:val="right"/>
+      <w:pPr>
+        <w:ind w:left="2291" w:hanging="180"/>
+      </w:pPr>
+    </w:lvl>
+    <w:lvl w:ilvl="3" w:tplc="FFFFFFFF" w:tentative="1">
+      <w:start w:val="1"/>
+      <w:numFmt w:val="decimal"/>
+      <w:lvlText w:val="%4."/>
+      <w:lvlJc w:val="left"/>
+      <w:pPr>
+        <w:ind w:left="3011" w:hanging="360"/>
+      </w:pPr>
+    </w:lvl>
+    <w:lvl w:ilvl="4" w:tplc="FFFFFFFF" w:tentative="1">
+      <w:start w:val="1"/>
+      <w:numFmt w:val="lowerLetter"/>
+      <w:lvlText w:val="%5."/>
+      <w:lvlJc w:val="left"/>
+      <w:pPr>
+        <w:ind w:left="3731" w:hanging="360"/>
+      </w:pPr>
+    </w:lvl>
+    <w:lvl w:ilvl="5" w:tplc="FFFFFFFF" w:tentative="1">
+      <w:start w:val="1"/>
+      <w:numFmt w:val="lowerRoman"/>
+      <w:lvlText w:val="%6."/>
+      <w:lvlJc w:val="right"/>
+      <w:pPr>
+        <w:ind w:left="4451" w:hanging="180"/>
+      </w:pPr>
+    </w:lvl>
+    <w:lvl w:ilvl="6" w:tplc="FFFFFFFF" w:tentative="1">
+      <w:start w:val="1"/>
+      <w:numFmt w:val="decimal"/>
+      <w:lvlText w:val="%7."/>
+      <w:lvlJc w:val="left"/>
+      <w:pPr>
+        <w:ind w:left="5171" w:hanging="360"/>
+      </w:pPr>
+    </w:lvl>
+    <w:lvl w:ilvl="7" w:tplc="FFFFFFFF" w:tentative="1">
+      <w:start w:val="1"/>
+      <w:numFmt w:val="lowerLetter"/>
+      <w:lvlText w:val="%8."/>
+      <w:lvlJc w:val="left"/>
+      <w:pPr>
+        <w:ind w:left="5891" w:hanging="360"/>
+      </w:pPr>
+    </w:lvl>
+    <w:lvl w:ilvl="8" w:tplc="FFFFFFFF" w:tentative="1">
+      <w:start w:val="1"/>
+      <w:numFmt w:val="lowerRoman"/>
+      <w:lvlText w:val="%9."/>
+      <w:lvlJc w:val="right"/>
+      <w:pPr>
+        <w:ind w:left="6611" w:hanging="180"/>
+      </w:pPr>
+    </w:lvl>
+  </w:abstractNum>
+  <w:abstractNum w:abstractNumId="17" w15:restartNumberingAfterBreak="0">
     <w:nsid w:val="7B316BBC"/>
     <w:multiLevelType w:val="multilevel"/>
     <w:tmpl w:val="B936FB40"/>
@@ -4422,7 +7530,7 @@
       </w:rPr>
     </w:lvl>
   </w:abstractNum>
-  <w:abstractNum w:abstractNumId="13" w15:restartNumberingAfterBreak="0">
+  <w:abstractNum w:abstractNumId="18" w15:restartNumberingAfterBreak="0">
     <w:nsid w:val="7C830FAA"/>
     <w:multiLevelType w:val="hybridMultilevel"/>
     <w:tmpl w:val="4B2C3B36"/>
@@ -4509,46 +7617,61 @@
     </w:lvl>
   </w:abstractNum>
   <w:num w:numId="1" w16cid:durableId="1280800662">
+    <w:abstractNumId w:val="13"/>
+  </w:num>
+  <w:num w:numId="2" w16cid:durableId="1420641891">
+    <w:abstractNumId w:val="9"/>
+  </w:num>
+  <w:num w:numId="3" w16cid:durableId="1155999360">
+    <w:abstractNumId w:val="7"/>
+  </w:num>
+  <w:num w:numId="4" w16cid:durableId="251596847">
     <w:abstractNumId w:val="10"/>
   </w:num>
-  <w:num w:numId="2" w16cid:durableId="1420641891">
-    <w:abstractNumId w:val="7"/>
+  <w:num w:numId="5" w16cid:durableId="728115633">
+    <w:abstractNumId w:val="12"/>
   </w:num>
-  <w:num w:numId="3" w16cid:durableId="1155999360">
+  <w:num w:numId="6" w16cid:durableId="757599250">
+    <w:abstractNumId w:val="2"/>
+  </w:num>
+  <w:num w:numId="7" w16cid:durableId="1454251690">
+    <w:abstractNumId w:val="4"/>
+  </w:num>
+  <w:num w:numId="8" w16cid:durableId="654842591">
+    <w:abstractNumId w:val="3"/>
+  </w:num>
+  <w:num w:numId="9" w16cid:durableId="118690617">
+    <w:abstractNumId w:val="8"/>
+  </w:num>
+  <w:num w:numId="10" w16cid:durableId="1144933278">
+    <w:abstractNumId w:val="17"/>
+  </w:num>
+  <w:num w:numId="11" w16cid:durableId="1267080721">
+    <w:abstractNumId w:val="6"/>
+  </w:num>
+  <w:num w:numId="12" w16cid:durableId="1788692480">
+    <w:abstractNumId w:val="18"/>
+  </w:num>
+  <w:num w:numId="13" w16cid:durableId="798451282">
     <w:abstractNumId w:val="5"/>
   </w:num>
-  <w:num w:numId="4" w16cid:durableId="251596847">
-    <w:abstractNumId w:val="8"/>
+  <w:num w:numId="14" w16cid:durableId="601914786">
+    <w:abstractNumId w:val="14"/>
   </w:num>
-  <w:num w:numId="5" w16cid:durableId="728115633">
-    <w:abstractNumId w:val="9"/>
+  <w:num w:numId="15" w16cid:durableId="281303491">
+    <w:abstractNumId w:val="11"/>
   </w:num>
-  <w:num w:numId="6" w16cid:durableId="757599250">
+  <w:num w:numId="16" w16cid:durableId="2060783143">
     <w:abstractNumId w:val="0"/>
   </w:num>
-  <w:num w:numId="7" w16cid:durableId="1454251690">
-    <w:abstractNumId w:val="2"/>
-  </w:num>
-  <w:num w:numId="8" w16cid:durableId="654842591">
+  <w:num w:numId="17" w16cid:durableId="304436029">
     <w:abstractNumId w:val="1"/>
   </w:num>
-  <w:num w:numId="9" w16cid:durableId="118690617">
-    <w:abstractNumId w:val="6"/>
+  <w:num w:numId="18" w16cid:durableId="1109933546">
+    <w:abstractNumId w:val="15"/>
   </w:num>
-  <w:num w:numId="10" w16cid:durableId="1144933278">
-    <w:abstractNumId w:val="12"/>
-  </w:num>
-  <w:num w:numId="11" w16cid:durableId="1267080721">
-    <w:abstractNumId w:val="4"/>
-  </w:num>
-  <w:num w:numId="12" w16cid:durableId="1788692480">
-    <w:abstractNumId w:val="13"/>
-  </w:num>
-  <w:num w:numId="13" w16cid:durableId="798451282">
-    <w:abstractNumId w:val="3"/>
-  </w:num>
-  <w:num w:numId="14" w16cid:durableId="601914786">
-    <w:abstractNumId w:val="11"/>
+  <w:num w:numId="19" w16cid:durableId="1440374312">
+    <w:abstractNumId w:val="16"/>
   </w:num>
 </w:numbering>
 </file>
@@ -4967,7 +8090,6 @@
       <w:numPr>
         <w:numId w:val="7"/>
       </w:numPr>
-      <w:ind w:left="360"/>
       <w:outlineLvl w:val="0"/>
     </w:pPr>
     <w:rPr>
@@ -5003,6 +8125,7 @@
   <w:style w:type="character" w:default="1" w:styleId="DefaultParagraphFont">
     <w:name w:val="Default Paragraph Font"/>
     <w:uiPriority w:val="1"/>
+    <w:semiHidden/>
     <w:unhideWhenUsed/>
   </w:style>
   <w:style w:type="table" w:default="1" w:styleId="TableNormal">
